--- a/admin/syllabi/syllabus v3.docx
+++ b/admin/syllabi/syllabus v3.docx
@@ -1,6 +1,6 @@
 
 <file path=word/document.xml><?xml version="1.0" encoding="utf-8"?>
-<w:document xmlns:wpc="http://schemas.microsoft.com/office/word/2010/wordprocessingCanvas" xmlns:cx="http://schemas.microsoft.com/office/drawing/2014/chartex" xmlns:cx1="http://schemas.microsoft.com/office/drawing/2015/9/8/chartex" xmlns:cx2="http://schemas.microsoft.com/office/drawing/2015/10/21/chartex" xmlns:cx3="http://schemas.microsoft.com/office/drawing/2016/5/9/chartex" xmlns:cx4="http://schemas.microsoft.com/office/drawing/2016/5/10/chartex" xmlns:cx5="http://schemas.microsoft.com/office/drawing/2016/5/11/chartex" xmlns:cx6="http://schemas.microsoft.com/office/drawing/2016/5/12/chartex" xmlns:cx7="http://schemas.microsoft.com/office/drawing/2016/5/13/chartex" xmlns:cx8="http://schemas.microsoft.com/office/drawing/2016/5/14/chartex" xmlns:mc="http://schemas.openxmlformats.org/markup-compatibility/2006" xmlns:aink="http://schemas.microsoft.com/office/drawing/2016/ink" xmlns:am3d="http://schemas.microsoft.com/office/drawing/2017/model3d" xmlns:o="urn:schemas-microsoft-com:office:office" xmlns:oel="http://schemas.microsoft.com/office/2019/extlst" xmlns:r="http://schemas.openxmlformats.org/officeDocument/2006/relationships" xmlns:m="http://schemas.openxmlformats.org/officeDocument/2006/math" xmlns:v="urn:schemas-microsoft-com:vml" xmlns:wp14="http://schemas.microsoft.com/office/word/2010/wordprocessingDrawing" xmlns:wp="http://schemas.openxmlformats.org/drawingml/2006/wordprocessingDrawing" xmlns:w10="urn:schemas-microsoft-com:office:word" xmlns:w="http://schemas.openxmlformats.org/wordprocessingml/2006/main" xmlns:w14="http://schemas.microsoft.com/office/word/2010/wordml" xmlns:w15="http://schemas.microsoft.com/office/word/2012/wordml" xmlns:w16cex="http://schemas.microsoft.com/office/word/2018/wordml/cex" xmlns:w16cid="http://schemas.microsoft.com/office/word/2016/wordml/cid" xmlns:w16="http://schemas.microsoft.com/office/word/2018/wordml" xmlns:w16du="http://schemas.microsoft.com/office/word/2023/wordml/word16du" xmlns:w16sdtdh="http://schemas.microsoft.com/office/word/2020/wordml/sdtdatahash" xmlns:w16sdtfl="http://schemas.microsoft.com/office/word/2024/wordml/sdtformatlock" xmlns:w16se="http://schemas.microsoft.com/office/word/2015/wordml/symex" xmlns:wpg="http://schemas.microsoft.com/office/word/2010/wordprocessingGroup" xmlns:wpi="http://schemas.microsoft.com/office/word/2010/wordprocessingInk" xmlns:wne="http://schemas.microsoft.com/office/word/2006/wordml" xmlns:wps="http://schemas.microsoft.com/office/word/2010/wordprocessingShape" mc:Ignorable="w14 w15 w16se w16cid w16 w16cex w16sdtdh w16sdtfl w16du wp14">
+<w:document xmlns:wpc="http://schemas.microsoft.com/office/word/2010/wordprocessingCanvas" xmlns:mc="http://schemas.openxmlformats.org/markup-compatibility/2006" xmlns:o="urn:schemas-microsoft-com:office:office" xmlns:r="http://schemas.openxmlformats.org/officeDocument/2006/relationships" xmlns:m="http://schemas.openxmlformats.org/officeDocument/2006/math" xmlns:v="urn:schemas-microsoft-com:vml" xmlns:wp14="http://schemas.microsoft.com/office/word/2010/wordprocessingDrawing" xmlns:wp="http://schemas.openxmlformats.org/drawingml/2006/wordprocessingDrawing" xmlns:w10="urn:schemas-microsoft-com:office:word" xmlns:w="http://schemas.openxmlformats.org/wordprocessingml/2006/main" xmlns:w14="http://schemas.microsoft.com/office/word/2010/wordml" xmlns:w15="http://schemas.microsoft.com/office/word/2012/wordml" xmlns:w16se="http://schemas.microsoft.com/office/word/2015/wordml/symex" xmlns:w16cid="http://schemas.microsoft.com/office/word/2016/wordml/cid" xmlns:w16="http://schemas.microsoft.com/office/word/2018/wordml" xmlns:w16cex="http://schemas.microsoft.com/office/word/2018/wordml/cex" xmlns:w16sdtdh="http://schemas.microsoft.com/office/word/2020/wordml/sdtdatahash" xmlns:wne="http://schemas.microsoft.com/office/word/2006/wordml" xmlns:wpg="http://schemas.microsoft.com/office/word/2010/wordprocessingGroup" xmlns:wps="http://schemas.microsoft.com/office/word/2010/wordprocessingShape" mc:Ignorable="w14 w15 w16se w16cid w16 w16cex w16sdtdh wp14">
   <w:body>
     <w:p>
       <w:pPr>
@@ -11,7 +11,11 @@
       </w:pPr>
       <w:r>
         <w:rPr>
+          <w:rFonts w:ascii="Calibri" w:hAnsi="Calibri" w:eastAsia="Calibri" w:cs="Arial" w:asciiTheme="minorHAnsi" w:hAnsiTheme="minorHAnsi" w:eastAsiaTheme="minorHAnsi" w:csTheme="minorBidi"/>
           <w:b/>
+          <w:bCs/>
+          <w:sz w:val="24"/>
+          <w:szCs w:val="24"/>
         </w:rPr>
         <w:t>RBE 595 Special Topics: Advanced Robot Navigation</w:t>
       </w:r>
@@ -25,7 +29,11 @@
       </w:pPr>
       <w:r>
         <w:rPr>
+          <w:rFonts w:ascii="Calibri" w:hAnsi="Calibri" w:eastAsia="Calibri" w:cs="Arial" w:asciiTheme="minorHAnsi" w:hAnsiTheme="minorHAnsi" w:eastAsiaTheme="minorHAnsi" w:csTheme="minorBidi"/>
           <w:b/>
+          <w:bCs/>
+          <w:sz w:val="24"/>
+          <w:szCs w:val="24"/>
         </w:rPr>
         <w:t>Robotics Engineering</w:t>
       </w:r>
@@ -39,13 +47,21 @@
       </w:pPr>
       <w:r>
         <w:rPr>
+          <w:rFonts w:ascii="Calibri" w:hAnsi="Calibri" w:eastAsia="Calibri" w:cs="Arial" w:asciiTheme="minorHAnsi" w:hAnsiTheme="minorHAnsi" w:eastAsiaTheme="minorHAnsi" w:csTheme="minorBidi"/>
           <w:b/>
+          <w:bCs/>
+          <w:sz w:val="24"/>
+          <w:szCs w:val="24"/>
         </w:rPr>
         <w:t>Spring 202</w:t>
       </w:r>
       <w:r>
         <w:rPr>
+          <w:rFonts w:ascii="Calibri" w:hAnsi="Calibri" w:eastAsia="Calibri" w:cs="Arial" w:asciiTheme="minorHAnsi" w:hAnsiTheme="minorHAnsi" w:eastAsiaTheme="minorHAnsi" w:csTheme="minorBidi"/>
           <w:b/>
+          <w:bCs/>
+          <w:sz w:val="24"/>
+          <w:szCs w:val="24"/>
         </w:rPr>
         <w:t>5</w:t>
       </w:r>
@@ -66,18 +82,32 @@
       </w:pPr>
       <w:r>
         <w:rPr>
+          <w:rFonts w:ascii="Calibri" w:hAnsi="Calibri" w:eastAsia="Calibri" w:cs="Arial" w:asciiTheme="minorHAnsi" w:hAnsiTheme="minorHAnsi" w:eastAsiaTheme="minorHAnsi" w:csTheme="minorBidi"/>
           <w:b/>
+          <w:bCs/>
+          <w:sz w:val="24"/>
+          <w:szCs w:val="24"/>
         </w:rPr>
         <w:t>Instructor:</w:t>
       </w:r>
     </w:p>
     <w:p>
       <w:r>
+        <w:rPr>
+          <w:rFonts w:ascii="Calibri" w:hAnsi="Calibri" w:eastAsia="Calibri" w:cs="Arial" w:asciiTheme="minorHAnsi" w:hAnsiTheme="minorHAnsi" w:eastAsiaTheme="minorHAnsi" w:csTheme="minorBidi"/>
+          <w:sz w:val="24"/>
+          <w:szCs w:val="24"/>
+        </w:rPr>
         <w:t>James Brodovsky</w:t>
       </w:r>
     </w:p>
     <w:p>
       <w:r>
+        <w:rPr>
+          <w:rFonts w:ascii="Calibri" w:hAnsi="Calibri" w:eastAsia="Calibri" w:cs="Arial" w:asciiTheme="minorHAnsi" w:hAnsiTheme="minorHAnsi" w:eastAsiaTheme="minorHAnsi" w:csTheme="minorBidi"/>
+          <w:sz w:val="24"/>
+          <w:szCs w:val="24"/>
+        </w:rPr>
         <w:t>jbrodovsky@wpi.edu</w:t>
       </w:r>
     </w:p>
@@ -85,70 +115,134 @@
     <w:p>
       <w:r>
         <w:rPr>
+          <w:rFonts w:ascii="Calibri" w:hAnsi="Calibri" w:eastAsia="Calibri" w:cs="Arial" w:asciiTheme="minorHAnsi" w:hAnsiTheme="minorHAnsi" w:eastAsiaTheme="minorHAnsi" w:csTheme="minorBidi"/>
           <w:b/>
+          <w:bCs/>
+          <w:sz w:val="24"/>
+          <w:szCs w:val="24"/>
         </w:rPr>
         <w:t>Course Description:</w:t>
       </w:r>
     </w:p>
     <w:p>
       <w:r>
-        <w:rPr/>
+        <w:rPr>
+          <w:rFonts w:ascii="Calibri" w:hAnsi="Calibri" w:eastAsia="Calibri" w:cs="Arial" w:asciiTheme="minorHAnsi" w:hAnsiTheme="minorHAnsi" w:eastAsiaTheme="minorHAnsi" w:csTheme="minorBidi"/>
+          <w:sz w:val="24"/>
+          <w:szCs w:val="24"/>
+        </w:rPr>
         <w:t xml:space="preserve">The Advanced Robot Navigation course delves into the sophisticated techniques and algorithms used by autonomous </w:t>
       </w:r>
       <w:r>
-        <w:rPr/>
+        <w:rPr>
+          <w:rFonts w:ascii="Calibri" w:hAnsi="Calibri" w:eastAsia="Calibri" w:cs="Arial" w:asciiTheme="minorHAnsi" w:hAnsiTheme="minorHAnsi" w:eastAsiaTheme="minorHAnsi" w:csTheme="minorBidi"/>
+          <w:sz w:val="24"/>
+          <w:szCs w:val="24"/>
+        </w:rPr>
         <w:t>systems</w:t>
       </w:r>
       <w:r>
-        <w:rPr/>
+        <w:rPr>
+          <w:rFonts w:ascii="Calibri" w:hAnsi="Calibri" w:eastAsia="Calibri" w:cs="Arial" w:asciiTheme="minorHAnsi" w:hAnsiTheme="minorHAnsi" w:eastAsiaTheme="minorHAnsi" w:csTheme="minorBidi"/>
+          <w:sz w:val="24"/>
+          <w:szCs w:val="24"/>
+        </w:rPr>
         <w:t xml:space="preserve"> to navigate complex, real-world environments with precision and efficiency. Building upon fundamental concepts in robotics and navigation, this course equips students with advanced knowledge and practical skills necessary to develop </w:t>
       </w:r>
       <w:r>
-        <w:rPr/>
+        <w:rPr>
+          <w:rFonts w:ascii="Calibri" w:hAnsi="Calibri" w:eastAsia="Calibri" w:cs="Arial" w:asciiTheme="minorHAnsi" w:hAnsiTheme="minorHAnsi" w:eastAsiaTheme="minorHAnsi" w:csTheme="minorBidi"/>
+          <w:sz w:val="24"/>
+          <w:szCs w:val="24"/>
+        </w:rPr>
         <w:t>cutting-edge</w:t>
       </w:r>
       <w:r>
-        <w:rPr/>
+        <w:rPr>
+          <w:rFonts w:ascii="Calibri" w:hAnsi="Calibri" w:eastAsia="Calibri" w:cs="Arial" w:asciiTheme="minorHAnsi" w:hAnsiTheme="minorHAnsi" w:eastAsiaTheme="minorHAnsi" w:csTheme="minorBidi"/>
+          <w:sz w:val="24"/>
+          <w:szCs w:val="24"/>
+        </w:rPr>
         <w:t xml:space="preserve"> navigation systems for autonomous robots </w:t>
       </w:r>
       <w:r>
-        <w:rPr/>
+        <w:rPr>
+          <w:rFonts w:ascii="Calibri" w:hAnsi="Calibri" w:eastAsia="Calibri" w:cs="Arial" w:asciiTheme="minorHAnsi" w:hAnsiTheme="minorHAnsi" w:eastAsiaTheme="minorHAnsi" w:csTheme="minorBidi"/>
+          <w:sz w:val="24"/>
+          <w:szCs w:val="24"/>
+        </w:rPr>
         <w:t>operating</w:t>
       </w:r>
       <w:r>
-        <w:rPr/>
+        <w:rPr>
+          <w:rFonts w:ascii="Calibri" w:hAnsi="Calibri" w:eastAsia="Calibri" w:cs="Arial" w:asciiTheme="minorHAnsi" w:hAnsiTheme="minorHAnsi" w:eastAsiaTheme="minorHAnsi" w:csTheme="minorBidi"/>
+          <w:sz w:val="24"/>
+          <w:szCs w:val="24"/>
+        </w:rPr>
         <w:t xml:space="preserve"> in diverse scenarios. The curriculum begins with a review of foundational principles in robot </w:t>
       </w:r>
       <w:r>
-        <w:rPr/>
+        <w:rPr>
+          <w:rFonts w:ascii="Calibri" w:hAnsi="Calibri" w:eastAsia="Calibri" w:cs="Arial" w:asciiTheme="minorHAnsi" w:hAnsiTheme="minorHAnsi" w:eastAsiaTheme="minorHAnsi" w:csTheme="minorBidi"/>
+          <w:sz w:val="24"/>
+          <w:szCs w:val="24"/>
+        </w:rPr>
         <w:t>perception</w:t>
       </w:r>
       <w:r>
-        <w:rPr/>
+        <w:rPr>
+          <w:rFonts w:ascii="Calibri" w:hAnsi="Calibri" w:eastAsia="Calibri" w:cs="Arial" w:asciiTheme="minorHAnsi" w:hAnsiTheme="minorHAnsi" w:eastAsiaTheme="minorHAnsi" w:csTheme="minorBidi"/>
+          <w:sz w:val="24"/>
+          <w:szCs w:val="24"/>
+        </w:rPr>
         <w:t xml:space="preserve"> and localization</w:t>
       </w:r>
       <w:r>
-        <w:rPr/>
+        <w:rPr>
+          <w:rFonts w:ascii="Calibri" w:hAnsi="Calibri" w:eastAsia="Calibri" w:cs="Arial" w:asciiTheme="minorHAnsi" w:hAnsiTheme="minorHAnsi" w:eastAsiaTheme="minorHAnsi" w:csTheme="minorBidi"/>
+          <w:sz w:val="24"/>
+          <w:szCs w:val="24"/>
+        </w:rPr>
         <w:t xml:space="preserve"> before examining modern techniques</w:t>
       </w:r>
       <w:r>
-        <w:rPr/>
+        <w:rPr>
+          <w:rFonts w:ascii="Calibri" w:hAnsi="Calibri" w:eastAsia="Calibri" w:cs="Arial" w:asciiTheme="minorHAnsi" w:hAnsiTheme="minorHAnsi" w:eastAsiaTheme="minorHAnsi" w:csTheme="minorBidi"/>
+          <w:sz w:val="24"/>
+          <w:szCs w:val="24"/>
+        </w:rPr>
         <w:t xml:space="preserve"> </w:t>
       </w:r>
       <w:r>
-        <w:rPr/>
+        <w:rPr>
+          <w:rFonts w:ascii="Calibri" w:hAnsi="Calibri" w:eastAsia="Calibri" w:cs="Arial" w:asciiTheme="minorHAnsi" w:hAnsiTheme="minorHAnsi" w:eastAsiaTheme="minorHAnsi" w:csTheme="minorBidi"/>
+          <w:sz w:val="24"/>
+          <w:szCs w:val="24"/>
+        </w:rPr>
         <w:t>in nonlinear estimation</w:t>
       </w:r>
       <w:r>
-        <w:rPr/>
+        <w:rPr>
+          <w:rFonts w:ascii="Calibri" w:hAnsi="Calibri" w:eastAsia="Calibri" w:cs="Arial" w:asciiTheme="minorHAnsi" w:hAnsiTheme="minorHAnsi" w:eastAsiaTheme="minorHAnsi" w:csTheme="minorBidi"/>
+          <w:sz w:val="24"/>
+          <w:szCs w:val="24"/>
+        </w:rPr>
         <w:t>, Simultaneous Localization and Mapping (SLAM), multi-sensor fusion</w:t>
       </w:r>
       <w:r>
-        <w:rPr/>
+        <w:rPr>
+          <w:rFonts w:ascii="Calibri" w:hAnsi="Calibri" w:eastAsia="Calibri" w:cs="Arial" w:asciiTheme="minorHAnsi" w:hAnsiTheme="minorHAnsi" w:eastAsiaTheme="minorHAnsi" w:csTheme="minorBidi"/>
+          <w:sz w:val="24"/>
+          <w:szCs w:val="24"/>
+        </w:rPr>
         <w:t>, and inertial navigation</w:t>
       </w:r>
       <w:r>
-        <w:rPr/>
+        <w:rPr>
+          <w:rFonts w:ascii="Calibri" w:hAnsi="Calibri" w:eastAsia="Calibri" w:cs="Arial" w:asciiTheme="minorHAnsi" w:hAnsiTheme="minorHAnsi" w:eastAsiaTheme="minorHAnsi" w:csTheme="minorBidi"/>
+          <w:sz w:val="24"/>
+          <w:szCs w:val="24"/>
+        </w:rPr>
         <w:t>. Students will deepen their understanding of these concepts through hands-on exercises and simulations.</w:t>
       </w:r>
     </w:p>
@@ -161,19 +255,31 @@
       </w:pPr>
       <w:r>
         <w:rPr>
+          <w:rFonts w:ascii="Calibri" w:hAnsi="Calibri" w:eastAsia="Calibri" w:cs="Arial" w:asciiTheme="minorHAnsi" w:hAnsiTheme="minorHAnsi" w:eastAsiaTheme="minorHAnsi" w:csTheme="minorBidi"/>
           <w:b/>
+          <w:bCs/>
+          <w:sz w:val="24"/>
+          <w:szCs w:val="24"/>
         </w:rPr>
         <w:t>Prerequisite</w:t>
       </w:r>
       <w:r>
         <w:rPr>
+          <w:rFonts w:ascii="Calibri" w:hAnsi="Calibri" w:eastAsia="Calibri" w:cs="Arial" w:asciiTheme="minorHAnsi" w:hAnsiTheme="minorHAnsi" w:eastAsiaTheme="minorHAnsi" w:csTheme="minorBidi"/>
           <w:b/>
+          <w:bCs/>
+          <w:sz w:val="24"/>
+          <w:szCs w:val="24"/>
         </w:rPr>
         <w:t>s</w:t>
       </w:r>
       <w:r>
         <w:rPr>
+          <w:rFonts w:ascii="Calibri" w:hAnsi="Calibri" w:eastAsia="Calibri" w:cs="Arial" w:asciiTheme="minorHAnsi" w:hAnsiTheme="minorHAnsi" w:eastAsiaTheme="minorHAnsi" w:csTheme="minorBidi"/>
           <w:b/>
+          <w:bCs/>
+          <w:sz w:val="24"/>
+          <w:szCs w:val="24"/>
         </w:rPr>
         <w:t xml:space="preserve"> </w:t>
       </w:r>
@@ -185,19 +291,24 @@
           <w:ilvl w:val="0"/>
           <w:numId w:val="15"/>
         </w:numPr>
+        <w:ind w:left="720" w:hanging="360"/>
         <w:rPr>
           <w:b/>
         </w:rPr>
       </w:pPr>
       <w:r>
         <w:rPr>
-          <w:bCs/>
+          <w:rFonts w:ascii="Calibri" w:hAnsi="Calibri" w:eastAsia="Calibri" w:cs="Arial" w:asciiTheme="minorHAnsi" w:hAnsiTheme="minorHAnsi" w:eastAsiaTheme="minorHAnsi" w:csTheme="minorBidi"/>
+          <w:sz w:val="24"/>
+          <w:szCs w:val="24"/>
         </w:rPr>
         <w:t>Courses</w:t>
       </w:r>
       <w:r>
         <w:rPr>
-          <w:bCs/>
+          <w:rFonts w:ascii="Calibri" w:hAnsi="Calibri" w:eastAsia="Calibri" w:cs="Arial" w:asciiTheme="minorHAnsi" w:hAnsiTheme="minorHAnsi" w:eastAsiaTheme="minorHAnsi" w:csTheme="minorBidi"/>
+          <w:sz w:val="24"/>
+          <w:szCs w:val="24"/>
         </w:rPr>
         <w:t xml:space="preserve"> (or equivalent)</w:t>
       </w:r>
@@ -209,8 +320,14 @@
           <w:ilvl w:val="1"/>
           <w:numId w:val="15"/>
         </w:numPr>
-      </w:pPr>
-      <w:r>
+        <w:ind w:left="1440" w:hanging="360"/>
+      </w:pPr>
+      <w:r>
+        <w:rPr>
+          <w:rFonts w:ascii="Calibri" w:hAnsi="Calibri" w:eastAsia="Calibri" w:cs="Arial" w:asciiTheme="minorHAnsi" w:hAnsiTheme="minorHAnsi" w:eastAsiaTheme="minorHAnsi" w:csTheme="minorBidi"/>
+          <w:sz w:val="24"/>
+          <w:szCs w:val="24"/>
+        </w:rPr>
         <w:t>RBE 500 Foundations of Robotics</w:t>
       </w:r>
     </w:p>
@@ -221,8 +338,14 @@
           <w:ilvl w:val="1"/>
           <w:numId w:val="15"/>
         </w:numPr>
-      </w:pPr>
-      <w:r>
+        <w:ind w:left="1440" w:hanging="360"/>
+      </w:pPr>
+      <w:r>
+        <w:rPr>
+          <w:rFonts w:ascii="Calibri" w:hAnsi="Calibri" w:eastAsia="Calibri" w:cs="Arial" w:asciiTheme="minorHAnsi" w:hAnsiTheme="minorHAnsi" w:eastAsiaTheme="minorHAnsi" w:csTheme="minorBidi"/>
+          <w:sz w:val="24"/>
+          <w:szCs w:val="24"/>
+        </w:rPr>
         <w:t>RBE 3002 Unified Robotics IV: Navigation</w:t>
       </w:r>
     </w:p>
@@ -233,8 +356,14 @@
           <w:ilvl w:val="0"/>
           <w:numId w:val="14"/>
         </w:numPr>
-      </w:pPr>
-      <w:r>
+        <w:ind w:left="720" w:hanging="360"/>
+      </w:pPr>
+      <w:r>
+        <w:rPr>
+          <w:rFonts w:ascii="Calibri" w:hAnsi="Calibri" w:eastAsia="Calibri" w:cs="Arial" w:asciiTheme="minorHAnsi" w:hAnsiTheme="minorHAnsi" w:eastAsiaTheme="minorHAnsi" w:csTheme="minorBidi"/>
+          <w:sz w:val="24"/>
+          <w:szCs w:val="24"/>
+        </w:rPr>
         <w:t xml:space="preserve">Recommended Background </w:t>
       </w:r>
     </w:p>
@@ -245,20 +374,46 @@
           <w:ilvl w:val="1"/>
           <w:numId w:val="14"/>
         </w:numPr>
-      </w:pPr>
-      <w:r>
+        <w:ind w:left="1440" w:hanging="360"/>
+      </w:pPr>
+      <w:r>
+        <w:rPr>
+          <w:rFonts w:ascii="Calibri" w:hAnsi="Calibri" w:eastAsia="Calibri" w:cs="Arial" w:asciiTheme="minorHAnsi" w:hAnsiTheme="minorHAnsi" w:eastAsiaTheme="minorHAnsi" w:csTheme="minorBidi"/>
+          <w:sz w:val="24"/>
+          <w:szCs w:val="24"/>
+        </w:rPr>
         <w:t xml:space="preserve">Intermediate knowledge </w:t>
       </w:r>
       <w:r>
+        <w:rPr>
+          <w:rFonts w:ascii="Calibri" w:hAnsi="Calibri" w:eastAsia="Calibri" w:cs="Arial" w:asciiTheme="minorHAnsi" w:hAnsiTheme="minorHAnsi" w:eastAsiaTheme="minorHAnsi" w:csTheme="minorBidi"/>
+          <w:sz w:val="24"/>
+          <w:szCs w:val="24"/>
+        </w:rPr>
         <w:t xml:space="preserve">of </w:t>
       </w:r>
       <w:r>
+        <w:rPr>
+          <w:rFonts w:ascii="Calibri" w:hAnsi="Calibri" w:eastAsia="Calibri" w:cs="Arial" w:asciiTheme="minorHAnsi" w:hAnsiTheme="minorHAnsi" w:eastAsiaTheme="minorHAnsi" w:csTheme="minorBidi"/>
+          <w:sz w:val="24"/>
+          <w:szCs w:val="24"/>
+        </w:rPr>
         <w:t>probabilit</w:t>
       </w:r>
       <w:r>
+        <w:rPr>
+          <w:rFonts w:ascii="Calibri" w:hAnsi="Calibri" w:eastAsia="Calibri" w:cs="Arial" w:asciiTheme="minorHAnsi" w:hAnsiTheme="minorHAnsi" w:eastAsiaTheme="minorHAnsi" w:csTheme="minorBidi"/>
+          <w:sz w:val="24"/>
+          <w:szCs w:val="24"/>
+        </w:rPr>
         <w:t>y</w:t>
       </w:r>
       <w:r>
+        <w:rPr>
+          <w:rFonts w:ascii="Calibri" w:hAnsi="Calibri" w:eastAsia="Calibri" w:cs="Arial" w:asciiTheme="minorHAnsi" w:hAnsiTheme="minorHAnsi" w:eastAsiaTheme="minorHAnsi" w:csTheme="minorBidi"/>
+          <w:sz w:val="24"/>
+          <w:szCs w:val="24"/>
+        </w:rPr>
         <w:t xml:space="preserve"> theory</w:t>
       </w:r>
     </w:p>
@@ -269,62 +424,118 @@
           <w:ilvl w:val="1"/>
           <w:numId w:val="14"/>
         </w:numPr>
-        <w:rPr/>
-      </w:pPr>
-      <w:r>
-        <w:rPr/>
+        <w:ind w:left="1440" w:hanging="360"/>
+      </w:pPr>
+      <w:r>
+        <w:rPr>
+          <w:rFonts w:ascii="Calibri" w:hAnsi="Calibri" w:eastAsia="Calibri" w:cs="Arial" w:asciiTheme="minorHAnsi" w:hAnsiTheme="minorHAnsi" w:eastAsiaTheme="minorHAnsi" w:csTheme="minorBidi"/>
+          <w:sz w:val="24"/>
+          <w:szCs w:val="24"/>
+        </w:rPr>
         <w:t>Intermediate knowledge of functional</w:t>
       </w:r>
       <w:r>
-        <w:rPr/>
+        <w:rPr>
+          <w:rFonts w:ascii="Calibri" w:hAnsi="Calibri" w:eastAsia="Calibri" w:cs="Arial" w:asciiTheme="minorHAnsi" w:hAnsiTheme="minorHAnsi" w:eastAsiaTheme="minorHAnsi" w:csTheme="minorBidi"/>
+          <w:sz w:val="24"/>
+          <w:szCs w:val="24"/>
+        </w:rPr>
         <w:t xml:space="preserve"> and/or object-oriented</w:t>
       </w:r>
       <w:r>
-        <w:rPr/>
+        <w:rPr>
+          <w:rFonts w:ascii="Calibri" w:hAnsi="Calibri" w:eastAsia="Calibri" w:cs="Arial" w:asciiTheme="minorHAnsi" w:hAnsiTheme="minorHAnsi" w:eastAsiaTheme="minorHAnsi" w:csTheme="minorBidi"/>
+          <w:sz w:val="24"/>
+          <w:szCs w:val="24"/>
+        </w:rPr>
         <w:t xml:space="preserve"> programming in </w:t>
       </w:r>
       <w:r>
-        <w:rPr/>
+        <w:rPr>
+          <w:rFonts w:ascii="Calibri" w:hAnsi="Calibri" w:eastAsia="Calibri" w:cs="Arial" w:asciiTheme="minorHAnsi" w:hAnsiTheme="minorHAnsi" w:eastAsiaTheme="minorHAnsi" w:csTheme="minorBidi"/>
+          <w:sz w:val="24"/>
+          <w:szCs w:val="24"/>
+        </w:rPr>
         <w:t xml:space="preserve">a modern programming language </w:t>
       </w:r>
       <w:r>
-        <w:rPr/>
+        <w:rPr>
+          <w:rFonts w:ascii="Calibri" w:hAnsi="Calibri" w:eastAsia="Calibri" w:cs="Arial" w:asciiTheme="minorHAnsi" w:hAnsiTheme="minorHAnsi" w:eastAsiaTheme="minorHAnsi" w:csTheme="minorBidi"/>
+          <w:sz w:val="24"/>
+          <w:szCs w:val="24"/>
+        </w:rPr>
         <w:t xml:space="preserve">such as Java, </w:t>
       </w:r>
       <w:r>
-        <w:rPr/>
+        <w:rPr>
+          <w:rFonts w:ascii="Calibri" w:hAnsi="Calibri" w:eastAsia="Calibri" w:cs="Arial" w:asciiTheme="minorHAnsi" w:hAnsiTheme="minorHAnsi" w:eastAsiaTheme="minorHAnsi" w:csTheme="minorBidi"/>
+          <w:sz w:val="24"/>
+          <w:szCs w:val="24"/>
+        </w:rPr>
         <w:t>Python</w:t>
       </w:r>
       <w:r>
-        <w:rPr/>
+        <w:rPr>
+          <w:rFonts w:ascii="Calibri" w:hAnsi="Calibri" w:eastAsia="Calibri" w:cs="Arial" w:asciiTheme="minorHAnsi" w:hAnsiTheme="minorHAnsi" w:eastAsiaTheme="minorHAnsi" w:csTheme="minorBidi"/>
+          <w:sz w:val="24"/>
+          <w:szCs w:val="24"/>
+        </w:rPr>
         <w:t xml:space="preserve"> &gt;3.7</w:t>
       </w:r>
       <w:r>
-        <w:rPr/>
+        <w:rPr>
+          <w:rFonts w:ascii="Calibri" w:hAnsi="Calibri" w:eastAsia="Calibri" w:cs="Arial" w:asciiTheme="minorHAnsi" w:hAnsiTheme="minorHAnsi" w:eastAsiaTheme="minorHAnsi" w:csTheme="minorBidi"/>
+          <w:sz w:val="24"/>
+          <w:szCs w:val="24"/>
+        </w:rPr>
         <w:t>,</w:t>
       </w:r>
       <w:r>
-        <w:rPr/>
+        <w:rPr>
+          <w:rFonts w:ascii="Calibri" w:hAnsi="Calibri" w:eastAsia="Calibri" w:cs="Arial" w:asciiTheme="minorHAnsi" w:hAnsiTheme="minorHAnsi" w:eastAsiaTheme="minorHAnsi" w:csTheme="minorBidi"/>
+          <w:sz w:val="24"/>
+          <w:szCs w:val="24"/>
+        </w:rPr>
         <w:t xml:space="preserve"> Rust,</w:t>
       </w:r>
       <w:r>
-        <w:rPr/>
+        <w:rPr>
+          <w:rFonts w:ascii="Calibri" w:hAnsi="Calibri" w:eastAsia="Calibri" w:cs="Arial" w:asciiTheme="minorHAnsi" w:hAnsiTheme="minorHAnsi" w:eastAsiaTheme="minorHAnsi" w:csTheme="minorBidi"/>
+          <w:sz w:val="24"/>
+          <w:szCs w:val="24"/>
+        </w:rPr>
         <w:t xml:space="preserve"> C</w:t>
       </w:r>
       <w:r>
-        <w:rPr/>
+        <w:rPr>
+          <w:rFonts w:ascii="Calibri" w:hAnsi="Calibri" w:eastAsia="Calibri" w:cs="Arial" w:asciiTheme="minorHAnsi" w:hAnsiTheme="minorHAnsi" w:eastAsiaTheme="minorHAnsi" w:csTheme="minorBidi"/>
+          <w:sz w:val="24"/>
+          <w:szCs w:val="24"/>
+        </w:rPr>
         <w:t>17</w:t>
       </w:r>
       <w:r>
-        <w:rPr/>
+        <w:rPr>
+          <w:rFonts w:ascii="Calibri" w:hAnsi="Calibri" w:eastAsia="Calibri" w:cs="Arial" w:asciiTheme="minorHAnsi" w:hAnsiTheme="minorHAnsi" w:eastAsiaTheme="minorHAnsi" w:csTheme="minorBidi"/>
+          <w:sz w:val="24"/>
+          <w:szCs w:val="24"/>
+        </w:rPr>
         <w:t>, C++</w:t>
       </w:r>
       <w:r>
-        <w:rPr/>
+        <w:rPr>
+          <w:rFonts w:ascii="Calibri" w:hAnsi="Calibri" w:eastAsia="Calibri" w:cs="Arial" w:asciiTheme="minorHAnsi" w:hAnsiTheme="minorHAnsi" w:eastAsiaTheme="minorHAnsi" w:csTheme="minorBidi"/>
+          <w:sz w:val="24"/>
+          <w:szCs w:val="24"/>
+        </w:rPr>
         <w:t>11</w:t>
       </w:r>
       <w:r>
-        <w:rPr/>
+        <w:rPr>
+          <w:rFonts w:ascii="Calibri" w:hAnsi="Calibri" w:eastAsia="Calibri" w:cs="Arial" w:asciiTheme="minorHAnsi" w:hAnsiTheme="minorHAnsi" w:eastAsiaTheme="minorHAnsi" w:csTheme="minorBidi"/>
+          <w:sz w:val="24"/>
+          <w:szCs w:val="24"/>
+        </w:rPr>
         <w:t xml:space="preserve"> or newer</w:t>
       </w:r>
     </w:p>
@@ -335,20 +546,46 @@
           <w:ilvl w:val="1"/>
           <w:numId w:val="14"/>
         </w:numPr>
-      </w:pPr>
-      <w:r>
+        <w:ind w:left="1440" w:hanging="360"/>
+      </w:pPr>
+      <w:r>
+        <w:rPr>
+          <w:rFonts w:ascii="Calibri" w:hAnsi="Calibri" w:eastAsia="Calibri" w:cs="Arial" w:asciiTheme="minorHAnsi" w:hAnsiTheme="minorHAnsi" w:eastAsiaTheme="minorHAnsi" w:csTheme="minorBidi"/>
+          <w:sz w:val="24"/>
+          <w:szCs w:val="24"/>
+        </w:rPr>
         <w:t xml:space="preserve">Knowledge of </w:t>
       </w:r>
       <w:r>
+        <w:rPr>
+          <w:rFonts w:ascii="Calibri" w:hAnsi="Calibri" w:eastAsia="Calibri" w:cs="Arial" w:asciiTheme="minorHAnsi" w:hAnsiTheme="minorHAnsi" w:eastAsiaTheme="minorHAnsi" w:csTheme="minorBidi"/>
+          <w:sz w:val="24"/>
+          <w:szCs w:val="24"/>
+        </w:rPr>
         <w:t xml:space="preserve">linear </w:t>
       </w:r>
       <w:r>
+        <w:rPr>
+          <w:rFonts w:ascii="Calibri" w:hAnsi="Calibri" w:eastAsia="Calibri" w:cs="Arial" w:asciiTheme="minorHAnsi" w:hAnsiTheme="minorHAnsi" w:eastAsiaTheme="minorHAnsi" w:csTheme="minorBidi"/>
+          <w:sz w:val="24"/>
+          <w:szCs w:val="24"/>
+        </w:rPr>
         <w:t>probabil</w:t>
       </w:r>
       <w:r>
+        <w:rPr>
+          <w:rFonts w:ascii="Calibri" w:hAnsi="Calibri" w:eastAsia="Calibri" w:cs="Arial" w:asciiTheme="minorHAnsi" w:hAnsiTheme="minorHAnsi" w:eastAsiaTheme="minorHAnsi" w:csTheme="minorBidi"/>
+          <w:sz w:val="24"/>
+          <w:szCs w:val="24"/>
+        </w:rPr>
         <w:t xml:space="preserve">istic estimation techniques </w:t>
       </w:r>
       <w:r>
+        <w:rPr>
+          <w:rFonts w:ascii="Calibri" w:hAnsi="Calibri" w:eastAsia="Calibri" w:cs="Arial" w:asciiTheme="minorHAnsi" w:hAnsiTheme="minorHAnsi" w:eastAsiaTheme="minorHAnsi" w:csTheme="minorBidi"/>
+          <w:sz w:val="24"/>
+          <w:szCs w:val="24"/>
+        </w:rPr>
         <w:t>(Bayes Filter, Kalman Filter)</w:t>
       </w:r>
     </w:p>
@@ -359,8 +596,14 @@
           <w:ilvl w:val="0"/>
           <w:numId w:val="14"/>
         </w:numPr>
-      </w:pPr>
-      <w:r>
+        <w:ind w:left="720" w:hanging="360"/>
+      </w:pPr>
+      <w:r>
+        <w:rPr>
+          <w:rFonts w:ascii="Calibri" w:hAnsi="Calibri" w:eastAsia="Calibri" w:cs="Arial" w:asciiTheme="minorHAnsi" w:hAnsiTheme="minorHAnsi" w:eastAsiaTheme="minorHAnsi" w:csTheme="minorBidi"/>
+          <w:sz w:val="24"/>
+          <w:szCs w:val="24"/>
+        </w:rPr>
         <w:t>Suggested companion courses</w:t>
       </w:r>
     </w:p>
@@ -371,8 +614,14 @@
           <w:ilvl w:val="1"/>
           <w:numId w:val="14"/>
         </w:numPr>
-      </w:pPr>
-      <w:r>
+        <w:ind w:left="1440" w:hanging="360"/>
+      </w:pPr>
+      <w:r>
+        <w:rPr>
+          <w:rFonts w:ascii="Calibri" w:hAnsi="Calibri" w:eastAsia="Calibri" w:cs="Arial" w:asciiTheme="minorHAnsi" w:hAnsiTheme="minorHAnsi" w:eastAsiaTheme="minorHAnsi" w:csTheme="minorBidi"/>
+          <w:sz w:val="24"/>
+          <w:szCs w:val="24"/>
+        </w:rPr>
         <w:t>RBE 549: Computer vision (or equivalent)</w:t>
       </w:r>
     </w:p>
@@ -383,8 +632,14 @@
           <w:ilvl w:val="1"/>
           <w:numId w:val="14"/>
         </w:numPr>
-      </w:pPr>
-      <w:r>
+        <w:ind w:left="1440" w:hanging="360"/>
+      </w:pPr>
+      <w:r>
+        <w:rPr>
+          <w:rFonts w:ascii="Calibri" w:hAnsi="Calibri" w:eastAsia="Calibri" w:cs="Arial" w:asciiTheme="minorHAnsi" w:hAnsiTheme="minorHAnsi" w:eastAsiaTheme="minorHAnsi" w:csTheme="minorBidi"/>
+          <w:sz w:val="24"/>
+          <w:szCs w:val="24"/>
+        </w:rPr>
         <w:t>RBE 550: Motion planning (or equivalent)</w:t>
       </w:r>
     </w:p>
@@ -392,19 +647,38 @@
     <w:p>
       <w:r>
         <w:rPr>
+          <w:rFonts w:ascii="Calibri" w:hAnsi="Calibri" w:eastAsia="Calibri" w:cs="Arial" w:asciiTheme="minorHAnsi" w:hAnsiTheme="minorHAnsi" w:eastAsiaTheme="minorHAnsi" w:csTheme="minorBidi"/>
           <w:b/>
+          <w:bCs/>
+          <w:sz w:val="24"/>
+          <w:szCs w:val="24"/>
         </w:rPr>
         <w:t>Learning Outcomes:</w:t>
       </w:r>
     </w:p>
     <w:p>
       <w:r>
+        <w:rPr>
+          <w:rFonts w:ascii="Calibri" w:hAnsi="Calibri" w:eastAsia="Calibri" w:cs="Arial" w:asciiTheme="minorHAnsi" w:hAnsiTheme="minorHAnsi" w:eastAsiaTheme="minorHAnsi" w:csTheme="minorBidi"/>
+          <w:sz w:val="24"/>
+          <w:szCs w:val="24"/>
+        </w:rPr>
         <w:t>The overall learning objective of this course is to develop an understanding of the mathematical foundations of modern probabilistic navigation techniques</w:t>
       </w:r>
       <w:r>
+        <w:rPr>
+          <w:rFonts w:ascii="Calibri" w:hAnsi="Calibri" w:eastAsia="Calibri" w:cs="Arial" w:asciiTheme="minorHAnsi" w:hAnsiTheme="minorHAnsi" w:eastAsiaTheme="minorHAnsi" w:csTheme="minorBidi"/>
+          <w:sz w:val="24"/>
+          <w:szCs w:val="24"/>
+        </w:rPr>
         <w:t xml:space="preserve"> and accompanying subjects</w:t>
       </w:r>
       <w:r>
+        <w:rPr>
+          <w:rFonts w:ascii="Calibri" w:hAnsi="Calibri" w:eastAsia="Calibri" w:cs="Arial" w:asciiTheme="minorHAnsi" w:hAnsiTheme="minorHAnsi" w:eastAsiaTheme="minorHAnsi" w:csTheme="minorBidi"/>
+          <w:sz w:val="24"/>
+          <w:szCs w:val="24"/>
+        </w:rPr>
         <w:t xml:space="preserve"> and to implement these methods in a suitable modern programming language. By the end of this course a student should be able to:</w:t>
       </w:r>
     </w:p>
@@ -416,17 +690,38 @@
           <w:numId w:val="12"/>
         </w:numPr>
         <w:spacing w:after="160"/>
-      </w:pPr>
-      <w:r>
+        <w:ind w:left="720" w:hanging="360"/>
+      </w:pPr>
+      <w:r>
+        <w:rPr>
+          <w:rFonts w:ascii="Calibri" w:hAnsi="Calibri" w:eastAsia="Calibri" w:cs="Arial" w:asciiTheme="minorHAnsi" w:hAnsiTheme="minorHAnsi" w:eastAsiaTheme="minorHAnsi" w:csTheme="minorBidi"/>
+          <w:sz w:val="24"/>
+          <w:szCs w:val="24"/>
+        </w:rPr>
         <w:t xml:space="preserve">Demonstrate comprehension of the fundamental mathematical theory of probabilistic methods for robotic navigation by implementing navigation techniques that draw from </w:t>
       </w:r>
       <w:r>
+        <w:rPr>
+          <w:rFonts w:ascii="Calibri" w:hAnsi="Calibri" w:eastAsia="Calibri" w:cs="Arial" w:asciiTheme="minorHAnsi" w:hAnsiTheme="minorHAnsi" w:eastAsiaTheme="minorHAnsi" w:csTheme="minorBidi"/>
+          <w:sz w:val="24"/>
+          <w:szCs w:val="24"/>
+        </w:rPr>
         <w:t>Bayesian filtering, Monte Carlo methods, and Markov models</w:t>
       </w:r>
       <w:r>
+        <w:rPr>
+          <w:rFonts w:ascii="Calibri" w:hAnsi="Calibri" w:eastAsia="Calibri" w:cs="Arial" w:asciiTheme="minorHAnsi" w:hAnsiTheme="minorHAnsi" w:eastAsiaTheme="minorHAnsi" w:csTheme="minorBidi"/>
+          <w:sz w:val="24"/>
+          <w:szCs w:val="24"/>
+        </w:rPr>
         <w:t xml:space="preserve"> in a modern programming language</w:t>
       </w:r>
       <w:r>
+        <w:rPr>
+          <w:rFonts w:ascii="Calibri" w:hAnsi="Calibri" w:eastAsia="Calibri" w:cs="Arial" w:asciiTheme="minorHAnsi" w:hAnsiTheme="minorHAnsi" w:eastAsiaTheme="minorHAnsi" w:csTheme="minorBidi"/>
+          <w:sz w:val="24"/>
+          <w:szCs w:val="24"/>
+        </w:rPr>
         <w:t>.</w:t>
       </w:r>
     </w:p>
@@ -438,21 +733,47 @@
           <w:numId w:val="12"/>
         </w:numPr>
         <w:spacing w:after="160"/>
+        <w:ind w:left="720" w:hanging="360"/>
       </w:pPr>
       <w:r>
         <w:lastRenderedPageBreak/>
+        <w:rPr>
+          <w:rFonts w:ascii="Calibri" w:hAnsi="Calibri" w:eastAsia="Calibri" w:cs="Arial" w:asciiTheme="minorHAnsi" w:hAnsiTheme="minorHAnsi" w:eastAsiaTheme="minorHAnsi" w:csTheme="minorBidi"/>
+          <w:sz w:val="24"/>
+          <w:szCs w:val="24"/>
+        </w:rPr>
         <w:t xml:space="preserve">Write </w:t>
       </w:r>
       <w:r>
+        <w:rPr>
+          <w:rFonts w:ascii="Calibri" w:hAnsi="Calibri" w:eastAsia="Calibri" w:cs="Arial" w:asciiTheme="minorHAnsi" w:hAnsiTheme="minorHAnsi" w:eastAsiaTheme="minorHAnsi" w:csTheme="minorBidi"/>
+          <w:sz w:val="24"/>
+          <w:szCs w:val="24"/>
+        </w:rPr>
         <w:t>sensor models</w:t>
       </w:r>
       <w:r>
+        <w:rPr>
+          <w:rFonts w:ascii="Calibri" w:hAnsi="Calibri" w:eastAsia="Calibri" w:cs="Arial" w:asciiTheme="minorHAnsi" w:hAnsiTheme="minorHAnsi" w:eastAsiaTheme="minorHAnsi" w:csTheme="minorBidi"/>
+          <w:sz w:val="24"/>
+          <w:szCs w:val="24"/>
+        </w:rPr>
         <w:t>, propagation models,</w:t>
       </w:r>
       <w:r>
+        <w:rPr>
+          <w:rFonts w:ascii="Calibri" w:hAnsi="Calibri" w:eastAsia="Calibri" w:cs="Arial" w:asciiTheme="minorHAnsi" w:hAnsiTheme="minorHAnsi" w:eastAsiaTheme="minorHAnsi" w:csTheme="minorBidi"/>
+          <w:sz w:val="24"/>
+          <w:szCs w:val="24"/>
+        </w:rPr>
         <w:t xml:space="preserve"> and data fusion</w:t>
       </w:r>
       <w:r>
+        <w:rPr>
+          <w:rFonts w:ascii="Calibri" w:hAnsi="Calibri" w:eastAsia="Calibri" w:cs="Arial" w:asciiTheme="minorHAnsi" w:hAnsiTheme="minorHAnsi" w:eastAsiaTheme="minorHAnsi" w:csTheme="minorBidi"/>
+          <w:sz w:val="24"/>
+          <w:szCs w:val="24"/>
+        </w:rPr>
         <w:t xml:space="preserve"> methods to properly incorporate information from various sensor components into a dynamic model of the robot.</w:t>
       </w:r>
     </w:p>
@@ -464,14 +785,22 @@
           <w:numId w:val="12"/>
         </w:numPr>
         <w:spacing w:after="160"/>
-        <w:rPr/>
-      </w:pPr>
-      <w:r>
-        <w:rPr/>
+        <w:ind w:left="720" w:hanging="360"/>
+      </w:pPr>
+      <w:r>
+        <w:rPr>
+          <w:rFonts w:ascii="Calibri" w:hAnsi="Calibri" w:eastAsia="Calibri" w:cs="Arial" w:asciiTheme="minorHAnsi" w:hAnsiTheme="minorHAnsi" w:eastAsiaTheme="minorHAnsi" w:csTheme="minorBidi"/>
+          <w:sz w:val="24"/>
+          <w:szCs w:val="24"/>
+        </w:rPr>
         <w:t xml:space="preserve">Analyze and evaluate the performance of various navigation </w:t>
       </w:r>
       <w:r>
-        <w:rPr/>
+        <w:rPr>
+          <w:rFonts w:ascii="Calibri" w:hAnsi="Calibri" w:eastAsia="Calibri" w:cs="Arial" w:asciiTheme="minorHAnsi" w:hAnsiTheme="minorHAnsi" w:eastAsiaTheme="minorHAnsi" w:csTheme="minorBidi"/>
+          <w:sz w:val="24"/>
+          <w:szCs w:val="24"/>
+        </w:rPr>
         <w:t>algorithms and techniques by metrics such as accuracy, precision, certainty, and computational efficiency.</w:t>
       </w:r>
     </w:p>
@@ -483,8 +812,14 @@
           <w:numId w:val="12"/>
         </w:numPr>
         <w:spacing w:after="160"/>
-      </w:pPr>
-      <w:r>
+        <w:ind w:left="720" w:hanging="360"/>
+      </w:pPr>
+      <w:r>
+        <w:rPr>
+          <w:rFonts w:ascii="Calibri" w:hAnsi="Calibri" w:eastAsia="Calibri" w:cs="Arial" w:asciiTheme="minorHAnsi" w:hAnsiTheme="minorHAnsi" w:eastAsiaTheme="minorHAnsi" w:csTheme="minorBidi"/>
+          <w:sz w:val="24"/>
+          <w:szCs w:val="24"/>
+        </w:rPr>
         <w:t>Apply probabilistic navigation techniques to a wide scope of situations ranging from indoor two-dimensional problems up to global three-dimensional strategic navigation.</w:t>
       </w:r>
     </w:p>
@@ -497,32 +832,33 @@
       </w:pPr>
       <w:r>
         <w:rPr>
+          <w:rFonts w:ascii="Calibri" w:hAnsi="Calibri" w:eastAsia="Calibri" w:cs="Arial" w:asciiTheme="minorHAnsi" w:hAnsiTheme="minorHAnsi" w:eastAsiaTheme="minorHAnsi" w:csTheme="minorBidi"/>
           <w:b/>
+          <w:bCs/>
+          <w:sz w:val="24"/>
+          <w:szCs w:val="24"/>
         </w:rPr>
         <w:t>Textbook</w:t>
       </w:r>
       <w:r>
         <w:rPr>
+          <w:rFonts w:ascii="Calibri" w:hAnsi="Calibri" w:eastAsia="Calibri" w:cs="Arial" w:asciiTheme="minorHAnsi" w:hAnsiTheme="minorHAnsi" w:eastAsiaTheme="minorHAnsi" w:csTheme="minorBidi"/>
           <w:b/>
+          <w:bCs/>
+          <w:sz w:val="24"/>
+          <w:szCs w:val="24"/>
         </w:rPr>
         <w:t>s:</w:t>
       </w:r>
     </w:p>
     <w:p>
       <w:r>
-        <w:t xml:space="preserve">This course will cover several topics that span both planning and localization (or guidance and navigation). As such </w:t>
-      </w:r>
-      <w:r>
-        <w:t xml:space="preserve">the material will </w:t>
-      </w:r>
-      <w:r>
-        <w:t>be drawn</w:t>
-      </w:r>
-      <w:r>
-        <w:t xml:space="preserve"> from several sources.</w:t>
-      </w:r>
-      <w:r>
-        <w:t xml:space="preserve"> </w:t>
+        <w:rPr>
+          <w:rFonts w:ascii="Calibri" w:hAnsi="Calibri" w:eastAsia="Calibri" w:cs="Arial" w:asciiTheme="minorHAnsi" w:hAnsiTheme="minorHAnsi" w:eastAsiaTheme="minorHAnsi" w:csTheme="minorBidi"/>
+          <w:sz w:val="24"/>
+          <w:szCs w:val="24"/>
+        </w:rPr>
+        <w:t xml:space="preserve">This course will cover several topics localization or navigation as such the material will be drawn from several sources. </w:t>
       </w:r>
     </w:p>
     <w:p>
@@ -533,15 +869,24 @@
           <w:numId w:val="13"/>
         </w:numPr>
         <w:spacing w:after="160"/>
-      </w:pPr>
-      <w:r>
-        <w:rPr>
+        <w:ind w:left="720" w:hanging="360"/>
+      </w:pPr>
+      <w:r>
+        <w:rPr>
+          <w:rFonts w:ascii="Calibri" w:hAnsi="Calibri" w:eastAsia="Calibri" w:cs="Arial" w:asciiTheme="minorHAnsi" w:hAnsiTheme="minorHAnsi" w:eastAsiaTheme="minorHAnsi" w:csTheme="minorBidi"/>
           <w:i/>
           <w:iCs/>
+          <w:sz w:val="24"/>
+          <w:szCs w:val="24"/>
         </w:rPr>
         <w:t>Probabilistic Robotics</w:t>
       </w:r>
       <w:r>
+        <w:rPr>
+          <w:rFonts w:ascii="Calibri" w:hAnsi="Calibri" w:eastAsia="Calibri" w:cs="Arial" w:asciiTheme="minorHAnsi" w:hAnsiTheme="minorHAnsi" w:eastAsiaTheme="minorHAnsi" w:csTheme="minorBidi"/>
+          <w:sz w:val="24"/>
+          <w:szCs w:val="24"/>
+        </w:rPr>
         <w:t xml:space="preserve"> by Sebastian Thrun, Wolfram Burgard, and Dieter Fox</w:t>
       </w:r>
     </w:p>
@@ -553,18 +898,32 @@
           <w:numId w:val="13"/>
         </w:numPr>
         <w:spacing w:after="160"/>
-      </w:pPr>
-      <w:r>
-        <w:rPr>
+        <w:ind w:left="720" w:hanging="360"/>
+      </w:pPr>
+      <w:r>
+        <w:rPr>
+          <w:rFonts w:ascii="Calibri" w:hAnsi="Calibri" w:eastAsia="Calibri" w:cs="Arial" w:asciiTheme="minorHAnsi" w:hAnsiTheme="minorHAnsi" w:eastAsiaTheme="minorHAnsi" w:csTheme="minorBidi"/>
           <w:i/>
           <w:iCs/>
+          <w:sz w:val="24"/>
+          <w:szCs w:val="24"/>
         </w:rPr>
         <w:t>Springer Handbook of Robotics</w:t>
       </w:r>
       <w:r>
+        <w:rPr>
+          <w:rFonts w:ascii="Calibri" w:hAnsi="Calibri" w:eastAsia="Calibri" w:cs="Arial" w:asciiTheme="minorHAnsi" w:hAnsiTheme="minorHAnsi" w:eastAsiaTheme="minorHAnsi" w:csTheme="minorBidi"/>
+          <w:sz w:val="24"/>
+          <w:szCs w:val="24"/>
+        </w:rPr>
         <w:t xml:space="preserve"> by Bruno Siciliano and Oussama Khatib</w:t>
       </w:r>
       <w:r>
+        <w:rPr>
+          <w:rFonts w:ascii="Calibri" w:hAnsi="Calibri" w:eastAsia="Calibri" w:cs="Arial" w:asciiTheme="minorHAnsi" w:hAnsiTheme="minorHAnsi" w:eastAsiaTheme="minorHAnsi" w:csTheme="minorBidi"/>
+          <w:sz w:val="24"/>
+          <w:szCs w:val="24"/>
+        </w:rPr>
         <w:t xml:space="preserve"> </w:t>
       </w:r>
     </w:p>
@@ -576,52 +935,81 @@
           <w:numId w:val="13"/>
         </w:numPr>
         <w:spacing w:after="160"/>
-        <w:rPr>
-          <w:sz w:val="24"/>
-          <w:szCs w:val="24"/>
-        </w:rPr>
-      </w:pPr>
-      <w:r>
-        <w:rPr>
-          <w:i w:val="1"/>
-          <w:iCs w:val="1"/>
+        <w:ind w:left="720" w:hanging="360"/>
+        <w:rPr>
+          <w:sz w:val="24"/>
+          <w:szCs w:val="24"/>
+        </w:rPr>
+      </w:pPr>
+      <w:r>
+        <w:rPr>
+          <w:rFonts w:ascii="Calibri" w:hAnsi="Calibri" w:eastAsia="Calibri" w:cs="Arial" w:asciiTheme="minorHAnsi" w:hAnsiTheme="minorHAnsi" w:eastAsiaTheme="minorHAnsi" w:csTheme="minorBidi"/>
+          <w:i/>
+          <w:iCs/>
+          <w:sz w:val="24"/>
+          <w:szCs w:val="24"/>
         </w:rPr>
         <w:t xml:space="preserve">Robotics, </w:t>
       </w:r>
       <w:r>
         <w:rPr>
-          <w:i w:val="1"/>
-          <w:iCs w:val="1"/>
+          <w:rFonts w:ascii="Calibri" w:hAnsi="Calibri" w:eastAsia="Calibri" w:cs="Arial" w:asciiTheme="minorHAnsi" w:hAnsiTheme="minorHAnsi" w:eastAsiaTheme="minorHAnsi" w:csTheme="minorBidi"/>
+          <w:i/>
+          <w:iCs/>
+          <w:sz w:val="24"/>
+          <w:szCs w:val="24"/>
         </w:rPr>
         <w:t>Vision</w:t>
       </w:r>
       <w:r>
         <w:rPr>
-          <w:i w:val="1"/>
-          <w:iCs w:val="1"/>
+          <w:rFonts w:ascii="Calibri" w:hAnsi="Calibri" w:eastAsia="Calibri" w:cs="Arial" w:asciiTheme="minorHAnsi" w:hAnsiTheme="minorHAnsi" w:eastAsiaTheme="minorHAnsi" w:csTheme="minorBidi"/>
+          <w:i/>
+          <w:iCs/>
+          <w:sz w:val="24"/>
+          <w:szCs w:val="24"/>
         </w:rPr>
         <w:t xml:space="preserve"> and Control</w:t>
       </w:r>
       <w:r>
-        <w:rPr/>
+        <w:rPr>
+          <w:rFonts w:ascii="Calibri" w:hAnsi="Calibri" w:eastAsia="Calibri" w:cs="Arial" w:asciiTheme="minorHAnsi" w:hAnsiTheme="minorHAnsi" w:eastAsiaTheme="minorHAnsi" w:csTheme="minorBidi"/>
+          <w:sz w:val="24"/>
+          <w:szCs w:val="24"/>
+        </w:rPr>
         <w:t xml:space="preserve"> by Peter Corke</w:t>
       </w:r>
       <w:r>
-        <w:rPr/>
+        <w:rPr>
+          <w:rFonts w:ascii="Calibri" w:hAnsi="Calibri" w:eastAsia="Calibri" w:cs="Arial" w:asciiTheme="minorHAnsi" w:hAnsiTheme="minorHAnsi" w:eastAsiaTheme="minorHAnsi" w:csTheme="minorBidi"/>
+          <w:sz w:val="24"/>
+          <w:szCs w:val="24"/>
+        </w:rPr>
         <w:t xml:space="preserve"> (recommend the 3</w:t>
       </w:r>
       <w:r>
         <w:rPr>
+          <w:rFonts w:ascii="Calibri" w:hAnsi="Calibri" w:eastAsia="Calibri" w:cs="Arial" w:asciiTheme="minorHAnsi" w:hAnsiTheme="minorHAnsi" w:eastAsiaTheme="minorHAnsi" w:csTheme="minorBidi"/>
+          <w:sz w:val="24"/>
+          <w:szCs w:val="24"/>
           <w:vertAlign w:val="superscript"/>
         </w:rPr>
         <w:t>rd</w:t>
       </w:r>
       <w:r>
-        <w:rPr/>
+        <w:rPr>
+          <w:rFonts w:ascii="Calibri" w:hAnsi="Calibri" w:eastAsia="Calibri" w:cs="Arial" w:asciiTheme="minorHAnsi" w:hAnsiTheme="minorHAnsi" w:eastAsiaTheme="minorHAnsi" w:csTheme="minorBidi"/>
+          <w:sz w:val="24"/>
+          <w:szCs w:val="24"/>
+        </w:rPr>
         <w:t xml:space="preserve"> edition which is Python based</w:t>
       </w:r>
       <w:r>
-        <w:rPr/>
+        <w:rPr>
+          <w:rFonts w:ascii="Calibri" w:hAnsi="Calibri" w:eastAsia="Calibri" w:cs="Arial" w:asciiTheme="minorHAnsi" w:hAnsiTheme="minorHAnsi" w:eastAsiaTheme="minorHAnsi" w:csTheme="minorBidi"/>
+          <w:sz w:val="24"/>
+          <w:szCs w:val="24"/>
+        </w:rPr>
         <w:t>)</w:t>
       </w:r>
     </w:p>
@@ -633,57 +1021,85 @@
           <w:numId w:val="13"/>
         </w:numPr>
         <w:spacing w:after="160"/>
-        <w:rPr>
-          <w:sz w:val="24"/>
-          <w:szCs w:val="24"/>
-        </w:rPr>
-      </w:pPr>
-      <w:r>
-        <w:rPr>
-          <w:i w:val="1"/>
-          <w:iCs w:val="1"/>
+        <w:ind w:left="720" w:hanging="360"/>
+        <w:rPr>
+          <w:sz w:val="24"/>
+          <w:szCs w:val="24"/>
+        </w:rPr>
+      </w:pPr>
+      <w:r>
+        <w:rPr>
+          <w:rFonts w:ascii="Calibri" w:hAnsi="Calibri" w:eastAsia="Calibri" w:cs="Arial" w:asciiTheme="minorHAnsi" w:hAnsiTheme="minorHAnsi" w:eastAsiaTheme="minorHAnsi" w:csTheme="minorBidi"/>
+          <w:i/>
+          <w:iCs/>
+          <w:sz w:val="24"/>
+          <w:szCs w:val="24"/>
         </w:rPr>
         <w:t xml:space="preserve">Principles of GNSS, Inertial, and </w:t>
       </w:r>
       <w:r>
         <w:rPr>
-          <w:i w:val="1"/>
-          <w:iCs w:val="1"/>
+          <w:rFonts w:ascii="Calibri" w:hAnsi="Calibri" w:eastAsia="Calibri" w:cs="Arial" w:asciiTheme="minorHAnsi" w:hAnsiTheme="minorHAnsi" w:eastAsiaTheme="minorHAnsi" w:csTheme="minorBidi"/>
+          <w:i/>
+          <w:iCs/>
+          <w:sz w:val="24"/>
+          <w:szCs w:val="24"/>
         </w:rPr>
         <w:t>Multisensor</w:t>
       </w:r>
       <w:r>
         <w:rPr>
-          <w:i w:val="1"/>
-          <w:iCs w:val="1"/>
+          <w:rFonts w:ascii="Calibri" w:hAnsi="Calibri" w:eastAsia="Calibri" w:cs="Arial" w:asciiTheme="minorHAnsi" w:hAnsiTheme="minorHAnsi" w:eastAsiaTheme="minorHAnsi" w:csTheme="minorBidi"/>
+          <w:i/>
+          <w:iCs/>
+          <w:sz w:val="24"/>
+          <w:szCs w:val="24"/>
         </w:rPr>
         <w:t xml:space="preserve"> Integrated Navigation Systems – 2</w:t>
       </w:r>
       <w:r>
         <w:rPr>
-          <w:i w:val="1"/>
-          <w:iCs w:val="1"/>
+          <w:rFonts w:ascii="Calibri" w:hAnsi="Calibri" w:eastAsia="Calibri" w:cs="Arial" w:asciiTheme="minorHAnsi" w:hAnsiTheme="minorHAnsi" w:eastAsiaTheme="minorHAnsi" w:csTheme="minorBidi"/>
+          <w:i/>
+          <w:iCs/>
+          <w:sz w:val="24"/>
+          <w:szCs w:val="24"/>
           <w:vertAlign w:val="superscript"/>
         </w:rPr>
         <w:t>nd</w:t>
       </w:r>
       <w:r>
         <w:rPr>
-          <w:i w:val="1"/>
-          <w:iCs w:val="1"/>
+          <w:rFonts w:ascii="Calibri" w:hAnsi="Calibri" w:eastAsia="Calibri" w:cs="Arial" w:asciiTheme="minorHAnsi" w:hAnsiTheme="minorHAnsi" w:eastAsiaTheme="minorHAnsi" w:csTheme="minorBidi"/>
+          <w:i/>
+          <w:iCs/>
+          <w:sz w:val="24"/>
+          <w:szCs w:val="24"/>
         </w:rPr>
         <w:t xml:space="preserve"> Edition</w:t>
       </w:r>
       <w:r>
-        <w:rPr/>
+        <w:rPr>
+          <w:rFonts w:ascii="Calibri" w:hAnsi="Calibri" w:eastAsia="Calibri" w:cs="Arial" w:asciiTheme="minorHAnsi" w:hAnsiTheme="minorHAnsi" w:eastAsiaTheme="minorHAnsi" w:csTheme="minorBidi"/>
+          <w:sz w:val="24"/>
+          <w:szCs w:val="24"/>
+        </w:rPr>
         <w:t xml:space="preserve"> by Paul D. Groves (</w:t>
       </w:r>
       <w:r>
-        <w:rPr/>
+        <w:rPr>
+          <w:rFonts w:ascii="Calibri" w:hAnsi="Calibri" w:eastAsia="Calibri" w:cs="Arial" w:asciiTheme="minorHAnsi" w:hAnsiTheme="minorHAnsi" w:eastAsiaTheme="minorHAnsi" w:csTheme="minorBidi"/>
+          <w:sz w:val="24"/>
+          <w:szCs w:val="24"/>
+        </w:rPr>
         <w:t>required</w:t>
       </w:r>
       <w:r>
-        <w:rPr/>
+        <w:rPr>
+          <w:rFonts w:ascii="Calibri" w:hAnsi="Calibri" w:eastAsia="Calibri" w:cs="Arial" w:asciiTheme="minorHAnsi" w:hAnsiTheme="minorHAnsi" w:eastAsiaTheme="minorHAnsi" w:csTheme="minorBidi"/>
+          <w:sz w:val="24"/>
+          <w:szCs w:val="24"/>
+        </w:rPr>
         <w:t xml:space="preserve"> chapters provided)</w:t>
       </w:r>
     </w:p>
@@ -695,285 +1111,503 @@
           <w:numId w:val="13"/>
         </w:numPr>
         <w:spacing w:after="160"/>
-      </w:pPr>
-      <w:r>
-        <w:rPr>
+        <w:ind w:left="720" w:hanging="360"/>
+      </w:pPr>
+      <w:r>
+        <w:rPr>
+          <w:rFonts w:ascii="Calibri" w:hAnsi="Calibri" w:eastAsia="Calibri" w:cs="Arial" w:asciiTheme="minorHAnsi" w:hAnsiTheme="minorHAnsi" w:eastAsiaTheme="minorHAnsi" w:csTheme="minorBidi"/>
           <w:i/>
           <w:iCs/>
+          <w:sz w:val="24"/>
+          <w:szCs w:val="24"/>
         </w:rPr>
         <w:t>Kalman and Bayesian Filters in Python</w:t>
       </w:r>
       <w:r>
+        <w:rPr>
+          <w:rFonts w:ascii="Calibri" w:hAnsi="Calibri" w:eastAsia="Calibri" w:cs="Arial" w:asciiTheme="minorHAnsi" w:hAnsiTheme="minorHAnsi" w:eastAsiaTheme="minorHAnsi" w:csTheme="minorBidi"/>
+          <w:sz w:val="24"/>
+          <w:szCs w:val="24"/>
+        </w:rPr>
         <w:t xml:space="preserve"> by Roger R. Labbe Jr: </w:t>
       </w:r>
-      <w:hyperlink w:history="1" r:id="rId11">
+      <w:hyperlink r:id="rId11">
         <w:r>
           <w:rPr>
             <w:rStyle w:val="Hyperlink"/>
+            <w:rFonts w:ascii="Calibri" w:hAnsi="Calibri" w:eastAsia="Calibri" w:cs="Arial" w:asciiTheme="minorHAnsi" w:hAnsiTheme="minorHAnsi" w:eastAsiaTheme="minorHAnsi" w:csTheme="minorBidi"/>
+            <w:color w:val="0563C1" w:themeColor="hyperlink"/>
+            <w:sz w:val="24"/>
+            <w:szCs w:val="24"/>
+            <w:u w:val="single"/>
           </w:rPr>
           <w:t>text</w:t>
         </w:r>
       </w:hyperlink>
       <w:r>
+        <w:rPr>
+          <w:rFonts w:ascii="Calibri" w:hAnsi="Calibri" w:eastAsia="Calibri" w:cs="Arial" w:asciiTheme="minorHAnsi" w:hAnsiTheme="minorHAnsi" w:eastAsiaTheme="minorHAnsi" w:csTheme="minorBidi"/>
+          <w:sz w:val="24"/>
+          <w:szCs w:val="24"/>
+        </w:rPr>
         <w:t xml:space="preserve"> and </w:t>
       </w:r>
-      <w:hyperlink w:history="1" r:id="rId12">
+      <w:hyperlink r:id="rId12">
         <w:r>
           <w:rPr>
             <w:rStyle w:val="Hyperlink"/>
+            <w:rFonts w:ascii="Calibri" w:hAnsi="Calibri" w:eastAsia="Calibri" w:cs="Arial" w:asciiTheme="minorHAnsi" w:hAnsiTheme="minorHAnsi" w:eastAsiaTheme="minorHAnsi" w:csTheme="minorBidi"/>
+            <w:color w:val="0563C1" w:themeColor="hyperlink"/>
+            <w:sz w:val="24"/>
+            <w:szCs w:val="24"/>
+            <w:u w:val="single"/>
           </w:rPr>
-          <w:t>cod</w:t>
-        </w:r>
-        <w:r>
-          <w:rPr>
-            <w:rStyle w:val="Hyperlink"/>
-          </w:rPr>
-          <w:t>e examples</w:t>
+          <w:t>code examples</w:t>
         </w:r>
       </w:hyperlink>
     </w:p>
     <w:p>
       <w:r>
+        <w:rPr>
+          <w:rFonts w:ascii="Calibri" w:hAnsi="Calibri" w:eastAsia="Calibri" w:cs="Arial" w:asciiTheme="minorHAnsi" w:hAnsiTheme="minorHAnsi" w:eastAsiaTheme="minorHAnsi" w:csTheme="minorBidi"/>
+          <w:sz w:val="24"/>
+          <w:szCs w:val="24"/>
+        </w:rPr>
         <w:t>While these references will not be required for completing the course</w:t>
       </w:r>
       <w:r>
+        <w:rPr>
+          <w:rFonts w:ascii="Calibri" w:hAnsi="Calibri" w:eastAsia="Calibri" w:cs="Arial" w:asciiTheme="minorHAnsi" w:hAnsiTheme="minorHAnsi" w:eastAsiaTheme="minorHAnsi" w:csTheme="minorBidi"/>
+          <w:sz w:val="24"/>
+          <w:szCs w:val="24"/>
+        </w:rPr>
         <w:t xml:space="preserve"> (as in, I don’t assign homework problems from them)</w:t>
       </w:r>
       <w:r>
+        <w:rPr>
+          <w:rFonts w:ascii="Calibri" w:hAnsi="Calibri" w:eastAsia="Calibri" w:cs="Arial" w:asciiTheme="minorHAnsi" w:hAnsiTheme="minorHAnsi" w:eastAsiaTheme="minorHAnsi" w:csTheme="minorBidi"/>
+          <w:sz w:val="24"/>
+          <w:szCs w:val="24"/>
+        </w:rPr>
         <w:t xml:space="preserve">, they are </w:t>
       </w:r>
       <w:r>
+        <w:rPr>
+          <w:rFonts w:ascii="Calibri" w:hAnsi="Calibri" w:eastAsia="Calibri" w:cs="Arial" w:asciiTheme="minorHAnsi" w:hAnsiTheme="minorHAnsi" w:eastAsiaTheme="minorHAnsi" w:csTheme="minorBidi"/>
+          <w:sz w:val="24"/>
+          <w:szCs w:val="24"/>
+        </w:rPr>
         <w:t xml:space="preserve">all </w:t>
       </w:r>
       <w:r>
+        <w:rPr>
+          <w:rFonts w:ascii="Calibri" w:hAnsi="Calibri" w:eastAsia="Calibri" w:cs="Arial" w:asciiTheme="minorHAnsi" w:hAnsiTheme="minorHAnsi" w:eastAsiaTheme="minorHAnsi" w:csTheme="minorBidi"/>
+          <w:sz w:val="24"/>
+          <w:szCs w:val="24"/>
+        </w:rPr>
         <w:t xml:space="preserve">exceptionally good references written and edited by some of the leading contributors to robotics and autonomous navigation over the past twenty years. </w:t>
       </w:r>
     </w:p>
     <w:p/>
     <w:p>
       <w:r>
-        <w:rPr/>
+        <w:rPr>
+          <w:rFonts w:ascii="Calibri" w:hAnsi="Calibri" w:eastAsia="Calibri" w:cs="Arial" w:asciiTheme="minorHAnsi" w:hAnsiTheme="minorHAnsi" w:eastAsiaTheme="minorHAnsi" w:csTheme="minorBidi"/>
+          <w:sz w:val="24"/>
+          <w:szCs w:val="24"/>
+        </w:rPr>
         <w:t xml:space="preserve">I regularly refer to </w:t>
       </w:r>
       <w:r>
         <w:rPr>
-          <w:i w:val="1"/>
-          <w:iCs w:val="1"/>
+          <w:rFonts w:ascii="Calibri" w:hAnsi="Calibri" w:eastAsia="Calibri" w:cs="Arial" w:asciiTheme="minorHAnsi" w:hAnsiTheme="minorHAnsi" w:eastAsiaTheme="minorHAnsi" w:csTheme="minorBidi"/>
+          <w:i/>
+          <w:iCs/>
+          <w:sz w:val="24"/>
+          <w:szCs w:val="24"/>
         </w:rPr>
         <w:t xml:space="preserve">Probabilistic </w:t>
       </w:r>
       <w:r>
         <w:rPr>
-          <w:i w:val="1"/>
-          <w:iCs w:val="1"/>
+          <w:rFonts w:ascii="Calibri" w:hAnsi="Calibri" w:eastAsia="Calibri" w:cs="Arial" w:asciiTheme="minorHAnsi" w:hAnsiTheme="minorHAnsi" w:eastAsiaTheme="minorHAnsi" w:csTheme="minorBidi"/>
+          <w:i/>
+          <w:iCs/>
+          <w:sz w:val="24"/>
+          <w:szCs w:val="24"/>
         </w:rPr>
         <w:t>Robotics</w:t>
       </w:r>
       <w:r>
-        <w:rPr/>
+        <w:rPr>
+          <w:rFonts w:ascii="Calibri" w:hAnsi="Calibri" w:eastAsia="Calibri" w:cs="Arial" w:asciiTheme="minorHAnsi" w:hAnsiTheme="minorHAnsi" w:eastAsiaTheme="minorHAnsi" w:csTheme="minorBidi"/>
+          <w:sz w:val="24"/>
+          <w:szCs w:val="24"/>
+        </w:rPr>
         <w:t xml:space="preserve"> and </w:t>
       </w:r>
       <w:r>
-        <w:rPr/>
+        <w:rPr>
+          <w:rFonts w:ascii="Calibri" w:hAnsi="Calibri" w:eastAsia="Calibri" w:cs="Arial" w:asciiTheme="minorHAnsi" w:hAnsiTheme="minorHAnsi" w:eastAsiaTheme="minorHAnsi" w:csTheme="minorBidi"/>
+          <w:sz w:val="24"/>
+          <w:szCs w:val="24"/>
+        </w:rPr>
         <w:t xml:space="preserve">it </w:t>
       </w:r>
       <w:r>
-        <w:rPr/>
+        <w:rPr>
+          <w:rFonts w:ascii="Calibri" w:hAnsi="Calibri" w:eastAsia="Calibri" w:cs="Arial" w:asciiTheme="minorHAnsi" w:hAnsiTheme="minorHAnsi" w:eastAsiaTheme="minorHAnsi" w:csTheme="minorBidi"/>
+          <w:sz w:val="24"/>
+          <w:szCs w:val="24"/>
+        </w:rPr>
         <w:t xml:space="preserve">is a worthwhile purchase and should be the only one you need to buy. </w:t>
       </w:r>
       <w:r>
         <w:rPr>
-          <w:i w:val="1"/>
-          <w:iCs w:val="1"/>
+          <w:rFonts w:ascii="Calibri" w:hAnsi="Calibri" w:eastAsia="Calibri" w:cs="Arial" w:asciiTheme="minorHAnsi" w:hAnsiTheme="minorHAnsi" w:eastAsiaTheme="minorHAnsi" w:csTheme="minorBidi"/>
+          <w:i/>
+          <w:iCs/>
+          <w:sz w:val="24"/>
+          <w:szCs w:val="24"/>
         </w:rPr>
         <w:t>Springer</w:t>
       </w:r>
       <w:r>
         <w:rPr>
-          <w:i w:val="1"/>
-          <w:iCs w:val="1"/>
+          <w:rFonts w:ascii="Calibri" w:hAnsi="Calibri" w:eastAsia="Calibri" w:cs="Arial" w:asciiTheme="minorHAnsi" w:hAnsiTheme="minorHAnsi" w:eastAsiaTheme="minorHAnsi" w:csTheme="minorBidi"/>
+          <w:i/>
+          <w:iCs/>
+          <w:sz w:val="24"/>
+          <w:szCs w:val="24"/>
         </w:rPr>
         <w:t xml:space="preserve"> Handbook of Robotics</w:t>
       </w:r>
       <w:r>
-        <w:rPr/>
+        <w:rPr>
+          <w:rFonts w:ascii="Calibri" w:hAnsi="Calibri" w:eastAsia="Calibri" w:cs="Arial" w:asciiTheme="minorHAnsi" w:hAnsiTheme="minorHAnsi" w:eastAsiaTheme="minorHAnsi" w:csTheme="minorBidi"/>
+          <w:sz w:val="24"/>
+          <w:szCs w:val="24"/>
+        </w:rPr>
         <w:t xml:space="preserve"> </w:t>
       </w:r>
       <w:r>
-        <w:rPr/>
+        <w:rPr>
+          <w:rFonts w:ascii="Calibri" w:hAnsi="Calibri" w:eastAsia="Calibri" w:cs="Arial" w:asciiTheme="minorHAnsi" w:hAnsiTheme="minorHAnsi" w:eastAsiaTheme="minorHAnsi" w:csTheme="minorBidi"/>
+          <w:sz w:val="24"/>
+          <w:szCs w:val="24"/>
+        </w:rPr>
         <w:t xml:space="preserve">and </w:t>
       </w:r>
       <w:r>
         <w:rPr>
-          <w:i w:val="1"/>
-          <w:iCs w:val="1"/>
+          <w:rFonts w:ascii="Calibri" w:hAnsi="Calibri" w:eastAsia="Calibri" w:cs="Arial" w:asciiTheme="minorHAnsi" w:hAnsiTheme="minorHAnsi" w:eastAsiaTheme="minorHAnsi" w:csTheme="minorBidi"/>
+          <w:i/>
+          <w:iCs/>
+          <w:sz w:val="24"/>
+          <w:szCs w:val="24"/>
         </w:rPr>
         <w:t xml:space="preserve">Robotics, Vision and </w:t>
       </w:r>
       <w:r>
-        <w:rPr/>
+        <w:rPr>
+          <w:rFonts w:ascii="Calibri" w:hAnsi="Calibri" w:eastAsia="Calibri" w:cs="Arial" w:asciiTheme="minorHAnsi" w:hAnsiTheme="minorHAnsi" w:eastAsiaTheme="minorHAnsi" w:csTheme="minorBidi"/>
+          <w:sz w:val="24"/>
+          <w:szCs w:val="24"/>
+        </w:rPr>
         <w:t>Control</w:t>
       </w:r>
       <w:r>
-        <w:rPr/>
+        <w:rPr>
+          <w:rFonts w:ascii="Calibri" w:hAnsi="Calibri" w:eastAsia="Calibri" w:cs="Arial" w:asciiTheme="minorHAnsi" w:hAnsiTheme="minorHAnsi" w:eastAsiaTheme="minorHAnsi" w:csTheme="minorBidi"/>
+          <w:sz w:val="24"/>
+          <w:szCs w:val="24"/>
+        </w:rPr>
         <w:t xml:space="preserve"> </w:t>
       </w:r>
       <w:r>
-        <w:rPr/>
+        <w:rPr>
+          <w:rFonts w:ascii="Calibri" w:hAnsi="Calibri" w:eastAsia="Calibri" w:cs="Arial" w:asciiTheme="minorHAnsi" w:hAnsiTheme="minorHAnsi" w:eastAsiaTheme="minorHAnsi" w:csTheme="minorBidi"/>
+          <w:sz w:val="24"/>
+          <w:szCs w:val="24"/>
+        </w:rPr>
         <w:t>can</w:t>
       </w:r>
       <w:r>
-        <w:rPr/>
+        <w:rPr>
+          <w:rFonts w:ascii="Calibri" w:hAnsi="Calibri" w:eastAsia="Calibri" w:cs="Arial" w:asciiTheme="minorHAnsi" w:hAnsiTheme="minorHAnsi" w:eastAsiaTheme="minorHAnsi" w:csTheme="minorBidi"/>
+          <w:sz w:val="24"/>
+          <w:szCs w:val="24"/>
+        </w:rPr>
         <w:t xml:space="preserve"> be downloaded as a PDF for free with your WPI credentials</w:t>
       </w:r>
       <w:r>
-        <w:rPr/>
+        <w:rPr>
+          <w:rFonts w:ascii="Calibri" w:hAnsi="Calibri" w:eastAsia="Calibri" w:cs="Arial" w:asciiTheme="minorHAnsi" w:hAnsiTheme="minorHAnsi" w:eastAsiaTheme="minorHAnsi" w:csTheme="minorBidi"/>
+          <w:sz w:val="24"/>
+          <w:szCs w:val="24"/>
+        </w:rPr>
         <w:t xml:space="preserve"> via the library. </w:t>
       </w:r>
     </w:p>
     <w:p/>
     <w:p>
       <w:r>
-        <w:rPr/>
+        <w:rPr>
+          <w:rFonts w:ascii="Calibri" w:hAnsi="Calibri" w:eastAsia="Calibri" w:cs="Arial" w:asciiTheme="minorHAnsi" w:hAnsiTheme="minorHAnsi" w:eastAsiaTheme="minorHAnsi" w:csTheme="minorBidi"/>
+          <w:sz w:val="24"/>
+          <w:szCs w:val="24"/>
+        </w:rPr>
         <w:t>I would further suggest investing in getting a copy of a</w:t>
       </w:r>
       <w:r>
-        <w:rPr/>
+        <w:rPr>
+          <w:rFonts w:ascii="Calibri" w:hAnsi="Calibri" w:eastAsia="Calibri" w:cs="Arial" w:asciiTheme="minorHAnsi" w:hAnsiTheme="minorHAnsi" w:eastAsiaTheme="minorHAnsi" w:csTheme="minorBidi"/>
+          <w:sz w:val="24"/>
+          <w:szCs w:val="24"/>
+        </w:rPr>
         <w:t xml:space="preserve">ll the books except </w:t>
       </w:r>
       <w:r>
         <w:rPr>
-          <w:i w:val="1"/>
-          <w:iCs w:val="1"/>
+          <w:rFonts w:ascii="Calibri" w:hAnsi="Calibri" w:eastAsia="Calibri" w:cs="Arial" w:asciiTheme="minorHAnsi" w:hAnsiTheme="minorHAnsi" w:eastAsiaTheme="minorHAnsi" w:csTheme="minorBidi"/>
+          <w:i/>
+          <w:iCs/>
+          <w:sz w:val="24"/>
+          <w:szCs w:val="24"/>
         </w:rPr>
         <w:t>Principles of GNSS</w:t>
       </w:r>
       <w:r>
-        <w:rPr/>
+        <w:rPr>
+          <w:rFonts w:ascii="Calibri" w:hAnsi="Calibri" w:eastAsia="Calibri" w:cs="Arial" w:asciiTheme="minorHAnsi" w:hAnsiTheme="minorHAnsi" w:eastAsiaTheme="minorHAnsi" w:csTheme="minorBidi"/>
+          <w:sz w:val="24"/>
+          <w:szCs w:val="24"/>
+        </w:rPr>
         <w:t xml:space="preserve"> as you will</w:t>
       </w:r>
       <w:r>
-        <w:rPr/>
+        <w:rPr>
+          <w:rFonts w:ascii="Calibri" w:hAnsi="Calibri" w:eastAsia="Calibri" w:cs="Arial" w:asciiTheme="minorHAnsi" w:hAnsiTheme="minorHAnsi" w:eastAsiaTheme="minorHAnsi" w:csTheme="minorBidi"/>
+          <w:sz w:val="24"/>
+          <w:szCs w:val="24"/>
+        </w:rPr>
         <w:t xml:space="preserve">, have, or are going to get </w:t>
       </w:r>
       <w:r>
-        <w:rPr/>
+        <w:rPr>
+          <w:rFonts w:ascii="Calibri" w:hAnsi="Calibri" w:eastAsia="Calibri" w:cs="Arial" w:asciiTheme="minorHAnsi" w:hAnsiTheme="minorHAnsi" w:eastAsiaTheme="minorHAnsi" w:csTheme="minorBidi"/>
+          <w:sz w:val="24"/>
+          <w:szCs w:val="24"/>
+        </w:rPr>
         <w:t xml:space="preserve">significant usage out of them. </w:t>
       </w:r>
       <w:r>
         <w:rPr>
-          <w:i w:val="1"/>
-          <w:iCs w:val="1"/>
+          <w:rFonts w:ascii="Calibri" w:hAnsi="Calibri" w:eastAsia="Calibri" w:cs="Arial" w:asciiTheme="minorHAnsi" w:hAnsiTheme="minorHAnsi" w:eastAsiaTheme="minorHAnsi" w:csTheme="minorBidi"/>
+          <w:i/>
+          <w:iCs/>
+          <w:sz w:val="24"/>
+          <w:szCs w:val="24"/>
         </w:rPr>
         <w:t>Robotics, Vision and Control</w:t>
       </w:r>
       <w:r>
         <w:rPr>
-          <w:i w:val="1"/>
-          <w:iCs w:val="1"/>
+          <w:rFonts w:ascii="Calibri" w:hAnsi="Calibri" w:eastAsia="Calibri" w:cs="Arial" w:asciiTheme="minorHAnsi" w:hAnsiTheme="minorHAnsi" w:eastAsiaTheme="minorHAnsi" w:csTheme="minorBidi"/>
+          <w:i/>
+          <w:iCs/>
+          <w:sz w:val="24"/>
+          <w:szCs w:val="24"/>
         </w:rPr>
         <w:t>,</w:t>
       </w:r>
       <w:r>
-        <w:rPr/>
+        <w:rPr>
+          <w:rFonts w:ascii="Calibri" w:hAnsi="Calibri" w:eastAsia="Calibri" w:cs="Arial" w:asciiTheme="minorHAnsi" w:hAnsiTheme="minorHAnsi" w:eastAsiaTheme="minorHAnsi" w:csTheme="minorBidi"/>
+          <w:sz w:val="24"/>
+          <w:szCs w:val="24"/>
+        </w:rPr>
         <w:t xml:space="preserve"> </w:t>
       </w:r>
       <w:r>
         <w:rPr>
-          <w:i w:val="1"/>
-          <w:iCs w:val="1"/>
+          <w:rFonts w:ascii="Calibri" w:hAnsi="Calibri" w:eastAsia="Calibri" w:cs="Arial" w:asciiTheme="minorHAnsi" w:hAnsiTheme="minorHAnsi" w:eastAsiaTheme="minorHAnsi" w:csTheme="minorBidi"/>
+          <w:i/>
+          <w:iCs/>
+          <w:sz w:val="24"/>
+          <w:szCs w:val="24"/>
         </w:rPr>
         <w:t>Spring Handbook of Robotics</w:t>
       </w:r>
       <w:r>
-        <w:rPr/>
+        <w:rPr>
+          <w:rFonts w:ascii="Calibri" w:hAnsi="Calibri" w:eastAsia="Calibri" w:cs="Arial" w:asciiTheme="minorHAnsi" w:hAnsiTheme="minorHAnsi" w:eastAsiaTheme="minorHAnsi" w:csTheme="minorBidi"/>
+          <w:sz w:val="24"/>
+          <w:szCs w:val="24"/>
+        </w:rPr>
         <w:t xml:space="preserve">, </w:t>
       </w:r>
       <w:r>
-        <w:rPr/>
+        <w:rPr>
+          <w:rFonts w:ascii="Calibri" w:hAnsi="Calibri" w:eastAsia="Calibri" w:cs="Arial" w:asciiTheme="minorHAnsi" w:hAnsiTheme="minorHAnsi" w:eastAsiaTheme="minorHAnsi" w:csTheme="minorBidi"/>
+          <w:sz w:val="24"/>
+          <w:szCs w:val="24"/>
+        </w:rPr>
         <w:t xml:space="preserve">and </w:t>
       </w:r>
       <w:r>
         <w:rPr>
-          <w:i w:val="1"/>
-          <w:iCs w:val="1"/>
+          <w:rFonts w:ascii="Calibri" w:hAnsi="Calibri" w:eastAsia="Calibri" w:cs="Arial" w:asciiTheme="minorHAnsi" w:hAnsiTheme="minorHAnsi" w:eastAsiaTheme="minorHAnsi" w:csTheme="minorBidi"/>
+          <w:i/>
+          <w:iCs/>
+          <w:sz w:val="24"/>
+          <w:szCs w:val="24"/>
         </w:rPr>
         <w:t>Probabilistic Robotics</w:t>
       </w:r>
       <w:r>
-        <w:rPr/>
+        <w:rPr>
+          <w:rFonts w:ascii="Calibri" w:hAnsi="Calibri" w:eastAsia="Calibri" w:cs="Arial" w:asciiTheme="minorHAnsi" w:hAnsiTheme="minorHAnsi" w:eastAsiaTheme="minorHAnsi" w:csTheme="minorBidi"/>
+          <w:sz w:val="24"/>
+          <w:szCs w:val="24"/>
+        </w:rPr>
         <w:t xml:space="preserve"> all required or recommended references throughout </w:t>
       </w:r>
       <w:r>
-        <w:rPr/>
+        <w:rPr>
+          <w:rFonts w:ascii="Calibri" w:hAnsi="Calibri" w:eastAsia="Calibri" w:cs="Arial" w:asciiTheme="minorHAnsi" w:hAnsiTheme="minorHAnsi" w:eastAsiaTheme="minorHAnsi" w:csTheme="minorBidi"/>
+          <w:sz w:val="24"/>
+          <w:szCs w:val="24"/>
+        </w:rPr>
         <w:t>the undergraduate and graduate WPI Robotics Engineering program</w:t>
       </w:r>
       <w:r>
-        <w:rPr/>
+        <w:rPr>
+          <w:rFonts w:ascii="Calibri" w:hAnsi="Calibri" w:eastAsia="Calibri" w:cs="Arial" w:asciiTheme="minorHAnsi" w:hAnsiTheme="minorHAnsi" w:eastAsiaTheme="minorHAnsi" w:csTheme="minorBidi"/>
+          <w:sz w:val="24"/>
+          <w:szCs w:val="24"/>
+        </w:rPr>
         <w:t xml:space="preserve">. </w:t>
       </w:r>
       <w:r>
-        <w:rPr/>
+        <w:rPr>
+          <w:rFonts w:ascii="Calibri" w:hAnsi="Calibri" w:eastAsia="Calibri" w:cs="Arial" w:asciiTheme="minorHAnsi" w:hAnsiTheme="minorHAnsi" w:eastAsiaTheme="minorHAnsi" w:csTheme="minorBidi"/>
+          <w:sz w:val="24"/>
+          <w:szCs w:val="24"/>
+        </w:rPr>
         <w:t>So,</w:t>
       </w:r>
       <w:r>
-        <w:rPr/>
+        <w:rPr>
+          <w:rFonts w:ascii="Calibri" w:hAnsi="Calibri" w:eastAsia="Calibri" w:cs="Arial" w:asciiTheme="minorHAnsi" w:hAnsiTheme="minorHAnsi" w:eastAsiaTheme="minorHAnsi" w:csTheme="minorBidi"/>
+          <w:sz w:val="24"/>
+          <w:szCs w:val="24"/>
+        </w:rPr>
         <w:t xml:space="preserve"> if you </w:t>
       </w:r>
       <w:r>
-        <w:rPr/>
+        <w:rPr>
+          <w:rFonts w:ascii="Calibri" w:hAnsi="Calibri" w:eastAsia="Calibri" w:cs="Arial" w:asciiTheme="minorHAnsi" w:hAnsiTheme="minorHAnsi" w:eastAsiaTheme="minorHAnsi" w:csTheme="minorBidi"/>
+          <w:sz w:val="24"/>
+          <w:szCs w:val="24"/>
+        </w:rPr>
         <w:t>don’t</w:t>
       </w:r>
       <w:r>
-        <w:rPr/>
+        <w:rPr>
+          <w:rFonts w:ascii="Calibri" w:hAnsi="Calibri" w:eastAsia="Calibri" w:cs="Arial" w:asciiTheme="minorHAnsi" w:hAnsiTheme="minorHAnsi" w:eastAsiaTheme="minorHAnsi" w:csTheme="minorBidi"/>
+          <w:sz w:val="24"/>
+          <w:szCs w:val="24"/>
+        </w:rPr>
         <w:t xml:space="preserve"> already have a copy of them</w:t>
       </w:r>
       <w:r>
-        <w:rPr/>
+        <w:rPr>
+          <w:rFonts w:ascii="Calibri" w:hAnsi="Calibri" w:eastAsia="Calibri" w:cs="Arial" w:asciiTheme="minorHAnsi" w:hAnsiTheme="minorHAnsi" w:eastAsiaTheme="minorHAnsi" w:csTheme="minorBidi"/>
+          <w:sz w:val="24"/>
+          <w:szCs w:val="24"/>
+        </w:rPr>
         <w:t xml:space="preserve"> and are familiar with them, I suggest getting one. </w:t>
       </w:r>
       <w:r>
-        <w:rPr/>
+        <w:rPr>
+          <w:rFonts w:ascii="Calibri" w:hAnsi="Calibri" w:eastAsia="Calibri" w:cs="Arial" w:asciiTheme="minorHAnsi" w:hAnsiTheme="minorHAnsi" w:eastAsiaTheme="minorHAnsi" w:csTheme="minorBidi"/>
+          <w:sz w:val="24"/>
+          <w:szCs w:val="24"/>
+        </w:rPr>
         <w:t>If, after this course, you find yourself interested in global scale</w:t>
       </w:r>
       <w:r>
-        <w:rPr/>
+        <w:rPr>
+          <w:rFonts w:ascii="Calibri" w:hAnsi="Calibri" w:eastAsia="Calibri" w:cs="Arial" w:asciiTheme="minorHAnsi" w:hAnsiTheme="minorHAnsi" w:eastAsiaTheme="minorHAnsi" w:csTheme="minorBidi"/>
+          <w:sz w:val="24"/>
+          <w:szCs w:val="24"/>
+        </w:rPr>
         <w:t xml:space="preserve"> (strategic, marine, or aerospace-grade)</w:t>
       </w:r>
       <w:r>
-        <w:rPr/>
+        <w:rPr>
+          <w:rFonts w:ascii="Calibri" w:hAnsi="Calibri" w:eastAsia="Calibri" w:cs="Arial" w:asciiTheme="minorHAnsi" w:hAnsiTheme="minorHAnsi" w:eastAsiaTheme="minorHAnsi" w:csTheme="minorBidi"/>
+          <w:sz w:val="24"/>
+          <w:szCs w:val="24"/>
+        </w:rPr>
         <w:t xml:space="preserve"> inertial navigation, then get a copy of </w:t>
       </w:r>
       <w:r>
         <w:rPr>
-          <w:i w:val="1"/>
-          <w:iCs w:val="1"/>
+          <w:rFonts w:ascii="Calibri" w:hAnsi="Calibri" w:eastAsia="Calibri" w:cs="Arial" w:asciiTheme="minorHAnsi" w:hAnsiTheme="minorHAnsi" w:eastAsiaTheme="minorHAnsi" w:csTheme="minorBidi"/>
+          <w:i/>
+          <w:iCs/>
+          <w:sz w:val="24"/>
+          <w:szCs w:val="24"/>
         </w:rPr>
         <w:t>Principles of GNSS</w:t>
       </w:r>
       <w:r>
-        <w:rPr/>
+        <w:rPr>
+          <w:rFonts w:ascii="Calibri" w:hAnsi="Calibri" w:eastAsia="Calibri" w:cs="Arial" w:asciiTheme="minorHAnsi" w:hAnsiTheme="minorHAnsi" w:eastAsiaTheme="minorHAnsi" w:csTheme="minorBidi"/>
+          <w:sz w:val="24"/>
+          <w:szCs w:val="24"/>
+        </w:rPr>
         <w:t xml:space="preserve">. </w:t>
       </w:r>
       <w:r>
-        <w:rPr/>
+        <w:rPr>
+          <w:rFonts w:ascii="Calibri" w:hAnsi="Calibri" w:eastAsia="Calibri" w:cs="Arial" w:asciiTheme="minorHAnsi" w:hAnsiTheme="minorHAnsi" w:eastAsiaTheme="minorHAnsi" w:csTheme="minorBidi"/>
+          <w:sz w:val="24"/>
+          <w:szCs w:val="24"/>
+        </w:rPr>
         <w:t>I will provide copies of the needed chapters.</w:t>
       </w:r>
     </w:p>
-    <w:p>
-      <w:r>
-        <w:rPr>
+    <w:p/>
+    <w:p>
+      <w:r>
+        <w:rPr>
+          <w:rFonts w:ascii="Calibri" w:hAnsi="Calibri" w:eastAsia="Calibri" w:cs="Arial" w:asciiTheme="minorHAnsi" w:hAnsiTheme="minorHAnsi" w:eastAsiaTheme="minorHAnsi" w:csTheme="minorBidi"/>
           <w:b/>
+          <w:bCs/>
+          <w:sz w:val="24"/>
+          <w:szCs w:val="24"/>
         </w:rPr>
         <w:t>Communication:</w:t>
       </w:r>
     </w:p>
     <w:p>
       <w:r>
+        <w:rPr>
+          <w:rFonts w:ascii="Calibri" w:hAnsi="Calibri" w:eastAsia="Calibri" w:cs="Arial" w:asciiTheme="minorHAnsi" w:hAnsiTheme="minorHAnsi" w:eastAsiaTheme="minorHAnsi" w:csTheme="minorBidi"/>
+          <w:sz w:val="24"/>
+          <w:szCs w:val="24"/>
+        </w:rPr>
         <w:t xml:space="preserve">For effective communication within the course, I encourage all students to utilize the Canvas discussion boards as the primary platform for asking questions, seeking clarifications, and engaging in course-related discussions. The discussion boards foster a collaborative learning </w:t>
       </w:r>
       <w:r>
-        <w:lastRenderedPageBreak/>
+        <w:rPr>
+          <w:rFonts w:ascii="Calibri" w:hAnsi="Calibri" w:eastAsia="Calibri" w:cs="Arial" w:asciiTheme="minorHAnsi" w:hAnsiTheme="minorHAnsi" w:eastAsiaTheme="minorHAnsi" w:csTheme="minorBidi"/>
+          <w:sz w:val="24"/>
+          <w:szCs w:val="24"/>
+        </w:rPr>
         <w:t>environment where questions and their corresponding answers are accessible to the entire class, benefiting all students. This approach ensures that insights and solutions are shared widely, promoting a collective understanding of the course material. Please refrain from sending course-related inquiries directly via email or private messages unless it pertains to a personal matter.</w:t>
       </w:r>
     </w:p>
@@ -992,67 +1626,160 @@
       </w:pPr>
       <w:r>
         <w:rPr>
+          <w:rFonts w:ascii="Calibri" w:hAnsi="Calibri" w:eastAsia="Calibri" w:cs="Arial" w:asciiTheme="minorHAnsi" w:hAnsiTheme="minorHAnsi" w:eastAsiaTheme="minorHAnsi" w:csTheme="minorBidi"/>
           <w:b/>
+          <w:bCs/>
+          <w:sz w:val="24"/>
+          <w:szCs w:val="24"/>
         </w:rPr>
         <w:t xml:space="preserve">Course </w:t>
       </w:r>
       <w:r>
         <w:rPr>
+          <w:rFonts w:ascii="Calibri" w:hAnsi="Calibri" w:eastAsia="Calibri" w:cs="Arial" w:asciiTheme="minorHAnsi" w:hAnsiTheme="minorHAnsi" w:eastAsiaTheme="minorHAnsi" w:csTheme="minorBidi"/>
           <w:b/>
+          <w:bCs/>
+          <w:sz w:val="24"/>
+          <w:szCs w:val="24"/>
         </w:rPr>
         <w:t>Approach:</w:t>
       </w:r>
     </w:p>
     <w:p>
       <w:r>
+        <w:rPr>
+          <w:rFonts w:ascii="Calibri" w:hAnsi="Calibri" w:eastAsia="Calibri" w:cs="Arial" w:asciiTheme="minorHAnsi" w:hAnsiTheme="minorHAnsi" w:eastAsiaTheme="minorHAnsi" w:csTheme="minorBidi"/>
+          <w:sz w:val="24"/>
+          <w:szCs w:val="24"/>
+        </w:rPr>
         <w:t xml:space="preserve">This course will run on a Monday to Sunday schedule. WPI (and myself) </w:t>
       </w:r>
       <w:r>
+        <w:rPr>
+          <w:rFonts w:ascii="Calibri" w:hAnsi="Calibri" w:eastAsia="Calibri" w:cs="Arial" w:asciiTheme="minorHAnsi" w:hAnsiTheme="minorHAnsi" w:eastAsiaTheme="minorHAnsi" w:csTheme="minorBidi"/>
+          <w:sz w:val="24"/>
+          <w:szCs w:val="24"/>
+        </w:rPr>
         <w:t xml:space="preserve">are based in Eastern Time </w:t>
       </w:r>
       <w:r>
+        <w:rPr>
+          <w:rFonts w:ascii="Calibri" w:hAnsi="Calibri" w:eastAsia="Calibri" w:cs="Arial" w:asciiTheme="minorHAnsi" w:hAnsiTheme="minorHAnsi" w:eastAsiaTheme="minorHAnsi" w:csTheme="minorBidi"/>
+          <w:sz w:val="24"/>
+          <w:szCs w:val="24"/>
+        </w:rPr>
         <w:t>(UTC</w:t>
       </w:r>
       <w:r>
+        <w:rPr>
+          <w:rFonts w:ascii="Calibri" w:hAnsi="Calibri" w:eastAsia="Calibri" w:cs="Arial" w:asciiTheme="minorHAnsi" w:hAnsiTheme="minorHAnsi" w:eastAsiaTheme="minorHAnsi" w:csTheme="minorBidi"/>
+          <w:sz w:val="24"/>
+          <w:szCs w:val="24"/>
+        </w:rPr>
         <w:t xml:space="preserve"> </w:t>
       </w:r>
       <w:r>
+        <w:rPr>
+          <w:rFonts w:ascii="Calibri" w:hAnsi="Calibri" w:eastAsia="Calibri" w:cs="Arial" w:asciiTheme="minorHAnsi" w:hAnsiTheme="minorHAnsi" w:eastAsiaTheme="minorHAnsi" w:csTheme="minorBidi"/>
+          <w:sz w:val="24"/>
+          <w:szCs w:val="24"/>
+        </w:rPr>
         <w:t xml:space="preserve">-5/4 depending on daylight savings). </w:t>
       </w:r>
       <w:r>
+        <w:rPr>
+          <w:rFonts w:ascii="Calibri" w:hAnsi="Calibri" w:eastAsia="Calibri" w:cs="Arial" w:asciiTheme="minorHAnsi" w:hAnsiTheme="minorHAnsi" w:eastAsiaTheme="minorHAnsi" w:csTheme="minorBidi"/>
+          <w:sz w:val="24"/>
+          <w:szCs w:val="24"/>
+        </w:rPr>
         <w:t xml:space="preserve">The course is structured into several modules that culminate in a </w:t>
       </w:r>
       <w:r>
+        <w:rPr>
+          <w:rFonts w:ascii="Calibri" w:hAnsi="Calibri" w:eastAsia="Calibri" w:cs="Arial" w:asciiTheme="minorHAnsi" w:hAnsiTheme="minorHAnsi" w:eastAsiaTheme="minorHAnsi" w:csTheme="minorBidi"/>
+          <w:sz w:val="24"/>
+          <w:szCs w:val="24"/>
+        </w:rPr>
         <w:t xml:space="preserve">final module with a </w:t>
       </w:r>
       <w:r>
+        <w:rPr>
+          <w:rFonts w:ascii="Calibri" w:hAnsi="Calibri" w:eastAsia="Calibri" w:cs="Arial" w:asciiTheme="minorHAnsi" w:hAnsiTheme="minorHAnsi" w:eastAsiaTheme="minorHAnsi" w:csTheme="minorBidi"/>
+          <w:sz w:val="24"/>
+          <w:szCs w:val="24"/>
+        </w:rPr>
         <w:t xml:space="preserve">comprehensive project. </w:t>
       </w:r>
       <w:r>
+        <w:rPr>
+          <w:rFonts w:ascii="Calibri" w:hAnsi="Calibri" w:eastAsia="Calibri" w:cs="Arial" w:asciiTheme="minorHAnsi" w:hAnsiTheme="minorHAnsi" w:eastAsiaTheme="minorHAnsi" w:csTheme="minorBidi"/>
+          <w:sz w:val="24"/>
+          <w:szCs w:val="24"/>
+        </w:rPr>
         <w:t>These projects will be the main deliverables for the course.</w:t>
       </w:r>
       <w:r>
+        <w:rPr>
+          <w:rFonts w:ascii="Calibri" w:hAnsi="Calibri" w:eastAsia="Calibri" w:cs="Arial" w:asciiTheme="minorHAnsi" w:hAnsiTheme="minorHAnsi" w:eastAsiaTheme="minorHAnsi" w:csTheme="minorBidi"/>
+          <w:sz w:val="24"/>
+          <w:szCs w:val="24"/>
+        </w:rPr>
         <w:t xml:space="preserve"> There will be some supplemental portions of your final grade that come from quizzes, discussions, et cetera, but </w:t>
       </w:r>
       <w:r>
+        <w:rPr>
+          <w:rFonts w:ascii="Calibri" w:hAnsi="Calibri" w:eastAsia="Calibri" w:cs="Arial" w:asciiTheme="minorHAnsi" w:hAnsiTheme="minorHAnsi" w:eastAsiaTheme="minorHAnsi" w:csTheme="minorBidi"/>
+          <w:sz w:val="24"/>
+          <w:szCs w:val="24"/>
+        </w:rPr>
         <w:t xml:space="preserve">this </w:t>
       </w:r>
       <w:r>
+        <w:rPr>
+          <w:rFonts w:ascii="Calibri" w:hAnsi="Calibri" w:eastAsia="Calibri" w:cs="Arial" w:asciiTheme="minorHAnsi" w:hAnsiTheme="minorHAnsi" w:eastAsiaTheme="minorHAnsi" w:csTheme="minorBidi"/>
+          <w:sz w:val="24"/>
+          <w:szCs w:val="24"/>
+        </w:rPr>
         <w:t>project-based</w:t>
       </w:r>
       <w:r>
+        <w:rPr>
+          <w:rFonts w:ascii="Calibri" w:hAnsi="Calibri" w:eastAsia="Calibri" w:cs="Arial" w:asciiTheme="minorHAnsi" w:hAnsiTheme="minorHAnsi" w:eastAsiaTheme="minorHAnsi" w:csTheme="minorBidi"/>
+          <w:sz w:val="24"/>
+          <w:szCs w:val="24"/>
+        </w:rPr>
         <w:t xml:space="preserve"> curriculum is more reflective of actual </w:t>
       </w:r>
       <w:r>
+        <w:rPr>
+          <w:rFonts w:ascii="Calibri" w:hAnsi="Calibri" w:eastAsia="Calibri" w:cs="Arial" w:asciiTheme="minorHAnsi" w:hAnsiTheme="minorHAnsi" w:eastAsiaTheme="minorHAnsi" w:csTheme="minorBidi"/>
+          <w:sz w:val="24"/>
+          <w:szCs w:val="24"/>
+        </w:rPr>
         <w:t xml:space="preserve">professional work in the field. </w:t>
       </w:r>
       <w:r>
+        <w:rPr>
+          <w:rFonts w:ascii="Calibri" w:hAnsi="Calibri" w:eastAsia="Calibri" w:cs="Arial" w:asciiTheme="minorHAnsi" w:hAnsiTheme="minorHAnsi" w:eastAsiaTheme="minorHAnsi" w:csTheme="minorBidi"/>
+          <w:sz w:val="24"/>
+          <w:szCs w:val="24"/>
+        </w:rPr>
         <w:t xml:space="preserve">Course content will be conveyed using recorded lectures with accompanying slides, </w:t>
       </w:r>
       <w:r>
+        <w:rPr>
+          <w:rFonts w:ascii="Calibri" w:hAnsi="Calibri" w:eastAsia="Calibri" w:cs="Arial" w:asciiTheme="minorHAnsi" w:hAnsiTheme="minorHAnsi" w:eastAsiaTheme="minorHAnsi" w:csTheme="minorBidi"/>
+          <w:sz w:val="24"/>
+          <w:szCs w:val="24"/>
+        </w:rPr>
         <w:t>guided demonstrations in code, suggested weekly readings, and weekly discussions</w:t>
       </w:r>
       <w:r>
+        <w:rPr>
+          <w:rFonts w:ascii="Calibri" w:hAnsi="Calibri" w:eastAsia="Calibri" w:cs="Arial" w:asciiTheme="minorHAnsi" w:hAnsiTheme="minorHAnsi" w:eastAsiaTheme="minorHAnsi" w:csTheme="minorBidi"/>
+          <w:sz w:val="24"/>
+          <w:szCs w:val="24"/>
+        </w:rPr>
         <w:t>. I will be available for synchronous discussions on an as needed basis.</w:t>
       </w:r>
     </w:p>
@@ -1072,22 +1799,34 @@
       </w:pPr>
       <w:r>
         <w:rPr>
+          <w:rFonts w:ascii="Calibri" w:hAnsi="Calibri" w:eastAsia="Calibri" w:cs="Arial" w:asciiTheme="minorHAnsi" w:hAnsiTheme="minorHAnsi" w:eastAsiaTheme="minorHAnsi" w:csTheme="minorBidi"/>
           <w:b/>
+          <w:bCs/>
           <w:color w:val="000000" w:themeColor="text1"/>
+          <w:sz w:val="24"/>
+          <w:szCs w:val="24"/>
         </w:rPr>
         <w:t>C</w:t>
       </w:r>
       <w:r>
         <w:rPr>
+          <w:rFonts w:ascii="Calibri" w:hAnsi="Calibri" w:eastAsia="Calibri" w:cs="Arial" w:asciiTheme="minorHAnsi" w:hAnsiTheme="minorHAnsi" w:eastAsiaTheme="minorHAnsi" w:csTheme="minorBidi"/>
           <w:b/>
+          <w:bCs/>
           <w:color w:val="000000" w:themeColor="text1"/>
+          <w:sz w:val="24"/>
+          <w:szCs w:val="24"/>
         </w:rPr>
         <w:t xml:space="preserve">ourse </w:t>
       </w:r>
       <w:r>
         <w:rPr>
+          <w:rFonts w:ascii="Calibri" w:hAnsi="Calibri" w:eastAsia="Calibri" w:cs="Arial" w:asciiTheme="minorHAnsi" w:hAnsiTheme="minorHAnsi" w:eastAsiaTheme="minorHAnsi" w:csTheme="minorBidi"/>
           <w:b/>
+          <w:bCs/>
           <w:color w:val="000000" w:themeColor="text1"/>
+          <w:sz w:val="24"/>
+          <w:szCs w:val="24"/>
         </w:rPr>
         <w:t>Requirements:</w:t>
       </w:r>
@@ -1099,13 +1838,18 @@
           <w:ilvl w:val="0"/>
           <w:numId w:val="1"/>
         </w:numPr>
+        <w:ind w:left="720" w:hanging="360"/>
         <w:rPr>
           <w:b/>
         </w:rPr>
       </w:pPr>
       <w:r>
         <w:rPr>
+          <w:rFonts w:ascii="Calibri" w:hAnsi="Calibri" w:eastAsia="Calibri" w:cs="Arial" w:asciiTheme="minorHAnsi" w:hAnsiTheme="minorHAnsi" w:eastAsiaTheme="minorHAnsi" w:csTheme="minorBidi"/>
           <w:b/>
+          <w:bCs/>
+          <w:sz w:val="24"/>
+          <w:szCs w:val="24"/>
         </w:rPr>
         <w:t>Grade Determination Breakdown</w:t>
       </w:r>
@@ -1115,21 +1859,51 @@
         <w:pStyle w:val="ListParagraph"/>
       </w:pPr>
       <w:r>
+        <w:rPr>
+          <w:rFonts w:ascii="Calibri" w:hAnsi="Calibri" w:eastAsia="Calibri" w:cs="Arial" w:asciiTheme="minorHAnsi" w:hAnsiTheme="minorHAnsi" w:eastAsiaTheme="minorHAnsi" w:csTheme="minorBidi"/>
+          <w:sz w:val="24"/>
+          <w:szCs w:val="24"/>
+        </w:rPr>
         <w:t>This course will be prim</w:t>
       </w:r>
       <w:r>
+        <w:rPr>
+          <w:rFonts w:ascii="Calibri" w:hAnsi="Calibri" w:eastAsia="Calibri" w:cs="Arial" w:asciiTheme="minorHAnsi" w:hAnsiTheme="minorHAnsi" w:eastAsiaTheme="minorHAnsi" w:csTheme="minorBidi"/>
+          <w:sz w:val="24"/>
+          <w:szCs w:val="24"/>
+        </w:rPr>
         <w:t xml:space="preserve">arily centered around projects. </w:t>
       </w:r>
       <w:r>
+        <w:rPr>
+          <w:rFonts w:ascii="Calibri" w:hAnsi="Calibri" w:eastAsia="Calibri" w:cs="Arial" w:asciiTheme="minorHAnsi" w:hAnsiTheme="minorHAnsi" w:eastAsiaTheme="minorHAnsi" w:csTheme="minorBidi"/>
+          <w:sz w:val="24"/>
+          <w:szCs w:val="24"/>
+        </w:rPr>
         <w:t xml:space="preserve">Each module </w:t>
       </w:r>
       <w:r>
+        <w:rPr>
+          <w:rFonts w:ascii="Calibri" w:hAnsi="Calibri" w:eastAsia="Calibri" w:cs="Arial" w:asciiTheme="minorHAnsi" w:hAnsiTheme="minorHAnsi" w:eastAsiaTheme="minorHAnsi" w:csTheme="minorBidi"/>
+          <w:sz w:val="24"/>
+          <w:szCs w:val="24"/>
+        </w:rPr>
         <w:t xml:space="preserve">will culminate in a module project which will </w:t>
       </w:r>
       <w:r>
+        <w:rPr>
+          <w:rFonts w:ascii="Calibri" w:hAnsi="Calibri" w:eastAsia="Calibri" w:cs="Arial" w:asciiTheme="minorHAnsi" w:hAnsiTheme="minorHAnsi" w:eastAsiaTheme="minorHAnsi" w:csTheme="minorBidi"/>
+          <w:sz w:val="24"/>
+          <w:szCs w:val="24"/>
+        </w:rPr>
         <w:t>enable the student to demonstrate knowledge and understanding of the module by applying it. The final module will also act as a culminating “final” project that incorporates everything from the semester.</w:t>
       </w:r>
       <w:r>
+        <w:rPr>
+          <w:rFonts w:ascii="Calibri" w:hAnsi="Calibri" w:eastAsia="Calibri" w:cs="Arial" w:asciiTheme="minorHAnsi" w:hAnsiTheme="minorHAnsi" w:eastAsiaTheme="minorHAnsi" w:csTheme="minorBidi"/>
+          <w:sz w:val="24"/>
+          <w:szCs w:val="24"/>
+        </w:rPr>
         <w:t xml:space="preserve"> </w:t>
       </w:r>
     </w:p>
@@ -1140,13 +1914,18 @@
           <w:ilvl w:val="0"/>
           <w:numId w:val="1"/>
         </w:numPr>
+        <w:ind w:left="720" w:hanging="360"/>
         <w:rPr>
           <w:b/>
         </w:rPr>
       </w:pPr>
       <w:r>
         <w:rPr>
+          <w:rFonts w:ascii="Calibri" w:hAnsi="Calibri" w:eastAsia="Calibri" w:cs="Arial" w:asciiTheme="minorHAnsi" w:hAnsiTheme="minorHAnsi" w:eastAsiaTheme="minorHAnsi" w:csTheme="minorBidi"/>
           <w:b/>
+          <w:bCs/>
+          <w:sz w:val="24"/>
+          <w:szCs w:val="24"/>
         </w:rPr>
         <w:t>Assignments</w:t>
       </w:r>
@@ -1156,15 +1935,27 @@
         <w:pStyle w:val="ListParagraph"/>
       </w:pPr>
       <w:r>
-        <w:rPr/>
+        <w:rPr>
+          <w:rFonts w:ascii="Calibri" w:hAnsi="Calibri" w:eastAsia="Calibri" w:cs="Arial" w:asciiTheme="minorHAnsi" w:hAnsiTheme="minorHAnsi" w:eastAsiaTheme="minorHAnsi" w:csTheme="minorBidi"/>
+          <w:sz w:val="24"/>
+          <w:szCs w:val="24"/>
+        </w:rPr>
         <w:t>There are f</w:t>
       </w:r>
       <w:r>
-        <w:rPr/>
+        <w:rPr>
+          <w:rFonts w:ascii="Calibri" w:hAnsi="Calibri" w:eastAsia="Calibri" w:cs="Arial" w:asciiTheme="minorHAnsi" w:hAnsiTheme="minorHAnsi" w:eastAsiaTheme="minorHAnsi" w:csTheme="minorBidi"/>
+          <w:sz w:val="24"/>
+          <w:szCs w:val="24"/>
+        </w:rPr>
         <w:t xml:space="preserve">our </w:t>
       </w:r>
       <w:r>
-        <w:rPr/>
+        <w:rPr>
+          <w:rFonts w:ascii="Calibri" w:hAnsi="Calibri" w:eastAsia="Calibri" w:cs="Arial" w:asciiTheme="minorHAnsi" w:hAnsiTheme="minorHAnsi" w:eastAsiaTheme="minorHAnsi" w:csTheme="minorBidi"/>
+          <w:sz w:val="24"/>
+          <w:szCs w:val="24"/>
+        </w:rPr>
         <w:t>module projects with their respective grading weight shown below.</w:t>
       </w:r>
     </w:p>
@@ -1175,18 +1966,38 @@
           <w:ilvl w:val="0"/>
           <w:numId w:val="2"/>
         </w:numPr>
-        <w:ind w:left="1080"/>
-      </w:pPr>
-      <w:r>
+        <w:ind w:left="1080" w:hanging="360"/>
+      </w:pPr>
+      <w:r>
+        <w:rPr>
+          <w:rFonts w:ascii="Calibri" w:hAnsi="Calibri" w:eastAsia="Calibri" w:cs="Arial" w:asciiTheme="minorHAnsi" w:hAnsiTheme="minorHAnsi" w:eastAsiaTheme="minorHAnsi" w:csTheme="minorBidi"/>
+          <w:sz w:val="24"/>
+          <w:szCs w:val="24"/>
+        </w:rPr>
         <w:t>Perception:</w:t>
       </w:r>
       <w:r>
+        <w:rPr>
+          <w:rFonts w:ascii="Calibri" w:hAnsi="Calibri" w:eastAsia="Calibri" w:cs="Arial" w:asciiTheme="minorHAnsi" w:hAnsiTheme="minorHAnsi" w:eastAsiaTheme="minorHAnsi" w:csTheme="minorBidi"/>
+          <w:sz w:val="24"/>
+          <w:szCs w:val="24"/>
+        </w:rPr>
         <w:t xml:space="preserve"> Drone observation model – </w:t>
       </w:r>
       <w:r>
+        <w:rPr>
+          <w:rFonts w:ascii="Calibri" w:hAnsi="Calibri" w:eastAsia="Calibri" w:cs="Arial" w:asciiTheme="minorHAnsi" w:hAnsiTheme="minorHAnsi" w:eastAsiaTheme="minorHAnsi" w:csTheme="minorBidi"/>
+          <w:sz w:val="24"/>
+          <w:szCs w:val="24"/>
+        </w:rPr>
         <w:t>20</w:t>
       </w:r>
       <w:r>
+        <w:rPr>
+          <w:rFonts w:ascii="Calibri" w:hAnsi="Calibri" w:eastAsia="Calibri" w:cs="Arial" w:asciiTheme="minorHAnsi" w:hAnsiTheme="minorHAnsi" w:eastAsiaTheme="minorHAnsi" w:csTheme="minorBidi"/>
+          <w:sz w:val="24"/>
+          <w:szCs w:val="24"/>
+        </w:rPr>
         <w:t>%</w:t>
       </w:r>
     </w:p>
@@ -1197,35 +2008,62 @@
           <w:ilvl w:val="0"/>
           <w:numId w:val="2"/>
         </w:numPr>
-        <w:ind w:left="1080"/>
-        <w:rPr/>
-      </w:pPr>
-      <w:r>
-        <w:rPr/>
+        <w:ind w:left="1080" w:hanging="360"/>
+      </w:pPr>
+      <w:r>
+        <w:rPr>
+          <w:rFonts w:ascii="Calibri" w:hAnsi="Calibri" w:eastAsia="Calibri" w:cs="Arial" w:asciiTheme="minorHAnsi" w:hAnsiTheme="minorHAnsi" w:eastAsiaTheme="minorHAnsi" w:csTheme="minorBidi"/>
+          <w:sz w:val="24"/>
+          <w:szCs w:val="24"/>
+        </w:rPr>
         <w:t>Filtering</w:t>
       </w:r>
       <w:r>
-        <w:rPr/>
+        <w:rPr>
+          <w:rFonts w:ascii="Calibri" w:hAnsi="Calibri" w:eastAsia="Calibri" w:cs="Arial" w:asciiTheme="minorHAnsi" w:hAnsiTheme="minorHAnsi" w:eastAsiaTheme="minorHAnsi" w:csTheme="minorBidi"/>
+          <w:sz w:val="24"/>
+          <w:szCs w:val="24"/>
+        </w:rPr>
         <w:t xml:space="preserve">: </w:t>
       </w:r>
       <w:r>
-        <w:rPr/>
+        <w:rPr>
+          <w:rFonts w:ascii="Calibri" w:hAnsi="Calibri" w:eastAsia="Calibri" w:cs="Arial" w:asciiTheme="minorHAnsi" w:hAnsiTheme="minorHAnsi" w:eastAsiaTheme="minorHAnsi" w:csTheme="minorBidi"/>
+          <w:sz w:val="24"/>
+          <w:szCs w:val="24"/>
+        </w:rPr>
         <w:t>Nonlinear Navigation Filter</w:t>
       </w:r>
       <w:r>
-        <w:rPr/>
+        <w:rPr>
+          <w:rFonts w:ascii="Calibri" w:hAnsi="Calibri" w:eastAsia="Calibri" w:cs="Arial" w:asciiTheme="minorHAnsi" w:hAnsiTheme="minorHAnsi" w:eastAsiaTheme="minorHAnsi" w:csTheme="minorBidi"/>
+          <w:sz w:val="24"/>
+          <w:szCs w:val="24"/>
+        </w:rPr>
         <w:t>s</w:t>
       </w:r>
       <w:r>
-        <w:rPr/>
+        <w:rPr>
+          <w:rFonts w:ascii="Calibri" w:hAnsi="Calibri" w:eastAsia="Calibri" w:cs="Arial" w:asciiTheme="minorHAnsi" w:hAnsiTheme="minorHAnsi" w:eastAsiaTheme="minorHAnsi" w:csTheme="minorBidi"/>
+          <w:sz w:val="24"/>
+          <w:szCs w:val="24"/>
+        </w:rPr>
         <w:t xml:space="preserve"> – </w:t>
       </w:r>
       <w:r>
-        <w:rPr/>
+        <w:rPr>
+          <w:rFonts w:ascii="Calibri" w:hAnsi="Calibri" w:eastAsia="Calibri" w:cs="Arial" w:asciiTheme="minorHAnsi" w:hAnsiTheme="minorHAnsi" w:eastAsiaTheme="minorHAnsi" w:csTheme="minorBidi"/>
+          <w:sz w:val="24"/>
+          <w:szCs w:val="24"/>
+        </w:rPr>
         <w:t>30</w:t>
       </w:r>
       <w:r>
-        <w:rPr/>
+        <w:rPr>
+          <w:rFonts w:ascii="Calibri" w:hAnsi="Calibri" w:eastAsia="Calibri" w:cs="Arial" w:asciiTheme="minorHAnsi" w:hAnsiTheme="minorHAnsi" w:eastAsiaTheme="minorHAnsi" w:csTheme="minorBidi"/>
+          <w:sz w:val="24"/>
+          <w:szCs w:val="24"/>
+        </w:rPr>
         <w:t>%</w:t>
       </w:r>
     </w:p>
@@ -1236,19 +2074,30 @@
           <w:ilvl w:val="0"/>
           <w:numId w:val="2"/>
         </w:numPr>
-        <w:ind w:left="1080"/>
-        <w:rPr/>
-      </w:pPr>
-      <w:r>
-        <w:rPr/>
+        <w:ind w:left="1080" w:hanging="360"/>
+      </w:pPr>
+      <w:r>
+        <w:rPr>
+          <w:rFonts w:ascii="Calibri" w:hAnsi="Calibri" w:eastAsia="Calibri" w:cs="Arial" w:asciiTheme="minorHAnsi" w:hAnsiTheme="minorHAnsi" w:eastAsiaTheme="minorHAnsi" w:csTheme="minorBidi"/>
+          <w:sz w:val="24"/>
+          <w:szCs w:val="24"/>
+        </w:rPr>
         <w:t xml:space="preserve">Filtering: Inertial Navigation – </w:t>
       </w:r>
       <w:r>
-        <w:rPr/>
+        <w:rPr>
+          <w:rFonts w:ascii="Calibri" w:hAnsi="Calibri" w:eastAsia="Calibri" w:cs="Arial" w:asciiTheme="minorHAnsi" w:hAnsiTheme="minorHAnsi" w:eastAsiaTheme="minorHAnsi" w:csTheme="minorBidi"/>
+          <w:sz w:val="24"/>
+          <w:szCs w:val="24"/>
+        </w:rPr>
         <w:t>30</w:t>
       </w:r>
       <w:r>
-        <w:rPr/>
+        <w:rPr>
+          <w:rFonts w:ascii="Calibri" w:hAnsi="Calibri" w:eastAsia="Calibri" w:cs="Arial" w:asciiTheme="minorHAnsi" w:hAnsiTheme="minorHAnsi" w:eastAsiaTheme="minorHAnsi" w:csTheme="minorBidi"/>
+          <w:sz w:val="24"/>
+          <w:szCs w:val="24"/>
+        </w:rPr>
         <w:t>%</w:t>
       </w:r>
     </w:p>
@@ -1259,24 +2108,49 @@
           <w:ilvl w:val="0"/>
           <w:numId w:val="2"/>
         </w:numPr>
-        <w:ind w:left="1080"/>
+        <w:ind w:left="1080" w:hanging="360"/>
         <w:rPr>
           <w:b/>
         </w:rPr>
       </w:pPr>
       <w:r>
+        <w:rPr>
+          <w:rFonts w:ascii="Calibri" w:hAnsi="Calibri" w:eastAsia="Calibri" w:cs="Arial" w:asciiTheme="minorHAnsi" w:hAnsiTheme="minorHAnsi" w:eastAsiaTheme="minorHAnsi" w:csTheme="minorBidi"/>
+          <w:sz w:val="24"/>
+          <w:szCs w:val="24"/>
+        </w:rPr>
         <w:t>Integration</w:t>
       </w:r>
       <w:r>
+        <w:rPr>
+          <w:rFonts w:ascii="Calibri" w:hAnsi="Calibri" w:eastAsia="Calibri" w:cs="Arial" w:asciiTheme="minorHAnsi" w:hAnsiTheme="minorHAnsi" w:eastAsiaTheme="minorHAnsi" w:csTheme="minorBidi"/>
+          <w:sz w:val="24"/>
+          <w:szCs w:val="24"/>
+        </w:rPr>
         <w:t>: Victoria Park SLAM – 2</w:t>
       </w:r>
       <w:r>
+        <w:rPr>
+          <w:rFonts w:ascii="Calibri" w:hAnsi="Calibri" w:eastAsia="Calibri" w:cs="Arial" w:asciiTheme="minorHAnsi" w:hAnsiTheme="minorHAnsi" w:eastAsiaTheme="minorHAnsi" w:csTheme="minorBidi"/>
+          <w:sz w:val="24"/>
+          <w:szCs w:val="24"/>
+        </w:rPr>
         <w:t>0</w:t>
       </w:r>
       <w:r>
+        <w:rPr>
+          <w:rFonts w:ascii="Calibri" w:hAnsi="Calibri" w:eastAsia="Calibri" w:cs="Arial" w:asciiTheme="minorHAnsi" w:hAnsiTheme="minorHAnsi" w:eastAsiaTheme="minorHAnsi" w:csTheme="minorBidi"/>
+          <w:sz w:val="24"/>
+          <w:szCs w:val="24"/>
+        </w:rPr>
         <w:t>%</w:t>
       </w:r>
       <w:r>
+        <w:rPr>
+          <w:rFonts w:ascii="Calibri" w:hAnsi="Calibri" w:eastAsia="Calibri" w:cs="Arial" w:asciiTheme="minorHAnsi" w:hAnsiTheme="minorHAnsi" w:eastAsiaTheme="minorHAnsi" w:csTheme="minorBidi"/>
+          <w:sz w:val="24"/>
+          <w:szCs w:val="24"/>
+        </w:rPr>
         <w:t xml:space="preserve"> </w:t>
       </w:r>
     </w:p>
@@ -1297,58 +2171,14 @@
       </w:pPr>
       <w:r>
         <w:rPr>
-          <w:b/>
-        </w:rPr>
-        <w:t>Late Work Policy</w:t>
-      </w:r>
-    </w:p>
-    <w:p>
-      <w:pPr>
-        <w:rPr>
-          <w:b w:val="1"/>
-          <w:bCs w:val="1"/>
-        </w:rPr>
-      </w:pPr>
-      <w:r>
-        <w:rPr/>
-        <w:t>The modules are meant to be completed in order</w:t>
-      </w:r>
-      <w:r>
-        <w:rPr/>
-        <w:t xml:space="preserve">. The due dates on the module project are suggested completion dates </w:t>
-      </w:r>
-      <w:r>
-        <w:rPr/>
-        <w:t xml:space="preserve">and are </w:t>
-      </w:r>
-      <w:r>
-        <w:rPr/>
-        <w:t>there to help keep students on schedule. However,</w:t>
-      </w:r>
-      <w:r>
-        <w:rPr/>
-        <w:t xml:space="preserve"> all projects are due at the end of the semester (a final deadline will be provided to allow for sufficient time t</w:t>
-      </w:r>
-      <w:r>
-        <w:rPr/>
-        <w:t xml:space="preserve">o </w:t>
-      </w:r>
-      <w:r>
-        <w:rPr/>
-        <w:t>submit</w:t>
-      </w:r>
-      <w:r>
-        <w:rPr/>
-        <w:t xml:space="preserve"> final grades) and the submissions are not capped provided students do not abuse this policy.</w:t>
-      </w:r>
-    </w:p>
-    <w:p>
-      <w:pPr>
-        <w:rPr>
+          <w:rFonts w:ascii="Calibri" w:hAnsi="Calibri" w:eastAsia="Calibri" w:cs="Arial" w:asciiTheme="minorHAnsi" w:hAnsiTheme="minorHAnsi" w:eastAsiaTheme="minorHAnsi" w:csTheme="minorBidi"/>
           <w:b/>
           <w:bCs/>
-        </w:rPr>
-      </w:pPr>
+          <w:sz w:val="24"/>
+          <w:szCs w:val="24"/>
+        </w:rPr>
+        <w:t>Late Work Policy</w:t>
+      </w:r>
     </w:p>
     <w:p>
       <w:pPr>
@@ -1359,51 +2189,174 @@
       </w:pPr>
       <w:r>
         <w:rPr>
+          <w:rFonts w:ascii="Calibri" w:hAnsi="Calibri" w:eastAsia="Calibri" w:cs="Arial" w:asciiTheme="minorHAnsi" w:hAnsiTheme="minorHAnsi" w:eastAsiaTheme="minorHAnsi" w:csTheme="minorBidi"/>
+          <w:sz w:val="24"/>
+          <w:szCs w:val="24"/>
+        </w:rPr>
+        <w:t>The modules are meant to be completed in order</w:t>
+      </w:r>
+      <w:r>
+        <w:rPr>
+          <w:rFonts w:ascii="Calibri" w:hAnsi="Calibri" w:eastAsia="Calibri" w:cs="Arial" w:asciiTheme="minorHAnsi" w:hAnsiTheme="minorHAnsi" w:eastAsiaTheme="minorHAnsi" w:csTheme="minorBidi"/>
+          <w:sz w:val="24"/>
+          <w:szCs w:val="24"/>
+        </w:rPr>
+        <w:t xml:space="preserve">. The due dates on the module project are suggested completion dates </w:t>
+      </w:r>
+      <w:r>
+        <w:rPr>
+          <w:rFonts w:ascii="Calibri" w:hAnsi="Calibri" w:eastAsia="Calibri" w:cs="Arial" w:asciiTheme="minorHAnsi" w:hAnsiTheme="minorHAnsi" w:eastAsiaTheme="minorHAnsi" w:csTheme="minorBidi"/>
+          <w:sz w:val="24"/>
+          <w:szCs w:val="24"/>
+        </w:rPr>
+        <w:t xml:space="preserve">and are </w:t>
+      </w:r>
+      <w:r>
+        <w:rPr>
+          <w:rFonts w:ascii="Calibri" w:hAnsi="Calibri" w:eastAsia="Calibri" w:cs="Arial" w:asciiTheme="minorHAnsi" w:hAnsiTheme="minorHAnsi" w:eastAsiaTheme="minorHAnsi" w:csTheme="minorBidi"/>
+          <w:sz w:val="24"/>
+          <w:szCs w:val="24"/>
+        </w:rPr>
+        <w:t>there to help keep students on schedule. However,</w:t>
+      </w:r>
+      <w:r>
+        <w:rPr>
+          <w:rFonts w:ascii="Calibri" w:hAnsi="Calibri" w:eastAsia="Calibri" w:cs="Arial" w:asciiTheme="minorHAnsi" w:hAnsiTheme="minorHAnsi" w:eastAsiaTheme="minorHAnsi" w:csTheme="minorBidi"/>
+          <w:sz w:val="24"/>
+          <w:szCs w:val="24"/>
+        </w:rPr>
+        <w:t xml:space="preserve"> all projects are due at the end of the semester (a final deadline will be provided to allow for sufficient time t</w:t>
+      </w:r>
+      <w:r>
+        <w:rPr>
+          <w:rFonts w:ascii="Calibri" w:hAnsi="Calibri" w:eastAsia="Calibri" w:cs="Arial" w:asciiTheme="minorHAnsi" w:hAnsiTheme="minorHAnsi" w:eastAsiaTheme="minorHAnsi" w:csTheme="minorBidi"/>
+          <w:sz w:val="24"/>
+          <w:szCs w:val="24"/>
+        </w:rPr>
+        <w:t xml:space="preserve">o </w:t>
+      </w:r>
+      <w:r>
+        <w:rPr>
+          <w:rFonts w:ascii="Calibri" w:hAnsi="Calibri" w:eastAsia="Calibri" w:cs="Arial" w:asciiTheme="minorHAnsi" w:hAnsiTheme="minorHAnsi" w:eastAsiaTheme="minorHAnsi" w:csTheme="minorBidi"/>
+          <w:sz w:val="24"/>
+          <w:szCs w:val="24"/>
+        </w:rPr>
+        <w:t>submit</w:t>
+      </w:r>
+      <w:r>
+        <w:rPr>
+          <w:rFonts w:ascii="Calibri" w:hAnsi="Calibri" w:eastAsia="Calibri" w:cs="Arial" w:asciiTheme="minorHAnsi" w:hAnsiTheme="minorHAnsi" w:eastAsiaTheme="minorHAnsi" w:csTheme="minorBidi"/>
+          <w:sz w:val="24"/>
+          <w:szCs w:val="24"/>
+        </w:rPr>
+        <w:t xml:space="preserve"> final grades) and the submissions are not capped provided students do not abuse this policy.</w:t>
+      </w:r>
+    </w:p>
+    <w:p>
+      <w:pPr>
+        <w:rPr>
           <w:b/>
           <w:bCs/>
         </w:rPr>
+      </w:pPr>
+    </w:p>
+    <w:p>
+      <w:pPr>
+        <w:rPr>
+          <w:b/>
+          <w:bCs/>
+        </w:rPr>
+      </w:pPr>
+      <w:r>
+        <w:rPr>
+          <w:rFonts w:ascii="Calibri" w:hAnsi="Calibri" w:eastAsia="Calibri" w:cs="Arial" w:asciiTheme="minorHAnsi" w:hAnsiTheme="minorHAnsi" w:eastAsiaTheme="minorHAnsi" w:csTheme="minorBidi"/>
+          <w:b/>
+          <w:bCs/>
+          <w:sz w:val="24"/>
+          <w:szCs w:val="24"/>
+        </w:rPr>
         <w:t>Class Participation Expectations and Criteria</w:t>
       </w:r>
     </w:p>
     <w:p>
       <w:r>
-        <w:rPr/>
+        <w:rPr>
+          <w:rFonts w:ascii="Calibri" w:hAnsi="Calibri" w:eastAsia="Calibri" w:cs="Arial" w:asciiTheme="minorHAnsi" w:hAnsiTheme="minorHAnsi" w:eastAsiaTheme="minorHAnsi" w:csTheme="minorBidi"/>
+          <w:sz w:val="24"/>
+          <w:szCs w:val="24"/>
+        </w:rPr>
         <w:t>There will be a</w:t>
       </w:r>
       <w:r>
-        <w:rPr/>
+        <w:rPr>
+          <w:rFonts w:ascii="Calibri" w:hAnsi="Calibri" w:eastAsia="Calibri" w:cs="Arial" w:asciiTheme="minorHAnsi" w:hAnsiTheme="minorHAnsi" w:eastAsiaTheme="minorHAnsi" w:csTheme="minorBidi"/>
+          <w:sz w:val="24"/>
+          <w:szCs w:val="24"/>
+        </w:rPr>
         <w:t xml:space="preserve"> discussion forum for each module and a discussion forum for each assignment. The module and assignment discussions are there to encourage students to </w:t>
       </w:r>
       <w:r>
-        <w:rPr/>
+        <w:rPr>
+          <w:rFonts w:ascii="Calibri" w:hAnsi="Calibri" w:eastAsia="Calibri" w:cs="Arial" w:asciiTheme="minorHAnsi" w:hAnsiTheme="minorHAnsi" w:eastAsiaTheme="minorHAnsi" w:csTheme="minorBidi"/>
+          <w:sz w:val="24"/>
+          <w:szCs w:val="24"/>
+        </w:rPr>
         <w:t xml:space="preserve">ask questions and work through problems they may have. </w:t>
       </w:r>
       <w:r>
-        <w:rPr/>
+        <w:rPr>
+          <w:rFonts w:ascii="Calibri" w:hAnsi="Calibri" w:eastAsia="Calibri" w:cs="Arial" w:asciiTheme="minorHAnsi" w:hAnsiTheme="minorHAnsi" w:eastAsiaTheme="minorHAnsi" w:csTheme="minorBidi"/>
+          <w:sz w:val="24"/>
+          <w:szCs w:val="24"/>
+        </w:rPr>
         <w:t xml:space="preserve">Discussion in the module and project forums is </w:t>
       </w:r>
       <w:r>
-        <w:rPr/>
+        <w:rPr>
+          <w:rFonts w:ascii="Calibri" w:hAnsi="Calibri" w:eastAsia="Calibri" w:cs="Arial" w:asciiTheme="minorHAnsi" w:hAnsiTheme="minorHAnsi" w:eastAsiaTheme="minorHAnsi" w:csTheme="minorBidi"/>
+          <w:sz w:val="24"/>
+          <w:szCs w:val="24"/>
+        </w:rPr>
         <w:t>encouraged but</w:t>
       </w:r>
       <w:r>
-        <w:rPr/>
+        <w:rPr>
+          <w:rFonts w:ascii="Calibri" w:hAnsi="Calibri" w:eastAsia="Calibri" w:cs="Arial" w:asciiTheme="minorHAnsi" w:hAnsiTheme="minorHAnsi" w:eastAsiaTheme="minorHAnsi" w:csTheme="minorBidi"/>
+          <w:sz w:val="24"/>
+          <w:szCs w:val="24"/>
+        </w:rPr>
         <w:t xml:space="preserve"> </w:t>
       </w:r>
       <w:r>
-        <w:rPr/>
+        <w:rPr>
+          <w:rFonts w:ascii="Calibri" w:hAnsi="Calibri" w:eastAsia="Calibri" w:cs="Arial" w:asciiTheme="minorHAnsi" w:hAnsiTheme="minorHAnsi" w:eastAsiaTheme="minorHAnsi" w:csTheme="minorBidi"/>
+          <w:sz w:val="24"/>
+          <w:szCs w:val="24"/>
+        </w:rPr>
         <w:t xml:space="preserve">not </w:t>
       </w:r>
       <w:r>
-        <w:rPr/>
+        <w:rPr>
+          <w:rFonts w:ascii="Calibri" w:hAnsi="Calibri" w:eastAsia="Calibri" w:cs="Arial" w:asciiTheme="minorHAnsi" w:hAnsiTheme="minorHAnsi" w:eastAsiaTheme="minorHAnsi" w:csTheme="minorBidi"/>
+          <w:sz w:val="24"/>
+          <w:szCs w:val="24"/>
+        </w:rPr>
         <w:t>r</w:t>
       </w:r>
       <w:r>
-        <w:rPr/>
+        <w:rPr>
+          <w:rFonts w:ascii="Calibri" w:hAnsi="Calibri" w:eastAsia="Calibri" w:cs="Arial" w:asciiTheme="minorHAnsi" w:hAnsiTheme="minorHAnsi" w:eastAsiaTheme="minorHAnsi" w:csTheme="minorBidi"/>
+          <w:sz w:val="24"/>
+          <w:szCs w:val="24"/>
+        </w:rPr>
         <w:t>equired</w:t>
       </w:r>
       <w:r>
-        <w:rPr/>
+        <w:rPr>
+          <w:rFonts w:ascii="Calibri" w:hAnsi="Calibri" w:eastAsia="Calibri" w:cs="Arial" w:asciiTheme="minorHAnsi" w:hAnsiTheme="minorHAnsi" w:eastAsiaTheme="minorHAnsi" w:csTheme="minorBidi"/>
+          <w:sz w:val="24"/>
+          <w:szCs w:val="24"/>
+        </w:rPr>
         <w:t>.</w:t>
       </w:r>
     </w:p>
@@ -1421,42 +2374,96 @@
         </w:rPr>
       </w:pPr>
       <w:r>
-        <w:rPr>
+        <w:lastRenderedPageBreak/>
+        <w:rPr>
+          <w:rFonts w:ascii="Calibri" w:hAnsi="Calibri" w:eastAsia="Calibri" w:cs="Arial" w:asciiTheme="minorHAnsi" w:hAnsiTheme="minorHAnsi" w:eastAsiaTheme="minorHAnsi" w:csTheme="minorBidi"/>
           <w:b/>
-        </w:rPr>
-        <w:lastRenderedPageBreak/>
+          <w:bCs/>
+          <w:sz w:val="24"/>
+          <w:szCs w:val="24"/>
+        </w:rPr>
         <w:t>Technical Requirements:</w:t>
       </w:r>
     </w:p>
     <w:p>
       <w:r>
+        <w:rPr>
+          <w:rFonts w:ascii="Calibri" w:hAnsi="Calibri" w:eastAsia="Calibri" w:cs="Arial" w:asciiTheme="minorHAnsi" w:hAnsiTheme="minorHAnsi" w:eastAsiaTheme="minorHAnsi" w:csTheme="minorBidi"/>
+          <w:sz w:val="24"/>
+          <w:szCs w:val="24"/>
+        </w:rPr>
         <w:t>Programming will be a major component of this course</w:t>
       </w:r>
       <w:r>
+        <w:rPr>
+          <w:rFonts w:ascii="Calibri" w:hAnsi="Calibri" w:eastAsia="Calibri" w:cs="Arial" w:asciiTheme="minorHAnsi" w:hAnsiTheme="minorHAnsi" w:eastAsiaTheme="minorHAnsi" w:csTheme="minorBidi"/>
+          <w:sz w:val="24"/>
+          <w:szCs w:val="24"/>
+        </w:rPr>
         <w:t xml:space="preserve">. Each project will require you to submit your raw code as well as an accompanying </w:t>
       </w:r>
       <w:r>
+        <w:rPr>
+          <w:rFonts w:ascii="Calibri" w:hAnsi="Calibri" w:eastAsia="Calibri" w:cs="Arial" w:asciiTheme="minorHAnsi" w:hAnsiTheme="minorHAnsi" w:eastAsiaTheme="minorHAnsi" w:csTheme="minorBidi"/>
+          <w:sz w:val="24"/>
+          <w:szCs w:val="24"/>
+        </w:rPr>
         <w:t xml:space="preserve">report </w:t>
       </w:r>
       <w:r>
+        <w:rPr>
+          <w:rFonts w:ascii="Calibri" w:hAnsi="Calibri" w:eastAsia="Calibri" w:cs="Arial" w:asciiTheme="minorHAnsi" w:hAnsiTheme="minorHAnsi" w:eastAsiaTheme="minorHAnsi" w:csTheme="minorBidi"/>
+          <w:sz w:val="24"/>
+          <w:szCs w:val="24"/>
+        </w:rPr>
         <w:t>detailing your results and the approach you took with your code</w:t>
       </w:r>
       <w:r>
+        <w:rPr>
+          <w:rFonts w:ascii="Calibri" w:hAnsi="Calibri" w:eastAsia="Calibri" w:cs="Arial" w:asciiTheme="minorHAnsi" w:hAnsiTheme="minorHAnsi" w:eastAsiaTheme="minorHAnsi" w:csTheme="minorBidi"/>
+          <w:sz w:val="24"/>
+          <w:szCs w:val="24"/>
+        </w:rPr>
         <w:t xml:space="preserve"> including code snippets and details in the write up where necessary</w:t>
       </w:r>
       <w:r>
+        <w:rPr>
+          <w:rFonts w:ascii="Calibri" w:hAnsi="Calibri" w:eastAsia="Calibri" w:cs="Arial" w:asciiTheme="minorHAnsi" w:hAnsiTheme="minorHAnsi" w:eastAsiaTheme="minorHAnsi" w:csTheme="minorBidi"/>
+          <w:sz w:val="24"/>
+          <w:szCs w:val="24"/>
+        </w:rPr>
         <w:t>.</w:t>
       </w:r>
       <w:r>
+        <w:rPr>
+          <w:rFonts w:ascii="Calibri" w:hAnsi="Calibri" w:eastAsia="Calibri" w:cs="Arial" w:asciiTheme="minorHAnsi" w:hAnsiTheme="minorHAnsi" w:eastAsiaTheme="minorHAnsi" w:csTheme="minorBidi"/>
+          <w:sz w:val="24"/>
+          <w:szCs w:val="24"/>
+        </w:rPr>
         <w:t xml:space="preserve"> This report should resemble an academic report or journal article. </w:t>
       </w:r>
       <w:r>
+        <w:rPr>
+          <w:rFonts w:ascii="Calibri" w:hAnsi="Calibri" w:eastAsia="Calibri" w:cs="Arial" w:asciiTheme="minorHAnsi" w:hAnsiTheme="minorHAnsi" w:eastAsiaTheme="minorHAnsi" w:csTheme="minorBidi"/>
+          <w:sz w:val="24"/>
+          <w:szCs w:val="24"/>
+        </w:rPr>
         <w:t xml:space="preserve">While not required that you follow such a format precisely, you should generally </w:t>
       </w:r>
       <w:r>
+        <w:rPr>
+          <w:rFonts w:ascii="Calibri" w:hAnsi="Calibri" w:eastAsia="Calibri" w:cs="Arial" w:asciiTheme="minorHAnsi" w:hAnsiTheme="minorHAnsi" w:eastAsiaTheme="minorHAnsi" w:csTheme="minorBidi"/>
+          <w:sz w:val="24"/>
+          <w:szCs w:val="24"/>
+        </w:rPr>
         <w:t xml:space="preserve">have an introduction recapping the assignment and what you did, </w:t>
       </w:r>
       <w:r>
+        <w:rPr>
+          <w:rFonts w:ascii="Calibri" w:hAnsi="Calibri" w:eastAsia="Calibri" w:cs="Arial" w:asciiTheme="minorHAnsi" w:hAnsiTheme="minorHAnsi" w:eastAsiaTheme="minorHAnsi" w:csTheme="minorBidi"/>
+          <w:sz w:val="24"/>
+          <w:szCs w:val="24"/>
+        </w:rPr>
         <w:t>sections as appropriate detailing your response and approach to specific tasks asked in each assignment, and a conclusion or discussion section analyzing your results.</w:t>
       </w:r>
     </w:p>
@@ -1464,182 +2471,91 @@
     <w:p>
       <w:pPr>
         <w:rPr>
-          <w:rFonts w:ascii="Calibri" w:hAnsi="Calibri" w:eastAsia="Calibri" w:cs="Calibri" w:asciiTheme="minorAscii" w:hAnsiTheme="minorAscii" w:eastAsiaTheme="minorAscii" w:cstheme="minorAscii"/>
+          <w:rFonts w:ascii="Calibri" w:hAnsi="Calibri" w:eastAsia="Calibri" w:cs="Calibri" w:asciiTheme="minorAscii" w:hAnsiTheme="minorAscii" w:eastAsiaTheme="minorAscii" w:csTheme="minorAscii"/>
           <w:i w:val="0"/>
           <w:iCs w:val="0"/>
         </w:rPr>
       </w:pPr>
       <w:r>
-        <w:rPr/>
-        <w:t>Students are free to select the</w:t>
-      </w:r>
-      <w:r>
-        <w:rPr/>
-        <w:t xml:space="preserve"> programming</w:t>
-      </w:r>
-      <w:r>
-        <w:rPr/>
-        <w:t xml:space="preserve"> language that they are most comfortable working with</w:t>
-      </w:r>
-      <w:r>
-        <w:rPr/>
-        <w:t xml:space="preserve"> and the</w:t>
-      </w:r>
-      <w:r>
-        <w:rPr/>
-        <w:t xml:space="preserve"> method for preparing the </w:t>
-      </w:r>
-      <w:r>
-        <w:rPr/>
-        <w:t>accompanying</w:t>
-      </w:r>
-      <w:r>
-        <w:rPr/>
-        <w:t xml:space="preserve"> document</w:t>
-      </w:r>
-      <w:r>
-        <w:rPr/>
-        <w:t>.</w:t>
-      </w:r>
-      <w:r>
-        <w:rPr/>
-        <w:t xml:space="preserve"> </w:t>
-      </w:r>
-      <w:r>
-        <w:rPr/>
-        <w:t>Generally, the</w:t>
-      </w:r>
-      <w:r>
-        <w:rPr/>
-        <w:t xml:space="preserve"> lecture material will present language-agnostic pseudocode.</w:t>
-      </w:r>
-      <w:r>
-        <w:rPr/>
-        <w:t xml:space="preserve"> However, </w:t>
-      </w:r>
-      <w:r>
-        <w:rPr/>
-        <w:t xml:space="preserve">any </w:t>
-      </w:r>
-      <w:r>
-        <w:rPr/>
-        <w:t xml:space="preserve">demonstrations will be given in Python and as such </w:t>
-      </w:r>
-      <w:r>
-        <w:rPr/>
-        <w:t xml:space="preserve">it is </w:t>
-      </w:r>
-      <w:r>
-        <w:rPr>
-          <w:i w:val="1"/>
-          <w:iCs w:val="1"/>
+        <w:rPr>
+          <w:rFonts w:ascii="Calibri" w:hAnsi="Calibri" w:eastAsia="Calibri" w:cs="Arial" w:asciiTheme="minorHAnsi" w:hAnsiTheme="minorHAnsi" w:eastAsiaTheme="minorHAnsi" w:csTheme="minorBidi"/>
+          <w:sz w:val="24"/>
+          <w:szCs w:val="24"/>
+        </w:rPr>
+        <w:t xml:space="preserve">Students are free to select the programming language that they are most comfortable working with and the method for preparing the accompanying document. Generally, the lecture material will present language-agnostic pseudocode. However, any demonstrations will be given in Python and as such it is </w:t>
+      </w:r>
+      <w:r>
+        <w:rPr>
+          <w:rFonts w:ascii="Calibri" w:hAnsi="Calibri" w:eastAsia="Calibri" w:cs="Arial" w:asciiTheme="minorHAnsi" w:hAnsiTheme="minorHAnsi" w:eastAsiaTheme="minorHAnsi" w:csTheme="minorBidi"/>
+          <w:i/>
+          <w:iCs/>
+          <w:sz w:val="24"/>
+          <w:szCs w:val="24"/>
         </w:rPr>
         <w:t>strongly recommended</w:t>
       </w:r>
       <w:r>
-        <w:rPr/>
-        <w:t xml:space="preserve"> that students work in Python</w:t>
-      </w:r>
-      <w:r>
-        <w:rPr/>
-        <w:t xml:space="preserve">. </w:t>
-      </w:r>
-      <w:r>
-        <w:rPr/>
-        <w:t xml:space="preserve">Unless otherwise </w:t>
-      </w:r>
-      <w:r>
-        <w:rPr/>
-        <w:t>stated</w:t>
-      </w:r>
-      <w:r>
-        <w:rPr/>
-        <w:t>, any library or method in the</w:t>
-      </w:r>
-      <w:r>
-        <w:rPr/>
-        <w:t xml:space="preserve"> </w:t>
+        <w:rPr>
+          <w:rFonts w:ascii="Calibri" w:hAnsi="Calibri" w:eastAsia="Calibri" w:cs="Arial" w:asciiTheme="minorHAnsi" w:hAnsiTheme="minorHAnsi" w:eastAsiaTheme="minorHAnsi" w:csTheme="minorBidi"/>
+          <w:sz w:val="24"/>
+          <w:szCs w:val="24"/>
+        </w:rPr>
+        <w:t xml:space="preserve"> that students work in Python. Unless otherwise stated, any library or method in the </w:t>
       </w:r>
       <w:hyperlink r:id="R7e7a7abb7aca4d51">
         <w:r>
           <w:rPr>
             <w:rStyle w:val="Hyperlink"/>
+            <w:rFonts w:ascii="Calibri" w:hAnsi="Calibri" w:eastAsia="Calibri" w:cs="Arial" w:asciiTheme="minorHAnsi" w:hAnsiTheme="minorHAnsi" w:eastAsiaTheme="minorHAnsi" w:csTheme="minorBidi"/>
+            <w:color w:val="0563C1" w:themeColor="hyperlink"/>
+            <w:sz w:val="24"/>
+            <w:szCs w:val="24"/>
+            <w:u w:val="single"/>
           </w:rPr>
-          <w:t>Anaconda</w:t>
-        </w:r>
-        <w:r>
-          <w:rPr>
-            <w:rStyle w:val="Hyperlink"/>
-          </w:rPr>
-          <w:t xml:space="preserve"> Python</w:t>
-        </w:r>
-        <w:r>
-          <w:rPr>
-            <w:rStyle w:val="Hyperlink"/>
-          </w:rPr>
-          <w:t xml:space="preserve"> distribution</w:t>
+          <w:t>Anaconda Python distribution</w:t>
         </w:r>
       </w:hyperlink>
       <w:r>
-        <w:rPr/>
-        <w:t xml:space="preserve"> </w:t>
-      </w:r>
-      <w:r>
-        <w:rPr/>
-        <w:t>is</w:t>
-      </w:r>
-      <w:r>
-        <w:rPr/>
-        <w:t xml:space="preserve"> considered fair to use.</w:t>
-      </w:r>
-      <w:r>
-        <w:rPr/>
-        <w:t xml:space="preserve"> As a rule of thumb, students are expected to implement the algorithms being taught, as such, while </w:t>
-      </w:r>
-      <w:r>
-        <w:rPr>
-          <w:i w:val="1"/>
-          <w:iCs w:val="1"/>
+        <w:rPr>
+          <w:rFonts w:ascii="Calibri" w:hAnsi="Calibri" w:eastAsia="Calibri" w:cs="Arial" w:asciiTheme="minorHAnsi" w:hAnsiTheme="minorHAnsi" w:eastAsiaTheme="minorHAnsi" w:csTheme="minorBidi"/>
+          <w:sz w:val="24"/>
+          <w:szCs w:val="24"/>
+        </w:rPr>
+        <w:t xml:space="preserve"> is considered fair to use. As a rule of thumb, students are expected to implement the algorithms being taught, as such, while </w:t>
+      </w:r>
+      <w:r>
+        <w:rPr>
+          <w:rFonts w:ascii="Calibri" w:hAnsi="Calibri" w:eastAsia="Calibri" w:cs="Arial" w:asciiTheme="minorHAnsi" w:hAnsiTheme="minorHAnsi" w:eastAsiaTheme="minorHAnsi" w:csTheme="minorBidi"/>
+          <w:i/>
+          <w:iCs/>
+          <w:sz w:val="24"/>
+          <w:szCs w:val="24"/>
         </w:rPr>
         <w:t xml:space="preserve">Kalman and Bayesian Filters in Python </w:t>
       </w:r>
       <w:r>
         <w:rPr>
-          <w:i w:val="0"/>
-          <w:iCs w:val="0"/>
-        </w:rPr>
-        <w:t xml:space="preserve">is provided </w:t>
-      </w:r>
-      <w:r>
-        <w:rPr>
-          <w:i w:val="0"/>
-          <w:iCs w:val="0"/>
-        </w:rPr>
-        <w:t xml:space="preserve">as a reference, the accompanying </w:t>
+          <w:rFonts w:ascii="Calibri" w:hAnsi="Calibri" w:eastAsia="Calibri" w:cs="Arial" w:asciiTheme="minorHAnsi" w:hAnsiTheme="minorHAnsi" w:eastAsiaTheme="minorHAnsi" w:csTheme="minorBidi"/>
+          <w:sz w:val="24"/>
+          <w:szCs w:val="24"/>
+        </w:rPr>
+        <w:t xml:space="preserve">is provided as a reference, the accompanying </w:t>
       </w:r>
       <w:r>
         <w:rPr>
           <w:rFonts w:ascii="Consolas" w:hAnsi="Consolas" w:eastAsia="Consolas" w:cs="Consolas"/>
-          <w:i w:val="0"/>
-          <w:iCs w:val="0"/>
+          <w:sz w:val="24"/>
+          <w:szCs w:val="24"/>
         </w:rPr>
         <w:t xml:space="preserve">filterpy </w:t>
       </w:r>
       <w:r>
         <w:rPr>
-          <w:rFonts w:ascii="Calibri" w:hAnsi="Calibri" w:eastAsia="Calibri" w:cs="Calibri" w:asciiTheme="minorAscii" w:hAnsiTheme="minorAscii" w:eastAsiaTheme="minorAscii" w:cstheme="minorAscii"/>
-          <w:i w:val="0"/>
-          <w:iCs w:val="0"/>
-        </w:rPr>
-        <w:t>library is expressly off limits. Students who implement projects using this library will not receive full credit</w:t>
-      </w:r>
-      <w:r>
-        <w:rPr>
-          <w:rFonts w:ascii="Calibri" w:hAnsi="Calibri" w:eastAsia="Calibri" w:cs="Calibri" w:asciiTheme="minorAscii" w:hAnsiTheme="minorAscii" w:eastAsiaTheme="minorAscii" w:cstheme="minorAscii"/>
-          <w:i w:val="0"/>
-          <w:iCs w:val="0"/>
-        </w:rPr>
-        <w:t>.</w:t>
+          <w:rFonts w:ascii="Calibri" w:hAnsi="Calibri" w:eastAsia="Calibri" w:cs="Calibri" w:asciiTheme="minorAscii" w:hAnsiTheme="minorAscii" w:eastAsiaTheme="minorAscii" w:csTheme="minorAscii"/>
+          <w:sz w:val="24"/>
+          <w:szCs w:val="24"/>
+        </w:rPr>
+        <w:t>library is expressly off limits. Students who implement projects using this library will not receive full credit.</w:t>
       </w:r>
     </w:p>
     <w:p/>
@@ -1651,24 +2567,43 @@
       </w:pPr>
       <w:r>
         <w:rPr>
+          <w:rFonts w:ascii="Calibri" w:hAnsi="Calibri" w:eastAsia="Calibri" w:cs="Arial" w:asciiTheme="minorHAnsi" w:hAnsiTheme="minorHAnsi" w:eastAsiaTheme="minorHAnsi" w:csTheme="minorBidi"/>
           <w:b/>
+          <w:bCs/>
+          <w:sz w:val="24"/>
+          <w:szCs w:val="24"/>
         </w:rPr>
         <w:t xml:space="preserve">Library Access: </w:t>
       </w:r>
     </w:p>
     <w:p>
       <w:r>
+        <w:rPr>
+          <w:rFonts w:ascii="Calibri" w:hAnsi="Calibri" w:eastAsia="Calibri" w:cs="Arial" w:asciiTheme="minorHAnsi" w:hAnsiTheme="minorHAnsi" w:eastAsiaTheme="minorHAnsi" w:csTheme="minorBidi"/>
+          <w:sz w:val="24"/>
+          <w:szCs w:val="24"/>
+        </w:rPr>
         <w:t xml:space="preserve">As a student at WPI, you have access to a variety of resources through the library.  Use the link </w:t>
       </w:r>
       <w:hyperlink r:id="rId15">
         <w:r>
           <w:rPr>
             <w:rStyle w:val="Hyperlink"/>
+            <w:rFonts w:ascii="Calibri" w:hAnsi="Calibri" w:eastAsia="Calibri" w:cs="Arial" w:asciiTheme="minorHAnsi" w:hAnsiTheme="minorHAnsi" w:eastAsiaTheme="minorHAnsi" w:csTheme="minorBidi"/>
+            <w:color w:val="0563C1" w:themeColor="hyperlink"/>
+            <w:sz w:val="24"/>
+            <w:szCs w:val="24"/>
+            <w:u w:val="single"/>
           </w:rPr>
           <w:t>here</w:t>
         </w:r>
       </w:hyperlink>
       <w:r>
+        <w:rPr>
+          <w:rFonts w:ascii="Calibri" w:hAnsi="Calibri" w:eastAsia="Calibri" w:cs="Arial" w:asciiTheme="minorHAnsi" w:hAnsiTheme="minorHAnsi" w:eastAsiaTheme="minorHAnsi" w:csTheme="minorBidi"/>
+          <w:sz w:val="24"/>
+          <w:szCs w:val="24"/>
+        </w:rPr>
         <w:t xml:space="preserve"> to access databases, e-journals, and/or e-books.  You will be required to log in with your WPI username and password to access materials.</w:t>
       </w:r>
     </w:p>
@@ -1690,9 +2625,12 @@
       </w:pPr>
       <w:r>
         <w:rPr>
+          <w:rFonts w:ascii="Calibri" w:hAnsi="Calibri" w:eastAsia="Calibri" w:cs="Arial" w:asciiTheme="minorHAnsi" w:hAnsiTheme="minorHAnsi" w:eastAsiaTheme="minorHAnsi" w:csTheme="minorBidi"/>
           <w:b/>
+          <w:bCs/>
           <w:color w:val="C00000"/>
           <w:sz w:val="32"/>
+          <w:szCs w:val="24"/>
           <w:u w:val="single"/>
         </w:rPr>
         <w:t>POLICIES</w:t>
@@ -1706,47 +2644,83 @@
       </w:pPr>
       <w:r>
         <w:rPr>
+          <w:rFonts w:ascii="Calibri" w:hAnsi="Calibri" w:eastAsia="Calibri" w:cs="Arial" w:asciiTheme="minorHAnsi" w:hAnsiTheme="minorHAnsi" w:eastAsiaTheme="minorHAnsi" w:csTheme="minorBidi"/>
           <w:b/>
+          <w:bCs/>
           <w:color w:val="000000" w:themeColor="text1"/>
+          <w:sz w:val="24"/>
+          <w:szCs w:val="24"/>
         </w:rPr>
         <w:t>A</w:t>
       </w:r>
       <w:r>
         <w:rPr>
+          <w:rFonts w:ascii="Calibri" w:hAnsi="Calibri" w:eastAsia="Calibri" w:cs="Arial" w:asciiTheme="minorHAnsi" w:hAnsiTheme="minorHAnsi" w:eastAsiaTheme="minorHAnsi" w:csTheme="minorBidi"/>
           <w:b/>
+          <w:bCs/>
           <w:color w:val="000000" w:themeColor="text1"/>
+          <w:sz w:val="24"/>
+          <w:szCs w:val="24"/>
         </w:rPr>
         <w:t>cademic Integrity:</w:t>
       </w:r>
     </w:p>
     <w:p>
       <w:r>
+        <w:rPr>
+          <w:rFonts w:ascii="Calibri" w:hAnsi="Calibri" w:eastAsia="Calibri" w:cs="Arial" w:asciiTheme="minorHAnsi" w:hAnsiTheme="minorHAnsi" w:eastAsiaTheme="minorHAnsi" w:csTheme="minorBidi"/>
+          <w:sz w:val="24"/>
+          <w:szCs w:val="24"/>
+        </w:rPr>
         <w:t xml:space="preserve">You are expected to be familiar with the </w:t>
       </w:r>
       <w:r>
         <w:rPr>
+          <w:rFonts w:ascii="Calibri" w:hAnsi="Calibri" w:eastAsia="Calibri" w:cs="Arial" w:asciiTheme="minorHAnsi" w:hAnsiTheme="minorHAnsi" w:eastAsiaTheme="minorHAnsi" w:csTheme="minorBidi"/>
           <w:i/>
           <w:iCs/>
+          <w:sz w:val="24"/>
+          <w:szCs w:val="24"/>
         </w:rPr>
         <w:t>Student Guide to Academic Integrity at WPI</w:t>
       </w:r>
       <w:r>
+        <w:rPr>
+          <w:rFonts w:ascii="Calibri" w:hAnsi="Calibri" w:eastAsia="Calibri" w:cs="Arial" w:asciiTheme="minorHAnsi" w:hAnsiTheme="minorHAnsi" w:eastAsiaTheme="minorHAnsi" w:csTheme="minorBidi"/>
+          <w:sz w:val="24"/>
+          <w:szCs w:val="24"/>
+        </w:rPr>
         <w:t xml:space="preserve"> that is downloadable from </w:t>
       </w:r>
       <w:hyperlink r:id="rId16">
         <w:r>
           <w:rPr>
             <w:rStyle w:val="Hyperlink"/>
+            <w:rFonts w:ascii="Calibri" w:hAnsi="Calibri" w:eastAsia="Calibri" w:cs="Arial" w:asciiTheme="minorHAnsi" w:hAnsiTheme="minorHAnsi" w:eastAsiaTheme="minorHAnsi" w:csTheme="minorBidi"/>
+            <w:color w:val="0563C1" w:themeColor="hyperlink"/>
+            <w:sz w:val="24"/>
+            <w:szCs w:val="24"/>
+            <w:u w:val="single"/>
           </w:rPr>
           <w:t>here</w:t>
         </w:r>
       </w:hyperlink>
       <w:r>
-        <w:t>.  Consequences for violating the Academic Honest Policy range from earning a zero on the assignment, failing the course, or being suspended or expelled from WPI.</w:t>
-      </w:r>
-    </w:p>
-    <w:p>
-      <w:r>
+        <w:rPr>
+          <w:rFonts w:ascii="Calibri" w:hAnsi="Calibri" w:eastAsia="Calibri" w:cs="Arial" w:asciiTheme="minorHAnsi" w:hAnsiTheme="minorHAnsi" w:eastAsiaTheme="minorHAnsi" w:csTheme="minorBidi"/>
+          <w:sz w:val="24"/>
+          <w:szCs w:val="24"/>
+        </w:rPr>
+        <w:t xml:space="preserve">.  Consequences for violating the Academic Honest Policy range from earning a zero on the assignment, failing the course, or being suspended or expelled from WPI.</w:t>
+      </w:r>
+    </w:p>
+    <w:p>
+      <w:r>
+        <w:rPr>
+          <w:rFonts w:ascii="Calibri" w:hAnsi="Calibri" w:eastAsia="Calibri" w:cs="Arial" w:asciiTheme="minorHAnsi" w:hAnsiTheme="minorHAnsi" w:eastAsiaTheme="minorHAnsi" w:csTheme="minorBidi"/>
+          <w:sz w:val="24"/>
+          <w:szCs w:val="24"/>
+        </w:rPr>
         <w:t>Common examples of violations include:</w:t>
       </w:r>
     </w:p>
@@ -1757,8 +2731,14 @@
           <w:ilvl w:val="0"/>
           <w:numId w:val="3"/>
         </w:numPr>
-      </w:pPr>
-      <w:r>
+        <w:ind w:left="720" w:hanging="360"/>
+      </w:pPr>
+      <w:r>
+        <w:rPr>
+          <w:rFonts w:ascii="Calibri" w:hAnsi="Calibri" w:eastAsia="Calibri" w:cs="Arial" w:asciiTheme="minorHAnsi" w:hAnsiTheme="minorHAnsi" w:eastAsiaTheme="minorHAnsi" w:csTheme="minorBidi"/>
+          <w:sz w:val="24"/>
+          <w:szCs w:val="24"/>
+        </w:rPr>
         <w:t>Copying and pasting text directly from a source without providing appropriately cited credit</w:t>
       </w:r>
     </w:p>
@@ -1769,8 +2749,14 @@
           <w:ilvl w:val="0"/>
           <w:numId w:val="3"/>
         </w:numPr>
-      </w:pPr>
-      <w:r>
+        <w:ind w:left="720" w:hanging="360"/>
+      </w:pPr>
+      <w:r>
+        <w:rPr>
+          <w:rFonts w:ascii="Calibri" w:hAnsi="Calibri" w:eastAsia="Calibri" w:cs="Arial" w:asciiTheme="minorHAnsi" w:hAnsiTheme="minorHAnsi" w:eastAsiaTheme="minorHAnsi" w:csTheme="minorBidi"/>
+          <w:sz w:val="24"/>
+          <w:szCs w:val="24"/>
+        </w:rPr>
         <w:t>Paraphrasing, summarizing, or rephrasing from a source without providing appropriate citations</w:t>
       </w:r>
     </w:p>
@@ -1781,8 +2767,14 @@
           <w:ilvl w:val="0"/>
           <w:numId w:val="3"/>
         </w:numPr>
-      </w:pPr>
-      <w:r>
+        <w:ind w:left="720" w:hanging="360"/>
+      </w:pPr>
+      <w:r>
+        <w:rPr>
+          <w:rFonts w:ascii="Calibri" w:hAnsi="Calibri" w:eastAsia="Calibri" w:cs="Arial" w:asciiTheme="minorHAnsi" w:hAnsiTheme="minorHAnsi" w:eastAsiaTheme="minorHAnsi" w:csTheme="minorBidi"/>
+          <w:sz w:val="24"/>
+          <w:szCs w:val="24"/>
+        </w:rPr>
         <w:t>Collaborating on individual assignments</w:t>
       </w:r>
     </w:p>
@@ -1793,8 +2785,14 @@
           <w:ilvl w:val="0"/>
           <w:numId w:val="3"/>
         </w:numPr>
-      </w:pPr>
-      <w:r>
+        <w:ind w:left="720" w:hanging="360"/>
+      </w:pPr>
+      <w:r>
+        <w:rPr>
+          <w:rFonts w:ascii="Calibri" w:hAnsi="Calibri" w:eastAsia="Calibri" w:cs="Arial" w:asciiTheme="minorHAnsi" w:hAnsiTheme="minorHAnsi" w:eastAsiaTheme="minorHAnsi" w:csTheme="minorBidi"/>
+          <w:sz w:val="24"/>
+          <w:szCs w:val="24"/>
+        </w:rPr>
         <w:t>Turning in work where a good portion of the work is someone else’s, even if properly cited</w:t>
       </w:r>
     </w:p>
@@ -1815,9 +2813,12 @@
       </w:pPr>
       <w:r>
         <w:rPr>
+          <w:rFonts w:ascii="Calibri" w:hAnsi="Calibri" w:eastAsia="Calibri" w:cs="Arial" w:asciiTheme="minorHAnsi" w:hAnsiTheme="minorHAnsi" w:eastAsiaTheme="minorHAnsi" w:csTheme="minorBidi"/>
           <w:b/>
           <w:bCs/>
           <w:color w:val="000000" w:themeColor="text1"/>
+          <w:sz w:val="24"/>
+          <w:szCs w:val="24"/>
         </w:rPr>
         <w:t>Academic Accommodations:</w:t>
       </w:r>
@@ -1827,33 +2828,50 @@
         <w:pStyle w:val="NoSpacing"/>
       </w:pPr>
       <w:r>
+        <w:rPr>
+          <w:rFonts w:ascii="Calibri" w:hAnsi="Calibri" w:eastAsia="Calibri" w:cs="Arial" w:asciiTheme="minorHAnsi" w:hAnsiTheme="minorHAnsi" w:eastAsiaTheme="minorHAnsi" w:csTheme="minorBidi"/>
+          <w:sz w:val="24"/>
+          <w:szCs w:val="24"/>
+        </w:rPr>
         <w:t xml:space="preserve">Courses should be compliant with the </w:t>
       </w:r>
       <w:r>
         <w:rPr>
+          <w:rFonts w:ascii="Calibri" w:hAnsi="Calibri" w:eastAsia="Calibri" w:cs="Arial" w:asciiTheme="minorHAnsi" w:hAnsiTheme="minorHAnsi" w:eastAsiaTheme="minorHAnsi" w:csTheme="minorBidi"/>
           <w:b/>
           <w:bCs/>
+          <w:sz w:val="24"/>
+          <w:szCs w:val="24"/>
         </w:rPr>
         <w:t>American Disability Act</w:t>
       </w:r>
       <w:r>
+        <w:rPr>
+          <w:rFonts w:ascii="Calibri" w:hAnsi="Calibri" w:eastAsia="Calibri" w:cs="Arial" w:asciiTheme="minorHAnsi" w:hAnsiTheme="minorHAnsi" w:eastAsiaTheme="minorHAnsi" w:csTheme="minorBidi"/>
+          <w:sz w:val="24"/>
+          <w:szCs w:val="24"/>
+        </w:rPr>
         <w:t xml:space="preserve">.  Provide the following statement or a similar variation.  If you, as the instructor, have questions about making content accessible to all learners, reach out to the </w:t>
       </w:r>
       <w:hyperlink r:id="rId17">
         <w:r>
           <w:rPr>
             <w:rStyle w:val="Hyperlink"/>
+            <w:rFonts w:ascii="Calibri" w:hAnsi="Calibri" w:eastAsia="Calibri" w:cs="Arial" w:asciiTheme="minorHAnsi" w:hAnsiTheme="minorHAnsi" w:eastAsiaTheme="minorHAnsi" w:csTheme="minorBidi"/>
+            <w:color w:val="0563C1" w:themeColor="hyperlink"/>
+            <w:sz w:val="24"/>
+            <w:szCs w:val="24"/>
+            <w:u w:val="single"/>
           </w:rPr>
-          <w:t xml:space="preserve">Office of </w:t>
-        </w:r>
-        <w:r>
-          <w:rPr>
-            <w:rStyle w:val="Hyperlink"/>
-          </w:rPr>
-          <w:t>Accessibility Services</w:t>
+          <w:t>Office of Accessibility Services</w:t>
         </w:r>
       </w:hyperlink>
       <w:r>
+        <w:rPr>
+          <w:rFonts w:ascii="Calibri" w:hAnsi="Calibri" w:eastAsia="Calibri" w:cs="Arial" w:asciiTheme="minorHAnsi" w:hAnsiTheme="minorHAnsi" w:eastAsiaTheme="minorHAnsi" w:csTheme="minorBidi"/>
+          <w:sz w:val="24"/>
+          <w:szCs w:val="24"/>
+        </w:rPr>
         <w:t>.</w:t>
       </w:r>
     </w:p>
@@ -1862,6 +2880,11 @@
         <w:pStyle w:val="NoSpacing"/>
       </w:pPr>
       <w:r>
+        <w:rPr>
+          <w:rFonts w:ascii="Calibri" w:hAnsi="Calibri" w:eastAsia="Calibri" w:cs="Arial" w:asciiTheme="minorHAnsi" w:hAnsiTheme="minorHAnsi" w:eastAsiaTheme="minorHAnsi" w:csTheme="minorBidi"/>
+          <w:sz w:val="24"/>
+          <w:szCs w:val="24"/>
+        </w:rPr>
         <w:t xml:space="preserve">We at WPI strive to create an inclusive environment where all students are valued members of the class community.  </w:t>
       </w:r>
     </w:p>
@@ -1881,12 +2904,27 @@
         </w:rPr>
       </w:pPr>
       <w:r>
+        <w:rPr>
+          <w:rFonts w:ascii="Calibri" w:hAnsi="Calibri" w:eastAsia="Calibri" w:cs="Arial" w:asciiTheme="minorHAnsi" w:hAnsiTheme="minorHAnsi" w:eastAsiaTheme="minorHAnsi" w:csTheme="minorBidi"/>
+          <w:sz w:val="24"/>
+          <w:szCs w:val="24"/>
+        </w:rPr>
         <w:t>If you need course adaptations or accommodations because of a disability, or if you have medical information to share with us that may impact your performance or participation in this cour</w:t>
       </w:r>
       <w:r>
+        <w:rPr>
+          <w:rFonts w:ascii="Calibri" w:hAnsi="Calibri" w:eastAsia="Calibri" w:cs="Arial" w:asciiTheme="minorHAnsi" w:hAnsiTheme="minorHAnsi" w:eastAsiaTheme="minorHAnsi" w:csTheme="minorBidi"/>
+          <w:sz w:val="24"/>
+          <w:szCs w:val="24"/>
+        </w:rPr>
         <w:t>s</w:t>
       </w:r>
       <w:r>
+        <w:rPr>
+          <w:rFonts w:ascii="Calibri" w:hAnsi="Calibri" w:eastAsia="Calibri" w:cs="Arial" w:asciiTheme="minorHAnsi" w:hAnsiTheme="minorHAnsi" w:eastAsiaTheme="minorHAnsi" w:csTheme="minorBidi"/>
+          <w:sz w:val="24"/>
+          <w:szCs w:val="24"/>
+        </w:rPr>
         <w:t xml:space="preserve">e, please make an appointment with us as soon as possible.  </w:t>
       </w:r>
     </w:p>
@@ -1895,17 +2933,32 @@
         <w:pStyle w:val="NoSpacing"/>
       </w:pPr>
       <w:r>
+        <w:rPr>
+          <w:rFonts w:ascii="Calibri" w:hAnsi="Calibri" w:eastAsia="Calibri" w:cs="Arial" w:asciiTheme="minorHAnsi" w:hAnsiTheme="minorHAnsi" w:eastAsiaTheme="minorHAnsi" w:csTheme="minorBidi"/>
+          <w:sz w:val="24"/>
+          <w:szCs w:val="24"/>
+        </w:rPr>
         <w:t xml:space="preserve">Students with approved academic accommodations should plan to submit their accommodation letters through the </w:t>
       </w:r>
       <w:hyperlink r:id="rId18">
         <w:r>
           <w:rPr>
             <w:rStyle w:val="Hyperlink"/>
+            <w:rFonts w:ascii="Calibri" w:hAnsi="Calibri" w:eastAsia="Calibri" w:cs="Arial" w:asciiTheme="minorHAnsi" w:hAnsiTheme="minorHAnsi" w:eastAsiaTheme="minorHAnsi" w:csTheme="minorBidi"/>
+            <w:color w:val="0563C1" w:themeColor="hyperlink"/>
+            <w:sz w:val="24"/>
+            <w:szCs w:val="24"/>
+            <w:u w:val="single"/>
           </w:rPr>
           <w:t>Office of Accessibility Services Student Portal</w:t>
         </w:r>
       </w:hyperlink>
       <w:r>
+        <w:rPr>
+          <w:rFonts w:ascii="Calibri" w:hAnsi="Calibri" w:eastAsia="Calibri" w:cs="Arial" w:asciiTheme="minorHAnsi" w:hAnsiTheme="minorHAnsi" w:eastAsiaTheme="minorHAnsi" w:csTheme="minorBidi"/>
+          <w:sz w:val="24"/>
+          <w:szCs w:val="24"/>
+        </w:rPr>
         <w:t xml:space="preserve">.  Should you have any questions about how accommodations can be implemented in this particular course, please contact me as soon as possible.  </w:t>
       </w:r>
     </w:p>
@@ -1925,12 +2978,27 @@
         </w:rPr>
       </w:pPr>
       <w:r>
+        <w:rPr>
+          <w:rFonts w:ascii="Calibri" w:hAnsi="Calibri" w:eastAsia="Calibri" w:cs="Arial" w:asciiTheme="minorHAnsi" w:hAnsiTheme="minorHAnsi" w:eastAsiaTheme="minorHAnsi" w:csTheme="minorBidi"/>
+          <w:sz w:val="24"/>
+          <w:szCs w:val="24"/>
+        </w:rPr>
         <w:t>Students who are not currently registered with the Office of Accessibility Services (OAS) but who would like to find out more information regarding requesting accommodations and what that entails should plan to contact them via</w:t>
       </w:r>
       <w:r>
+        <w:rPr>
+          <w:rFonts w:ascii="Calibri" w:hAnsi="Calibri" w:eastAsia="Calibri" w:cs="Arial" w:asciiTheme="minorHAnsi" w:hAnsiTheme="minorHAnsi" w:eastAsiaTheme="minorHAnsi" w:csTheme="minorBidi"/>
+          <w:sz w:val="24"/>
+          <w:szCs w:val="24"/>
+        </w:rPr>
         <w:t>:</w:t>
       </w:r>
       <w:r>
+        <w:rPr>
+          <w:rFonts w:ascii="Calibri" w:hAnsi="Calibri" w:eastAsia="Calibri" w:cs="Arial" w:asciiTheme="minorHAnsi" w:hAnsiTheme="minorHAnsi" w:eastAsiaTheme="minorHAnsi" w:csTheme="minorBidi"/>
+          <w:sz w:val="24"/>
+          <w:szCs w:val="24"/>
+        </w:rPr>
         <w:t xml:space="preserve"> </w:t>
       </w:r>
     </w:p>
@@ -1944,32 +3012,36 @@
       </w:pPr>
       <w:r>
         <w:rPr>
+          <w:rFonts w:ascii="Calibri" w:hAnsi="Calibri" w:eastAsia="Calibri" w:cs="Arial" w:asciiTheme="minorHAnsi" w:hAnsiTheme="minorHAnsi" w:eastAsiaTheme="minorHAnsi" w:csTheme="minorBidi"/>
           <w:b/>
           <w:bCs/>
-        </w:rPr>
-        <w:t>E</w:t>
-      </w:r>
-      <w:r>
-        <w:rPr>
-          <w:b/>
-          <w:bCs/>
-        </w:rPr>
-        <w:t xml:space="preserve">mail: </w:t>
+          <w:sz w:val="24"/>
+          <w:szCs w:val="24"/>
+        </w:rPr>
+        <w:t xml:space="preserve">Email: </w:t>
       </w:r>
       <w:hyperlink r:id="rId19">
         <w:r>
           <w:rPr>
             <w:rStyle w:val="Hyperlink"/>
+            <w:rFonts w:ascii="Calibri" w:hAnsi="Calibri" w:eastAsia="Calibri" w:cs="Arial" w:asciiTheme="minorHAnsi" w:hAnsiTheme="minorHAnsi" w:eastAsiaTheme="minorHAnsi" w:csTheme="minorBidi"/>
             <w:b/>
             <w:bCs/>
+            <w:color w:val="0563C1" w:themeColor="hyperlink"/>
+            <w:sz w:val="24"/>
+            <w:szCs w:val="24"/>
+            <w:u w:val="single"/>
           </w:rPr>
           <w:t>AccessibilityServices@wpi.edu</w:t>
         </w:r>
       </w:hyperlink>
       <w:r>
         <w:rPr>
+          <w:rFonts w:ascii="Calibri" w:hAnsi="Calibri" w:eastAsia="Calibri" w:cs="Arial" w:asciiTheme="minorHAnsi" w:hAnsiTheme="minorHAnsi" w:eastAsiaTheme="minorHAnsi" w:csTheme="minorBidi"/>
           <w:b/>
           <w:bCs/>
+          <w:sz w:val="24"/>
+          <w:szCs w:val="24"/>
         </w:rPr>
         <w:t xml:space="preserve"> and/or </w:t>
       </w:r>
@@ -1985,15 +3057,21 @@
       </w:pPr>
       <w:r>
         <w:rPr>
+          <w:rFonts w:ascii="Calibri" w:hAnsi="Calibri" w:eastAsia="Calibri" w:cs="Arial" w:asciiTheme="minorHAnsi" w:hAnsiTheme="minorHAnsi" w:eastAsiaTheme="minorHAnsi" w:csTheme="minorBidi"/>
           <w:b/>
           <w:bCs/>
+          <w:sz w:val="24"/>
+          <w:szCs w:val="24"/>
         </w:rPr>
         <w:t>Ph</w:t>
       </w:r>
       <w:r>
         <w:rPr>
+          <w:rFonts w:ascii="Calibri" w:hAnsi="Calibri" w:eastAsia="Calibri" w:cs="Arial" w:asciiTheme="minorHAnsi" w:hAnsiTheme="minorHAnsi" w:eastAsiaTheme="minorHAnsi" w:csTheme="minorBidi"/>
           <w:b/>
           <w:bCs/>
+          <w:sz w:val="24"/>
+          <w:szCs w:val="24"/>
         </w:rPr>
         <w:t>one: (508) 831-4908.</w:t>
       </w:r>
@@ -2008,15 +3086,21 @@
       </w:pPr>
       <w:r>
         <w:rPr>
+          <w:rFonts w:ascii="Calibri" w:hAnsi="Calibri" w:eastAsia="Calibri" w:cs="Arial" w:asciiTheme="minorHAnsi" w:hAnsiTheme="minorHAnsi" w:eastAsiaTheme="minorHAnsi" w:csTheme="minorBidi"/>
           <w:b/>
           <w:bCs/>
+          <w:sz w:val="24"/>
+          <w:szCs w:val="24"/>
         </w:rPr>
         <w:t xml:space="preserve">On Campus – </w:t>
       </w:r>
       <w:r>
         <w:rPr>
+          <w:rFonts w:ascii="Calibri" w:hAnsi="Calibri" w:eastAsia="Calibri" w:cs="Arial" w:asciiTheme="minorHAnsi" w:hAnsiTheme="minorHAnsi" w:eastAsiaTheme="minorHAnsi" w:csTheme="minorBidi"/>
           <w:b/>
           <w:bCs/>
+          <w:sz w:val="24"/>
+          <w:szCs w:val="24"/>
         </w:rPr>
         <w:t>Unity Hall</w:t>
       </w:r>
@@ -2040,8 +3124,11 @@
       </w:pPr>
       <w:r>
         <w:rPr>
+          <w:rFonts w:ascii="Calibri" w:hAnsi="Calibri" w:eastAsia="Calibri" w:cs="Arial" w:asciiTheme="minorHAnsi" w:hAnsiTheme="minorHAnsi" w:eastAsiaTheme="minorHAnsi" w:csTheme="minorBidi"/>
           <w:b/>
           <w:bCs/>
+          <w:sz w:val="24"/>
+          <w:szCs w:val="24"/>
         </w:rPr>
         <w:t>Mental Health</w:t>
       </w:r>
@@ -2053,11 +3140,15 @@
           <w:rFonts w:ascii="Calibri" w:hAnsi="Calibri" w:eastAsia="Calibri" w:cs="Calibri"/>
         </w:rPr>
       </w:pPr>
-      <w:hyperlink w:anchor="warningsigns" r:id="rId20">
+      <w:hyperlink r:id="rId20">
         <w:r>
           <w:rPr>
             <w:rStyle w:val="Hyperlink"/>
             <w:rFonts w:ascii="Calibri" w:hAnsi="Calibri" w:eastAsia="Calibri" w:cs="Calibri"/>
+            <w:color w:val="0563C1" w:themeColor="hyperlink"/>
+            <w:sz w:val="24"/>
+            <w:szCs w:val="24"/>
+            <w:u w:val="single"/>
           </w:rPr>
           <w:t>WPI’s Student Development &amp; Counseling Center (SDCC)</w:t>
         </w:r>
@@ -2065,6 +3156,8 @@
       <w:r>
         <w:rPr>
           <w:rFonts w:ascii="Calibri" w:hAnsi="Calibri" w:eastAsia="Calibri" w:cs="Calibri"/>
+          <w:sz w:val="24"/>
+          <w:szCs w:val="24"/>
         </w:rPr>
         <w:t xml:space="preserve"> staff are available for students in need of support: contact them directly and confidentially by phone at 508-831-5540 or email at </w:t>
       </w:r>
@@ -2073,6 +3166,10 @@
           <w:rPr>
             <w:rStyle w:val="Hyperlink"/>
             <w:rFonts w:ascii="Calibri" w:hAnsi="Calibri" w:eastAsia="Calibri" w:cs="Calibri"/>
+            <w:color w:val="0563C1" w:themeColor="hyperlink"/>
+            <w:sz w:val="24"/>
+            <w:szCs w:val="24"/>
+            <w:u w:val="single"/>
           </w:rPr>
           <w:t>SDCC@wpi.edu</w:t>
         </w:r>
@@ -2080,6 +3177,8 @@
       <w:r>
         <w:rPr>
           <w:rFonts w:ascii="Calibri" w:hAnsi="Calibri" w:eastAsia="Calibri" w:cs="Calibri"/>
+          <w:sz w:val="24"/>
+          <w:szCs w:val="24"/>
         </w:rPr>
         <w:t xml:space="preserve">; or stop by their office at 16 Einhorn Road. </w:t>
       </w:r>
@@ -2102,6 +3201,8 @@
       <w:r>
         <w:rPr>
           <w:rFonts w:ascii="Calibri" w:hAnsi="Calibri" w:eastAsia="Calibri" w:cs="Calibri"/>
+          <w:sz w:val="24"/>
+          <w:szCs w:val="24"/>
         </w:rPr>
         <w:t xml:space="preserve">The I’m </w:t>
       </w:r>
@@ -2110,6 +3211,10 @@
           <w:rPr>
             <w:rStyle w:val="Hyperlink"/>
             <w:rFonts w:ascii="Calibri" w:hAnsi="Calibri" w:eastAsia="Calibri" w:cs="Calibri"/>
+            <w:color w:val="0563C1" w:themeColor="hyperlink"/>
+            <w:sz w:val="24"/>
+            <w:szCs w:val="24"/>
+            <w:u w:val="single"/>
           </w:rPr>
           <w:t>Concerned About a Student form</w:t>
         </w:r>
@@ -2117,6 +3222,8 @@
       <w:r>
         <w:rPr>
           <w:rFonts w:ascii="Calibri" w:hAnsi="Calibri" w:eastAsia="Calibri" w:cs="Calibri"/>
+          <w:sz w:val="24"/>
+          <w:szCs w:val="24"/>
         </w:rPr>
         <w:t xml:space="preserve"> provides a venue to connect with WPI services if you know of a student who is struggling and needs outreach. </w:t>
       </w:r>
@@ -2139,6 +3246,8 @@
       <w:r>
         <w:rPr>
           <w:rFonts w:ascii="Calibri" w:hAnsi="Calibri" w:eastAsia="Calibri" w:cs="Calibri"/>
+          <w:sz w:val="24"/>
+          <w:szCs w:val="24"/>
         </w:rPr>
         <w:t xml:space="preserve">The </w:t>
       </w:r>
@@ -2147,12 +3256,16 @@
           <w:rFonts w:ascii="Calibri" w:hAnsi="Calibri" w:eastAsia="Calibri" w:cs="Calibri"/>
           <w:b/>
           <w:bCs/>
+          <w:sz w:val="24"/>
+          <w:szCs w:val="24"/>
         </w:rPr>
         <w:t xml:space="preserve">National Suicide Prevention Lifeline is a free, 24/7 </w:t>
       </w:r>
       <w:r>
         <w:rPr>
           <w:rFonts w:ascii="Calibri" w:hAnsi="Calibri" w:eastAsia="Calibri" w:cs="Calibri"/>
+          <w:sz w:val="24"/>
+          <w:szCs w:val="24"/>
         </w:rPr>
         <w:t xml:space="preserve">service that can provide individuals with support, information, and local resources regarding suicide. </w:t>
       </w:r>
@@ -2161,6 +3274,8 @@
           <w:rFonts w:ascii="Calibri" w:hAnsi="Calibri" w:eastAsia="Calibri" w:cs="Calibri"/>
           <w:b/>
           <w:bCs/>
+          <w:sz w:val="24"/>
+          <w:szCs w:val="24"/>
         </w:rPr>
         <w:t xml:space="preserve">Call them at 1-800-273-TALK (8255) or visit </w:t>
       </w:r>
@@ -2171,6 +3286,10 @@
             <w:rFonts w:ascii="Calibri" w:hAnsi="Calibri" w:eastAsia="Calibri" w:cs="Calibri"/>
             <w:b/>
             <w:bCs/>
+            <w:color w:val="0563C1" w:themeColor="hyperlink"/>
+            <w:sz w:val="24"/>
+            <w:szCs w:val="24"/>
+            <w:u w:val="single"/>
           </w:rPr>
           <w:t>www.suicidepreventionlifeline.org</w:t>
         </w:r>
@@ -2180,20 +3299,28 @@
           <w:rFonts w:ascii="Calibri" w:hAnsi="Calibri" w:eastAsia="Calibri" w:cs="Calibri"/>
           <w:b/>
           <w:bCs/>
+          <w:sz w:val="24"/>
+          <w:szCs w:val="24"/>
         </w:rPr>
         <w:t>.</w:t>
       </w:r>
       <w:r>
         <w:rPr>
           <w:rFonts w:ascii="Calibri" w:hAnsi="Calibri" w:eastAsia="Calibri" w:cs="Calibri"/>
+          <w:sz w:val="24"/>
+          <w:szCs w:val="24"/>
         </w:rPr>
         <w:t xml:space="preserve"> There is also </w:t>
       </w:r>
-      <w:hyperlink w:anchor="warningsigns" r:id="rId24">
+      <w:hyperlink r:id="rId24">
         <w:r>
           <w:rPr>
             <w:rStyle w:val="Hyperlink"/>
             <w:rFonts w:ascii="Calibri" w:hAnsi="Calibri" w:eastAsia="Calibri" w:cs="Calibri"/>
+            <w:color w:val="0563C1" w:themeColor="hyperlink"/>
+            <w:sz w:val="24"/>
+            <w:szCs w:val="24"/>
+            <w:u w:val="single"/>
           </w:rPr>
           <w:t>Suicide Awareness &amp; Prevention information on the WPI website.</w:t>
         </w:r>
@@ -2201,6 +3328,8 @@
       <w:r>
         <w:rPr>
           <w:rFonts w:ascii="Calibri" w:hAnsi="Calibri" w:eastAsia="Calibri" w:cs="Calibri"/>
+          <w:sz w:val="24"/>
+          <w:szCs w:val="24"/>
         </w:rPr>
         <w:t xml:space="preserve"> </w:t>
       </w:r>
@@ -2223,12 +3352,16 @@
       <w:r>
         <w:rPr>
           <w:rFonts w:ascii="Calibri" w:hAnsi="Calibri" w:eastAsia="Calibri" w:cs="Calibri"/>
+          <w:sz w:val="24"/>
+          <w:szCs w:val="24"/>
         </w:rPr>
         <w:t xml:space="preserve"> </w:t>
       </w:r>
       <w:r>
         <w:rPr>
           <w:rFonts w:ascii="Calibri" w:hAnsi="Calibri" w:eastAsia="Calibri" w:cs="Calibri"/>
+          <w:sz w:val="24"/>
+          <w:szCs w:val="24"/>
         </w:rPr>
         <w:t>If there is a chance someone is in imminent danger of suicidal action, WPI Campus Police can be reached at 508-831-5555 (or call 911 if off campus).</w:t>
       </w:r>
@@ -2249,14 +3382,23 @@
       </w:pPr>
       <w:r>
         <w:rPr>
+          <w:rFonts w:ascii="Calibri" w:hAnsi="Calibri" w:eastAsia="Calibri" w:cs="Arial" w:asciiTheme="minorHAnsi" w:hAnsiTheme="minorHAnsi" w:eastAsiaTheme="minorHAnsi" w:csTheme="minorBidi"/>
           <w:b/>
+          <w:bCs/>
           <w:color w:val="000000" w:themeColor="text1"/>
+          <w:sz w:val="24"/>
+          <w:szCs w:val="24"/>
         </w:rPr>
         <w:t>Grading Policy:</w:t>
       </w:r>
     </w:p>
     <w:p>
       <w:r>
+        <w:rPr>
+          <w:rFonts w:ascii="Calibri" w:hAnsi="Calibri" w:eastAsia="Calibri" w:cs="Arial" w:asciiTheme="minorHAnsi" w:hAnsiTheme="minorHAnsi" w:eastAsiaTheme="minorHAnsi" w:csTheme="minorBidi"/>
+          <w:sz w:val="24"/>
+          <w:szCs w:val="24"/>
+        </w:rPr>
         <w:t>Final course grades are based on a student’s performance as follows:</w:t>
       </w:r>
     </w:p>
@@ -2264,7 +3406,21 @@
       <w:tblPr>
         <w:tblW w:w="0" w:type="auto"/>
         <w:jc w:val="center"/>
-        <w:tblLook w:val="04A0" w:firstRow="1" w:lastRow="0" w:firstColumn="1" w:lastColumn="0" w:noHBand="0" w:noVBand="1"/>
+        <w:tblBorders>
+          <w:top w:val="single" w:sz="4" w:space="0" w:color="auto"/>
+          <w:left w:val="single" w:sz="4" w:space="0" w:color="auto"/>
+          <w:bottom w:val="single" w:sz="4" w:space="0" w:color="auto"/>
+          <w:right w:val="single" w:sz="4" w:space="0" w:color="auto"/>
+          <w:insideH w:val="single" w:sz="4" w:space="0" w:color="auto"/>
+          <w:insideV w:val="single" w:sz="4" w:space="0" w:color="auto"/>
+        </w:tblBorders>
+        <w:tblCellMar>
+          <w:top w:w="0" w:type="dxa"/>
+          <w:left w:w="108" w:type="dxa"/>
+          <w:bottom w:w="0" w:type="dxa"/>
+          <w:right w:w="108" w:type="dxa"/>
+        </w:tblCellMar>
+        <w:tblLook w:firstRow="1" w:firstColumn="1" w:noVBand="1"/>
       </w:tblPr>
       <w:tblGrid>
         <w:gridCol w:w="1275"/>
@@ -2279,12 +3435,18 @@
           <w:tcPr>
             <w:tcW w:w="1275" w:type="dxa"/>
             <w:tcBorders>
-              <w:top w:val="single" w:color="auto" w:sz="4" w:space="0"/>
-              <w:left w:val="single" w:color="auto" w:sz="4" w:space="0"/>
-              <w:bottom w:val="single" w:color="auto" w:sz="4" w:space="0"/>
-              <w:right w:val="single" w:color="auto" w:sz="4" w:space="0"/>
+              <w:top w:val="single" w:sz="4" w:space="0" w:color="auto"/>
+              <w:left w:val="single" w:sz="4" w:space="0" w:color="auto"/>
+              <w:bottom w:val="single" w:sz="4" w:space="0" w:color="auto"/>
+              <w:right w:val="single" w:sz="4" w:space="0" w:color="auto"/>
             </w:tcBorders>
-            <w:shd w:val="clear" w:color="auto" w:fill="757171"/>
+            <w:shd w:val="clear" w:fill="757171"/>
+            <w:tcMar>
+              <w:top w:w="0" w:type="dxa"/>
+              <w:left w:w="108" w:type="dxa"/>
+              <w:bottom w:w="0" w:type="dxa"/>
+              <w:right w:w="108" w:type="dxa"/>
+            </w:tcMar>
             <w:vAlign w:val="center"/>
           </w:tcPr>
           <w:p>
@@ -2299,6 +3461,8 @@
               <w:rPr>
                 <w:rFonts w:ascii="Calibri" w:hAnsi="Calibri" w:eastAsia="Times New Roman" w:cs="Times New Roman"/>
                 <w:color w:val="FFFFFF" w:themeColor="background1"/>
+                <w:sz w:val="24"/>
+                <w:szCs w:val="24"/>
               </w:rPr>
               <w:t>Letter Grade</w:t>
             </w:r>
@@ -2308,12 +3472,18 @@
           <w:tcPr>
             <w:tcW w:w="1652" w:type="dxa"/>
             <w:tcBorders>
-              <w:top w:val="single" w:color="auto" w:sz="4" w:space="0"/>
+              <w:top w:val="single" w:sz="4" w:space="0" w:color="auto"/>
               <w:left w:val="nil"/>
-              <w:bottom w:val="single" w:color="auto" w:sz="4" w:space="0"/>
-              <w:right w:val="single" w:color="auto" w:sz="4" w:space="0"/>
+              <w:bottom w:val="single" w:sz="4" w:space="0" w:color="auto"/>
+              <w:right w:val="single" w:sz="4" w:space="0" w:color="auto"/>
             </w:tcBorders>
-            <w:shd w:val="clear" w:color="auto" w:fill="757171"/>
+            <w:shd w:val="clear" w:fill="757171"/>
+            <w:tcMar>
+              <w:top w:w="0" w:type="dxa"/>
+              <w:left w:w="108" w:type="dxa"/>
+              <w:bottom w:w="0" w:type="dxa"/>
+              <w:right w:w="108" w:type="dxa"/>
+            </w:tcMar>
             <w:vAlign w:val="center"/>
           </w:tcPr>
           <w:p>
@@ -2328,6 +3498,8 @@
               <w:rPr>
                 <w:rFonts w:ascii="Calibri" w:hAnsi="Calibri" w:eastAsia="Times New Roman" w:cs="Times New Roman"/>
                 <w:color w:val="FFFFFF" w:themeColor="background1"/>
+                <w:sz w:val="24"/>
+                <w:szCs w:val="24"/>
               </w:rPr>
               <w:t>Percentage</w:t>
             </w:r>
@@ -2344,11 +3516,16 @@
             <w:tcW w:w="1275" w:type="dxa"/>
             <w:tcBorders>
               <w:top w:val="nil"/>
-              <w:left w:val="single" w:color="auto" w:sz="4" w:space="0"/>
-              <w:bottom w:val="single" w:color="auto" w:sz="4" w:space="0"/>
-              <w:right w:val="single" w:color="auto" w:sz="4" w:space="0"/>
+              <w:left w:val="single" w:sz="4" w:space="0" w:color="auto"/>
+              <w:bottom w:val="single" w:sz="4" w:space="0" w:color="auto"/>
+              <w:right w:val="single" w:sz="4" w:space="0" w:color="auto"/>
             </w:tcBorders>
-            <w:shd w:val="clear" w:color="auto" w:fill="auto"/>
+            <w:tcMar>
+              <w:top w:w="0" w:type="dxa"/>
+              <w:left w:w="108" w:type="dxa"/>
+              <w:bottom w:w="0" w:type="dxa"/>
+              <w:right w:w="108" w:type="dxa"/>
+            </w:tcMar>
             <w:vAlign w:val="center"/>
           </w:tcPr>
           <w:p>
@@ -2363,6 +3540,8 @@
               <w:rPr>
                 <w:rFonts w:ascii="Calibri" w:hAnsi="Calibri" w:eastAsia="Times New Roman" w:cs="Times New Roman"/>
                 <w:color w:val="000000" w:themeColor="text1"/>
+                <w:sz w:val="24"/>
+                <w:szCs w:val="24"/>
               </w:rPr>
               <w:t>A</w:t>
             </w:r>
@@ -2374,10 +3553,15 @@
             <w:tcBorders>
               <w:top w:val="nil"/>
               <w:left w:val="nil"/>
-              <w:bottom w:val="single" w:color="auto" w:sz="4" w:space="0"/>
-              <w:right w:val="single" w:color="auto" w:sz="4" w:space="0"/>
+              <w:bottom w:val="single" w:sz="4" w:space="0" w:color="auto"/>
+              <w:right w:val="single" w:sz="4" w:space="0" w:color="auto"/>
             </w:tcBorders>
-            <w:shd w:val="clear" w:color="auto" w:fill="auto"/>
+            <w:tcMar>
+              <w:top w:w="0" w:type="dxa"/>
+              <w:left w:w="108" w:type="dxa"/>
+              <w:bottom w:w="0" w:type="dxa"/>
+              <w:right w:w="108" w:type="dxa"/>
+            </w:tcMar>
             <w:vAlign w:val="center"/>
           </w:tcPr>
           <w:p>
@@ -2392,6 +3576,8 @@
               <w:rPr>
                 <w:rFonts w:ascii="Calibri" w:hAnsi="Calibri" w:eastAsia="Times New Roman" w:cs="Times New Roman"/>
                 <w:color w:val="000000" w:themeColor="text1"/>
+                <w:sz w:val="24"/>
+                <w:szCs w:val="24"/>
               </w:rPr>
               <w:t>90 - 100</w:t>
             </w:r>
@@ -2408,11 +3594,16 @@
             <w:tcW w:w="1275" w:type="dxa"/>
             <w:tcBorders>
               <w:top w:val="nil"/>
-              <w:left w:val="single" w:color="auto" w:sz="4" w:space="0"/>
-              <w:bottom w:val="single" w:color="auto" w:sz="4" w:space="0"/>
-              <w:right w:val="single" w:color="auto" w:sz="4" w:space="0"/>
+              <w:left w:val="single" w:sz="4" w:space="0" w:color="auto"/>
+              <w:bottom w:val="single" w:sz="4" w:space="0" w:color="auto"/>
+              <w:right w:val="single" w:sz="4" w:space="0" w:color="auto"/>
             </w:tcBorders>
-            <w:shd w:val="clear" w:color="auto" w:fill="auto"/>
+            <w:tcMar>
+              <w:top w:w="0" w:type="dxa"/>
+              <w:left w:w="108" w:type="dxa"/>
+              <w:bottom w:w="0" w:type="dxa"/>
+              <w:right w:w="108" w:type="dxa"/>
+            </w:tcMar>
             <w:vAlign w:val="center"/>
           </w:tcPr>
           <w:p>
@@ -2427,6 +3618,8 @@
               <w:rPr>
                 <w:rFonts w:ascii="Calibri" w:hAnsi="Calibri" w:eastAsia="Times New Roman" w:cs="Times New Roman"/>
                 <w:color w:val="000000" w:themeColor="text1"/>
+                <w:sz w:val="24"/>
+                <w:szCs w:val="24"/>
               </w:rPr>
               <w:t>B</w:t>
             </w:r>
@@ -2438,10 +3631,15 @@
             <w:tcBorders>
               <w:top w:val="nil"/>
               <w:left w:val="nil"/>
-              <w:bottom w:val="single" w:color="auto" w:sz="4" w:space="0"/>
-              <w:right w:val="single" w:color="auto" w:sz="4" w:space="0"/>
+              <w:bottom w:val="single" w:sz="4" w:space="0" w:color="auto"/>
+              <w:right w:val="single" w:sz="4" w:space="0" w:color="auto"/>
             </w:tcBorders>
-            <w:shd w:val="clear" w:color="auto" w:fill="auto"/>
+            <w:tcMar>
+              <w:top w:w="0" w:type="dxa"/>
+              <w:left w:w="108" w:type="dxa"/>
+              <w:bottom w:w="0" w:type="dxa"/>
+              <w:right w:w="108" w:type="dxa"/>
+            </w:tcMar>
             <w:vAlign w:val="center"/>
           </w:tcPr>
           <w:p>
@@ -2456,6 +3654,8 @@
               <w:rPr>
                 <w:rFonts w:ascii="Calibri" w:hAnsi="Calibri" w:eastAsia="Times New Roman" w:cs="Times New Roman"/>
                 <w:color w:val="000000" w:themeColor="text1"/>
+                <w:sz w:val="24"/>
+                <w:szCs w:val="24"/>
               </w:rPr>
               <w:t>80 - 89</w:t>
             </w:r>
@@ -2472,11 +3672,16 @@
             <w:tcW w:w="1275" w:type="dxa"/>
             <w:tcBorders>
               <w:top w:val="nil"/>
-              <w:left w:val="single" w:color="auto" w:sz="4" w:space="0"/>
-              <w:bottom w:val="single" w:color="auto" w:sz="4" w:space="0"/>
-              <w:right w:val="single" w:color="auto" w:sz="4" w:space="0"/>
+              <w:left w:val="single" w:sz="4" w:space="0" w:color="auto"/>
+              <w:bottom w:val="single" w:sz="4" w:space="0" w:color="auto"/>
+              <w:right w:val="single" w:sz="4" w:space="0" w:color="auto"/>
             </w:tcBorders>
-            <w:shd w:val="clear" w:color="auto" w:fill="auto"/>
+            <w:tcMar>
+              <w:top w:w="0" w:type="dxa"/>
+              <w:left w:w="108" w:type="dxa"/>
+              <w:bottom w:w="0" w:type="dxa"/>
+              <w:right w:w="108" w:type="dxa"/>
+            </w:tcMar>
             <w:vAlign w:val="center"/>
           </w:tcPr>
           <w:p>
@@ -2491,6 +3696,8 @@
               <w:rPr>
                 <w:rFonts w:ascii="Calibri" w:hAnsi="Calibri" w:eastAsia="Times New Roman" w:cs="Times New Roman"/>
                 <w:color w:val="000000" w:themeColor="text1"/>
+                <w:sz w:val="24"/>
+                <w:szCs w:val="24"/>
               </w:rPr>
               <w:t>C</w:t>
             </w:r>
@@ -2502,10 +3709,15 @@
             <w:tcBorders>
               <w:top w:val="nil"/>
               <w:left w:val="nil"/>
-              <w:bottom w:val="single" w:color="auto" w:sz="4" w:space="0"/>
-              <w:right w:val="single" w:color="auto" w:sz="4" w:space="0"/>
+              <w:bottom w:val="single" w:sz="4" w:space="0" w:color="auto"/>
+              <w:right w:val="single" w:sz="4" w:space="0" w:color="auto"/>
             </w:tcBorders>
-            <w:shd w:val="clear" w:color="auto" w:fill="auto"/>
+            <w:tcMar>
+              <w:top w:w="0" w:type="dxa"/>
+              <w:left w:w="108" w:type="dxa"/>
+              <w:bottom w:w="0" w:type="dxa"/>
+              <w:right w:w="108" w:type="dxa"/>
+            </w:tcMar>
             <w:vAlign w:val="center"/>
           </w:tcPr>
           <w:p>
@@ -2520,6 +3732,8 @@
               <w:rPr>
                 <w:rFonts w:ascii="Calibri" w:hAnsi="Calibri" w:eastAsia="Times New Roman" w:cs="Times New Roman"/>
                 <w:color w:val="000000" w:themeColor="text1"/>
+                <w:sz w:val="24"/>
+                <w:szCs w:val="24"/>
               </w:rPr>
               <w:t>70 - 79</w:t>
             </w:r>
@@ -2536,11 +3750,16 @@
             <w:tcW w:w="1275" w:type="dxa"/>
             <w:tcBorders>
               <w:top w:val="nil"/>
-              <w:left w:val="single" w:color="auto" w:sz="4" w:space="0"/>
-              <w:bottom w:val="single" w:color="auto" w:sz="4" w:space="0"/>
-              <w:right w:val="single" w:color="auto" w:sz="4" w:space="0"/>
+              <w:left w:val="single" w:sz="4" w:space="0" w:color="auto"/>
+              <w:bottom w:val="single" w:sz="4" w:space="0" w:color="auto"/>
+              <w:right w:val="single" w:sz="4" w:space="0" w:color="auto"/>
             </w:tcBorders>
-            <w:shd w:val="clear" w:color="auto" w:fill="auto"/>
+            <w:tcMar>
+              <w:top w:w="0" w:type="dxa"/>
+              <w:left w:w="108" w:type="dxa"/>
+              <w:bottom w:w="0" w:type="dxa"/>
+              <w:right w:w="108" w:type="dxa"/>
+            </w:tcMar>
             <w:vAlign w:val="center"/>
           </w:tcPr>
           <w:p>
@@ -2555,6 +3774,8 @@
               <w:rPr>
                 <w:rFonts w:ascii="Calibri" w:hAnsi="Calibri" w:eastAsia="Times New Roman" w:cs="Times New Roman"/>
                 <w:color w:val="000000" w:themeColor="text1"/>
+                <w:sz w:val="24"/>
+                <w:szCs w:val="24"/>
               </w:rPr>
               <w:t>D</w:t>
             </w:r>
@@ -2566,10 +3787,15 @@
             <w:tcBorders>
               <w:top w:val="nil"/>
               <w:left w:val="nil"/>
-              <w:bottom w:val="single" w:color="auto" w:sz="4" w:space="0"/>
-              <w:right w:val="single" w:color="auto" w:sz="4" w:space="0"/>
+              <w:bottom w:val="single" w:sz="4" w:space="0" w:color="auto"/>
+              <w:right w:val="single" w:sz="4" w:space="0" w:color="auto"/>
             </w:tcBorders>
-            <w:shd w:val="clear" w:color="auto" w:fill="auto"/>
+            <w:tcMar>
+              <w:top w:w="0" w:type="dxa"/>
+              <w:left w:w="108" w:type="dxa"/>
+              <w:bottom w:w="0" w:type="dxa"/>
+              <w:right w:w="108" w:type="dxa"/>
+            </w:tcMar>
             <w:vAlign w:val="center"/>
           </w:tcPr>
           <w:p>
@@ -2584,6 +3810,8 @@
               <w:rPr>
                 <w:rFonts w:ascii="Calibri" w:hAnsi="Calibri" w:eastAsia="Times New Roman" w:cs="Times New Roman"/>
                 <w:color w:val="000000" w:themeColor="text1"/>
+                <w:sz w:val="24"/>
+                <w:szCs w:val="24"/>
               </w:rPr>
               <w:t>60 - 69</w:t>
             </w:r>
@@ -2600,11 +3828,16 @@
             <w:tcW w:w="1275" w:type="dxa"/>
             <w:tcBorders>
               <w:top w:val="nil"/>
-              <w:left w:val="single" w:color="auto" w:sz="4" w:space="0"/>
-              <w:bottom w:val="single" w:color="auto" w:sz="4" w:space="0"/>
-              <w:right w:val="single" w:color="auto" w:sz="4" w:space="0"/>
+              <w:left w:val="single" w:sz="4" w:space="0" w:color="auto"/>
+              <w:bottom w:val="single" w:sz="4" w:space="0" w:color="auto"/>
+              <w:right w:val="single" w:sz="4" w:space="0" w:color="auto"/>
             </w:tcBorders>
-            <w:shd w:val="clear" w:color="auto" w:fill="auto"/>
+            <w:tcMar>
+              <w:top w:w="0" w:type="dxa"/>
+              <w:left w:w="108" w:type="dxa"/>
+              <w:bottom w:w="0" w:type="dxa"/>
+              <w:right w:w="108" w:type="dxa"/>
+            </w:tcMar>
             <w:vAlign w:val="center"/>
           </w:tcPr>
           <w:p>
@@ -2619,6 +3852,8 @@
               <w:rPr>
                 <w:rFonts w:ascii="Calibri" w:hAnsi="Calibri" w:eastAsia="Times New Roman" w:cs="Times New Roman"/>
                 <w:color w:val="000000" w:themeColor="text1"/>
+                <w:sz w:val="24"/>
+                <w:szCs w:val="24"/>
               </w:rPr>
               <w:t>F</w:t>
             </w:r>
@@ -2630,10 +3865,15 @@
             <w:tcBorders>
               <w:top w:val="nil"/>
               <w:left w:val="nil"/>
-              <w:bottom w:val="single" w:color="auto" w:sz="4" w:space="0"/>
-              <w:right w:val="single" w:color="auto" w:sz="4" w:space="0"/>
+              <w:bottom w:val="single" w:sz="4" w:space="0" w:color="auto"/>
+              <w:right w:val="single" w:sz="4" w:space="0" w:color="auto"/>
             </w:tcBorders>
-            <w:shd w:val="clear" w:color="auto" w:fill="auto"/>
+            <w:tcMar>
+              <w:top w:w="0" w:type="dxa"/>
+              <w:left w:w="108" w:type="dxa"/>
+              <w:bottom w:w="0" w:type="dxa"/>
+              <w:right w:w="108" w:type="dxa"/>
+            </w:tcMar>
             <w:vAlign w:val="center"/>
           </w:tcPr>
           <w:p>
@@ -2648,6 +3888,8 @@
               <w:rPr>
                 <w:rFonts w:ascii="Calibri" w:hAnsi="Calibri" w:eastAsia="Times New Roman" w:cs="Times New Roman"/>
                 <w:color w:val="000000" w:themeColor="text1"/>
+                <w:sz w:val="24"/>
+                <w:szCs w:val="24"/>
               </w:rPr>
               <w:t>&lt; 60</w:t>
             </w:r>
@@ -2659,87 +3901,92 @@
     <w:p>
       <w:r>
         <w:lastRenderedPageBreak/>
+        <w:rPr>
+          <w:rFonts w:ascii="Calibri" w:hAnsi="Calibri" w:eastAsia="Calibri" w:cs="Arial" w:asciiTheme="minorHAnsi" w:hAnsiTheme="minorHAnsi" w:eastAsiaTheme="minorHAnsi" w:csTheme="minorBidi"/>
+          <w:sz w:val="24"/>
+          <w:szCs w:val="24"/>
+        </w:rPr>
         <w:t xml:space="preserve">Course </w:t>
       </w:r>
       <w:r>
+        <w:rPr>
+          <w:rFonts w:ascii="Calibri" w:hAnsi="Calibri" w:eastAsia="Calibri" w:cs="Arial" w:asciiTheme="minorHAnsi" w:hAnsiTheme="minorHAnsi" w:eastAsiaTheme="minorHAnsi" w:csTheme="minorBidi"/>
+          <w:sz w:val="24"/>
+          <w:szCs w:val="24"/>
+        </w:rPr>
         <w:t>grades of “</w:t>
       </w:r>
       <w:r>
+        <w:rPr>
+          <w:rFonts w:ascii="Calibri" w:hAnsi="Calibri" w:eastAsia="Calibri" w:cs="Arial" w:asciiTheme="minorHAnsi" w:hAnsiTheme="minorHAnsi" w:eastAsiaTheme="minorHAnsi" w:csTheme="minorBidi"/>
+          <w:sz w:val="24"/>
+          <w:szCs w:val="24"/>
+        </w:rPr>
         <w:t>incomplete</w:t>
       </w:r>
       <w:r>
+        <w:rPr>
+          <w:rFonts w:ascii="Calibri" w:hAnsi="Calibri" w:eastAsia="Calibri" w:cs="Arial" w:asciiTheme="minorHAnsi" w:hAnsiTheme="minorHAnsi" w:eastAsiaTheme="minorHAnsi" w:csTheme="minorBidi"/>
+          <w:sz w:val="24"/>
+          <w:szCs w:val="24"/>
+        </w:rPr>
         <w:t>”</w:t>
       </w:r>
       <w:r>
+        <w:rPr>
+          <w:rFonts w:ascii="Calibri" w:hAnsi="Calibri" w:eastAsia="Calibri" w:cs="Arial" w:asciiTheme="minorHAnsi" w:hAnsiTheme="minorHAnsi" w:eastAsiaTheme="minorHAnsi" w:csTheme="minorBidi"/>
+          <w:sz w:val="24"/>
+          <w:szCs w:val="24"/>
+        </w:rPr>
         <w:t xml:space="preserve"> may be granted if </w:t>
       </w:r>
       <w:r>
+        <w:rPr>
+          <w:rFonts w:ascii="Calibri" w:hAnsi="Calibri" w:eastAsia="Calibri" w:cs="Arial" w:asciiTheme="minorHAnsi" w:hAnsiTheme="minorHAnsi" w:eastAsiaTheme="minorHAnsi" w:csTheme="minorBidi"/>
+          <w:sz w:val="24"/>
+          <w:szCs w:val="24"/>
+        </w:rPr>
         <w:t>a</w:t>
       </w:r>
       <w:r>
+        <w:rPr>
+          <w:rFonts w:ascii="Calibri" w:hAnsi="Calibri" w:eastAsia="Calibri" w:cs="Arial" w:asciiTheme="minorHAnsi" w:hAnsiTheme="minorHAnsi" w:eastAsiaTheme="minorHAnsi" w:csTheme="minorBidi"/>
+          <w:sz w:val="24"/>
+          <w:szCs w:val="24"/>
+        </w:rPr>
         <w:t xml:space="preserve"> major part of the course is completed; however, no additional credit can be given for missed class discussions or teamwork beyond the end of the course.  In addition, in the case of an incomplete, the student is responsible for handing in the final work within the WPI required timeframe of one (1) year.  After this time, an incomplete grade changes to a failing (F) grade.</w:t>
       </w:r>
     </w:p>
     <w:p/>
     <w:p>
       <w:r>
+        <w:rPr>
+          <w:rFonts w:ascii="Calibri" w:hAnsi="Calibri" w:eastAsia="Calibri" w:cs="Arial" w:asciiTheme="minorHAnsi" w:hAnsiTheme="minorHAnsi" w:eastAsiaTheme="minorHAnsi" w:csTheme="minorBidi"/>
+          <w:sz w:val="24"/>
+          <w:szCs w:val="24"/>
+        </w:rPr>
         <w:t xml:space="preserve">My philosophy on grading is centered around the </w:t>
       </w:r>
-      <w:hyperlink w:history="1" r:id="rId25">
+      <w:hyperlink r:id="rId25">
         <w:r>
           <w:rPr>
             <w:rStyle w:val="Hyperlink"/>
+            <w:rFonts w:ascii="Calibri" w:hAnsi="Calibri" w:eastAsia="Calibri" w:cs="Arial" w:asciiTheme="minorHAnsi" w:hAnsiTheme="minorHAnsi" w:eastAsiaTheme="minorHAnsi" w:csTheme="minorBidi"/>
+            <w:color w:val="0563C1" w:themeColor="hyperlink"/>
+            <w:sz w:val="24"/>
+            <w:szCs w:val="24"/>
+            <w:u w:val="single"/>
           </w:rPr>
           <w:t>Robotics Engineering PhD Technical qualifier</w:t>
         </w:r>
       </w:hyperlink>
       <w:r>
-        <w:t xml:space="preserve"> </w:t>
-      </w:r>
-      <w:r>
-        <w:t xml:space="preserve">where </w:t>
-      </w:r>
-      <w:r>
-        <w:t>an average grade of roughly a B+ is used to demonstrate expertise</w:t>
-      </w:r>
-      <w:r>
-        <w:t xml:space="preserve"> and pass the qualifier</w:t>
-      </w:r>
-      <w:r>
-        <w:t xml:space="preserve">. Similarly, </w:t>
-      </w:r>
-      <w:r>
-        <w:t>I ‘grade</w:t>
-      </w:r>
-      <w:r>
-        <w:t xml:space="preserve">’ assignments </w:t>
-      </w:r>
-      <w:r>
-        <w:t xml:space="preserve">based on the </w:t>
-      </w:r>
-      <w:r>
-        <w:t>following ratings</w:t>
-      </w:r>
-      <w:r>
-        <w:t xml:space="preserve">: Excellent, Acceptable, Marginal, and Unacceptable, with details of what </w:t>
-      </w:r>
-      <w:r>
-        <w:t xml:space="preserve">qualifications each level requires. I generally try to structure </w:t>
-      </w:r>
-      <w:r>
-        <w:t xml:space="preserve">assignments such that </w:t>
-      </w:r>
-      <w:r>
-        <w:t xml:space="preserve">an </w:t>
-      </w:r>
-      <w:r>
-        <w:t>Acceptable</w:t>
-      </w:r>
-      <w:r>
-        <w:t xml:space="preserve"> rating</w:t>
-      </w:r>
-      <w:r>
-        <w:t xml:space="preserve"> corresponds to a B.</w:t>
+        <w:rPr>
+          <w:rFonts w:ascii="Calibri" w:hAnsi="Calibri" w:eastAsia="Calibri" w:cs="Arial" w:asciiTheme="minorHAnsi" w:hAnsiTheme="minorHAnsi" w:eastAsiaTheme="minorHAnsi" w:csTheme="minorBidi"/>
+          <w:sz w:val="24"/>
+          <w:szCs w:val="24"/>
+        </w:rPr>
+        <w:t xml:space="preserve"> where an average grade of roughly a B+ is used to demonstrate expertise and pass the qualifier. Similarly, I ‘grade’ assignments based on the following ratings: Excellent, Acceptable, Marginal, and Unacceptable, with details of what qualifications each level requires. I generally try to structure assignments such that an Acceptable rating corresponds to a B.</w:t>
       </w:r>
     </w:p>
     <w:p>
@@ -2757,7 +4004,11 @@
       </w:pPr>
       <w:r>
         <w:rPr>
+          <w:rFonts w:ascii="Calibri" w:hAnsi="Calibri" w:eastAsia="Calibri" w:cs="Arial" w:asciiTheme="minorHAnsi" w:hAnsiTheme="minorHAnsi" w:eastAsiaTheme="minorHAnsi" w:csTheme="minorBidi"/>
           <w:b/>
+          <w:bCs/>
+          <w:sz w:val="24"/>
+          <w:szCs w:val="24"/>
         </w:rPr>
         <w:t>Course Schedule</w:t>
       </w:r>
@@ -2770,7 +4021,9 @@
       </w:pPr>
       <w:r>
         <w:rPr>
-          <w:bCs/>
+          <w:rFonts w:ascii="Calibri" w:hAnsi="Calibri" w:eastAsia="Calibri" w:cs="Arial" w:asciiTheme="minorHAnsi" w:hAnsiTheme="minorHAnsi" w:eastAsiaTheme="minorHAnsi" w:csTheme="minorBidi"/>
+          <w:sz w:val="24"/>
+          <w:szCs w:val="24"/>
         </w:rPr>
         <w:t>Textbook abbreviations:</w:t>
       </w:r>
@@ -2782,13 +4035,16 @@
           <w:ilvl w:val="0"/>
           <w:numId w:val="16"/>
         </w:numPr>
+        <w:ind w:left="720" w:hanging="360"/>
         <w:rPr>
           <w:bCs/>
         </w:rPr>
       </w:pPr>
       <w:r>
         <w:rPr>
-          <w:bCs/>
+          <w:rFonts w:ascii="Calibri" w:hAnsi="Calibri" w:eastAsia="Calibri" w:cs="Arial" w:asciiTheme="minorHAnsi" w:hAnsiTheme="minorHAnsi" w:eastAsiaTheme="minorHAnsi" w:csTheme="minorBidi"/>
+          <w:sz w:val="24"/>
+          <w:szCs w:val="24"/>
         </w:rPr>
         <w:t>Probabilistic Robotics: PR</w:t>
       </w:r>
@@ -2800,13 +4056,16 @@
           <w:ilvl w:val="0"/>
           <w:numId w:val="16"/>
         </w:numPr>
+        <w:ind w:left="720" w:hanging="360"/>
         <w:rPr>
           <w:bCs/>
         </w:rPr>
       </w:pPr>
       <w:r>
         <w:rPr>
-          <w:bCs/>
+          <w:rFonts w:ascii="Calibri" w:hAnsi="Calibri" w:eastAsia="Calibri" w:cs="Arial" w:asciiTheme="minorHAnsi" w:hAnsiTheme="minorHAnsi" w:eastAsiaTheme="minorHAnsi" w:csTheme="minorBidi"/>
+          <w:sz w:val="24"/>
+          <w:szCs w:val="24"/>
         </w:rPr>
         <w:t>Springer Handbook of Robotics: SHR</w:t>
       </w:r>
@@ -2818,25 +4077,42 @@
           <w:ilvl w:val="0"/>
           <w:numId w:val="16"/>
         </w:numPr>
-        <w:rPr>
-          <w:sz w:val="24"/>
-          <w:szCs w:val="24"/>
-        </w:rPr>
-      </w:pPr>
-      <w:r>
-        <w:rPr/>
+        <w:ind w:left="720" w:hanging="360"/>
+        <w:rPr>
+          <w:sz w:val="24"/>
+          <w:szCs w:val="24"/>
+        </w:rPr>
+      </w:pPr>
+      <w:r>
+        <w:rPr>
+          <w:rFonts w:ascii="Calibri" w:hAnsi="Calibri" w:eastAsia="Calibri" w:cs="Arial" w:asciiTheme="minorHAnsi" w:hAnsiTheme="minorHAnsi" w:eastAsiaTheme="minorHAnsi" w:csTheme="minorBidi"/>
+          <w:sz w:val="24"/>
+          <w:szCs w:val="24"/>
+        </w:rPr>
         <w:t xml:space="preserve">Robotics, </w:t>
       </w:r>
       <w:r>
-        <w:rPr/>
+        <w:rPr>
+          <w:rFonts w:ascii="Calibri" w:hAnsi="Calibri" w:eastAsia="Calibri" w:cs="Arial" w:asciiTheme="minorHAnsi" w:hAnsiTheme="minorHAnsi" w:eastAsiaTheme="minorHAnsi" w:csTheme="minorBidi"/>
+          <w:sz w:val="24"/>
+          <w:szCs w:val="24"/>
+        </w:rPr>
         <w:t>Vision</w:t>
       </w:r>
       <w:r>
-        <w:rPr/>
+        <w:rPr>
+          <w:rFonts w:ascii="Calibri" w:hAnsi="Calibri" w:eastAsia="Calibri" w:cs="Arial" w:asciiTheme="minorHAnsi" w:hAnsiTheme="minorHAnsi" w:eastAsiaTheme="minorHAnsi" w:csTheme="minorBidi"/>
+          <w:sz w:val="24"/>
+          <w:szCs w:val="24"/>
+        </w:rPr>
         <w:t xml:space="preserve"> and Control: </w:t>
       </w:r>
       <w:r>
-        <w:rPr/>
+        <w:rPr>
+          <w:rFonts w:ascii="Calibri" w:hAnsi="Calibri" w:eastAsia="Calibri" w:cs="Arial" w:asciiTheme="minorHAnsi" w:hAnsiTheme="minorHAnsi" w:eastAsiaTheme="minorHAnsi" w:csTheme="minorBidi"/>
+          <w:sz w:val="24"/>
+          <w:szCs w:val="24"/>
+        </w:rPr>
         <w:t>RVC</w:t>
       </w:r>
     </w:p>
@@ -2847,17 +4123,26 @@
           <w:ilvl w:val="0"/>
           <w:numId w:val="16"/>
         </w:numPr>
-        <w:rPr>
-          <w:sz w:val="24"/>
-          <w:szCs w:val="24"/>
-        </w:rPr>
-      </w:pPr>
-      <w:r>
-        <w:rPr/>
+        <w:ind w:left="720" w:hanging="360"/>
+        <w:rPr>
+          <w:sz w:val="24"/>
+          <w:szCs w:val="24"/>
+        </w:rPr>
+      </w:pPr>
+      <w:r>
+        <w:rPr>
+          <w:rFonts w:ascii="Calibri" w:hAnsi="Calibri" w:eastAsia="Calibri" w:cs="Arial" w:asciiTheme="minorHAnsi" w:hAnsiTheme="minorHAnsi" w:eastAsiaTheme="minorHAnsi" w:csTheme="minorBidi"/>
+          <w:sz w:val="24"/>
+          <w:szCs w:val="24"/>
+        </w:rPr>
         <w:t>Kalman</w:t>
       </w:r>
       <w:r>
-        <w:rPr/>
+        <w:rPr>
+          <w:rFonts w:ascii="Calibri" w:hAnsi="Calibri" w:eastAsia="Calibri" w:cs="Arial" w:asciiTheme="minorHAnsi" w:hAnsiTheme="minorHAnsi" w:eastAsiaTheme="minorHAnsi" w:csTheme="minorBidi"/>
+          <w:sz w:val="24"/>
+          <w:szCs w:val="24"/>
+        </w:rPr>
         <w:t xml:space="preserve"> and Bayesian Filters in Python: KBFP</w:t>
       </w:r>
     </w:p>
@@ -2868,13 +4153,16 @@
           <w:ilvl w:val="0"/>
           <w:numId w:val="16"/>
         </w:numPr>
+        <w:ind w:left="720" w:hanging="360"/>
         <w:rPr>
           <w:bCs/>
         </w:rPr>
       </w:pPr>
       <w:r>
         <w:rPr>
-          <w:bCs/>
+          <w:rFonts w:ascii="Calibri" w:hAnsi="Calibri" w:eastAsia="Calibri" w:cs="Arial" w:asciiTheme="minorHAnsi" w:hAnsiTheme="minorHAnsi" w:eastAsiaTheme="minorHAnsi" w:csTheme="minorBidi"/>
+          <w:sz w:val="24"/>
+          <w:szCs w:val="24"/>
         </w:rPr>
         <w:t>Principles of GNSS: GNSS</w:t>
       </w:r>
@@ -2891,7 +4179,21 @@
       <w:tblPr>
         <w:tblStyle w:val="TableGrid"/>
         <w:tblW w:w="9350" w:type="dxa"/>
-        <w:tblLook w:val="04A0" w:firstRow="1" w:lastRow="0" w:firstColumn="1" w:lastColumn="0" w:noHBand="0" w:noVBand="1"/>
+        <w:tblBorders>
+          <w:top w:val="single" w:sz="4" w:space="0" w:color="auto"/>
+          <w:left w:val="single" w:sz="4" w:space="0" w:color="auto"/>
+          <w:bottom w:val="single" w:sz="4" w:space="0" w:color="auto"/>
+          <w:right w:val="single" w:sz="4" w:space="0" w:color="auto"/>
+          <w:insideH w:val="single" w:sz="4" w:space="0" w:color="auto"/>
+          <w:insideV w:val="single" w:sz="4" w:space="0" w:color="auto"/>
+        </w:tblBorders>
+        <w:tblCellMar>
+          <w:top w:w="0" w:type="dxa"/>
+          <w:left w:w="108" w:type="dxa"/>
+          <w:bottom w:w="0" w:type="dxa"/>
+          <w:right w:w="108" w:type="dxa"/>
+        </w:tblCellMar>
+        <w:tblLook w:firstRow="1" w:firstColumn="1" w:noVBand="1"/>
       </w:tblPr>
       <w:tblGrid>
         <w:gridCol w:w="1206"/>
@@ -2904,7 +4206,18 @@
         <w:tc>
           <w:tcPr>
             <w:tcW w:w="1206" w:type="dxa"/>
-            <w:tcMar/>
+            <w:tcBorders>
+              <w:top w:val="single" w:sz="4" w:space="0" w:color="auto"/>
+              <w:left w:val="single" w:sz="4" w:space="0" w:color="auto"/>
+              <w:bottom w:val="single" w:sz="4" w:space="0" w:color="auto"/>
+              <w:right w:val="single" w:sz="4" w:space="0" w:color="auto"/>
+            </w:tcBorders>
+            <w:tcMar>
+              <w:top w:w="0" w:type="dxa"/>
+              <w:left w:w="108" w:type="dxa"/>
+              <w:bottom w:w="0" w:type="dxa"/>
+              <w:right w:w="108" w:type="dxa"/>
+            </w:tcMar>
           </w:tcPr>
           <w:p>
             <w:pPr>
@@ -2914,7 +4227,11 @@
             </w:pPr>
             <w:r>
               <w:rPr>
+                <w:rFonts w:ascii="Calibri" w:hAnsi="Calibri" w:eastAsia="Calibri" w:cs="Arial" w:asciiTheme="minorHAnsi" w:hAnsiTheme="minorHAnsi" w:eastAsiaTheme="minorHAnsi" w:csTheme="minorBidi"/>
                 <w:b/>
+                <w:bCs/>
+                <w:sz w:val="24"/>
+                <w:szCs w:val="24"/>
               </w:rPr>
               <w:t>Week #</w:t>
             </w:r>
@@ -2923,7 +4240,18 @@
         <w:tc>
           <w:tcPr>
             <w:tcW w:w="1872" w:type="dxa"/>
-            <w:tcMar/>
+            <w:tcBorders>
+              <w:top w:val="single" w:sz="4" w:space="0" w:color="auto"/>
+              <w:left w:val="single" w:sz="4" w:space="0" w:color="auto"/>
+              <w:bottom w:val="single" w:sz="4" w:space="0" w:color="auto"/>
+              <w:right w:val="single" w:sz="4" w:space="0" w:color="auto"/>
+            </w:tcBorders>
+            <w:tcMar>
+              <w:top w:w="0" w:type="dxa"/>
+              <w:left w:w="108" w:type="dxa"/>
+              <w:bottom w:w="0" w:type="dxa"/>
+              <w:right w:w="108" w:type="dxa"/>
+            </w:tcMar>
           </w:tcPr>
           <w:p>
             <w:pPr>
@@ -2933,13 +4261,21 @@
             </w:pPr>
             <w:r>
               <w:rPr>
+                <w:rFonts w:ascii="Calibri" w:hAnsi="Calibri" w:eastAsia="Calibri" w:cs="Arial" w:asciiTheme="minorHAnsi" w:hAnsiTheme="minorHAnsi" w:eastAsiaTheme="minorHAnsi" w:csTheme="minorBidi"/>
                 <w:b/>
+                <w:bCs/>
+                <w:sz w:val="24"/>
+                <w:szCs w:val="24"/>
               </w:rPr>
               <w:t>Date</w:t>
             </w:r>
             <w:r>
               <w:rPr>
+                <w:rFonts w:ascii="Calibri" w:hAnsi="Calibri" w:eastAsia="Calibri" w:cs="Arial" w:asciiTheme="minorHAnsi" w:hAnsiTheme="minorHAnsi" w:eastAsiaTheme="minorHAnsi" w:csTheme="minorBidi"/>
                 <w:b/>
+                <w:bCs/>
+                <w:sz w:val="24"/>
+                <w:szCs w:val="24"/>
               </w:rPr>
               <w:t>s</w:t>
             </w:r>
@@ -2948,7 +4284,18 @@
         <w:tc>
           <w:tcPr>
             <w:tcW w:w="2407" w:type="dxa"/>
-            <w:tcMar/>
+            <w:tcBorders>
+              <w:top w:val="single" w:sz="4" w:space="0" w:color="auto"/>
+              <w:left w:val="single" w:sz="4" w:space="0" w:color="auto"/>
+              <w:bottom w:val="single" w:sz="4" w:space="0" w:color="auto"/>
+              <w:right w:val="single" w:sz="4" w:space="0" w:color="auto"/>
+            </w:tcBorders>
+            <w:tcMar>
+              <w:top w:w="0" w:type="dxa"/>
+              <w:left w:w="108" w:type="dxa"/>
+              <w:bottom w:w="0" w:type="dxa"/>
+              <w:right w:w="108" w:type="dxa"/>
+            </w:tcMar>
           </w:tcPr>
           <w:p>
             <w:pPr>
@@ -2958,7 +4305,11 @@
             </w:pPr>
             <w:r>
               <w:rPr>
+                <w:rFonts w:ascii="Calibri" w:hAnsi="Calibri" w:eastAsia="Calibri" w:cs="Arial" w:asciiTheme="minorHAnsi" w:hAnsiTheme="minorHAnsi" w:eastAsiaTheme="minorHAnsi" w:csTheme="minorBidi"/>
                 <w:b/>
+                <w:bCs/>
+                <w:sz w:val="24"/>
+                <w:szCs w:val="24"/>
               </w:rPr>
               <w:t xml:space="preserve">Topics </w:t>
             </w:r>
@@ -2967,7 +4318,18 @@
         <w:tc>
           <w:tcPr>
             <w:tcW w:w="2550" w:type="dxa"/>
-            <w:tcMar/>
+            <w:tcBorders>
+              <w:top w:val="single" w:sz="4" w:space="0" w:color="auto"/>
+              <w:left w:val="single" w:sz="4" w:space="0" w:color="auto"/>
+              <w:bottom w:val="single" w:sz="4" w:space="0" w:color="auto"/>
+              <w:right w:val="single" w:sz="4" w:space="0" w:color="auto"/>
+            </w:tcBorders>
+            <w:tcMar>
+              <w:top w:w="0" w:type="dxa"/>
+              <w:left w:w="108" w:type="dxa"/>
+              <w:bottom w:w="0" w:type="dxa"/>
+              <w:right w:w="108" w:type="dxa"/>
+            </w:tcMar>
           </w:tcPr>
           <w:p>
             <w:pPr>
@@ -2977,7 +4339,11 @@
             </w:pPr>
             <w:r>
               <w:rPr>
+                <w:rFonts w:ascii="Calibri" w:hAnsi="Calibri" w:eastAsia="Calibri" w:cs="Arial" w:asciiTheme="minorHAnsi" w:hAnsiTheme="minorHAnsi" w:eastAsiaTheme="minorHAnsi" w:csTheme="minorBidi"/>
                 <w:b/>
+                <w:bCs/>
+                <w:sz w:val="24"/>
+                <w:szCs w:val="24"/>
               </w:rPr>
               <w:t>Readings</w:t>
             </w:r>
@@ -2986,7 +4352,18 @@
         <w:tc>
           <w:tcPr>
             <w:tcW w:w="1315" w:type="dxa"/>
-            <w:tcMar/>
+            <w:tcBorders>
+              <w:top w:val="single" w:sz="4" w:space="0" w:color="auto"/>
+              <w:left w:val="single" w:sz="4" w:space="0" w:color="auto"/>
+              <w:bottom w:val="single" w:sz="4" w:space="0" w:color="auto"/>
+              <w:right w:val="single" w:sz="4" w:space="0" w:color="auto"/>
+            </w:tcBorders>
+            <w:tcMar>
+              <w:top w:w="0" w:type="dxa"/>
+              <w:left w:w="108" w:type="dxa"/>
+              <w:bottom w:w="0" w:type="dxa"/>
+              <w:right w:w="108" w:type="dxa"/>
+            </w:tcMar>
           </w:tcPr>
           <w:p>
             <w:pPr>
@@ -2996,7 +4373,11 @@
             </w:pPr>
             <w:r>
               <w:rPr>
+                <w:rFonts w:ascii="Calibri" w:hAnsi="Calibri" w:eastAsia="Calibri" w:cs="Arial" w:asciiTheme="minorHAnsi" w:hAnsiTheme="minorHAnsi" w:eastAsiaTheme="minorHAnsi" w:csTheme="minorBidi"/>
                 <w:b/>
+                <w:bCs/>
+                <w:sz w:val="24"/>
+                <w:szCs w:val="24"/>
               </w:rPr>
               <w:t>Assignment</w:t>
             </w:r>
@@ -3007,10 +4388,26 @@
         <w:tc>
           <w:tcPr>
             <w:tcW w:w="1206" w:type="dxa"/>
-            <w:tcMar/>
+            <w:tcBorders>
+              <w:top w:val="single" w:sz="4" w:space="0" w:color="auto"/>
+              <w:left w:val="single" w:sz="4" w:space="0" w:color="auto"/>
+              <w:bottom w:val="single" w:sz="4" w:space="0" w:color="auto"/>
+              <w:right w:val="single" w:sz="4" w:space="0" w:color="auto"/>
+            </w:tcBorders>
+            <w:tcMar>
+              <w:top w:w="0" w:type="dxa"/>
+              <w:left w:w="108" w:type="dxa"/>
+              <w:bottom w:w="0" w:type="dxa"/>
+              <w:right w:w="108" w:type="dxa"/>
+            </w:tcMar>
           </w:tcPr>
           <w:p>
             <w:r>
+              <w:rPr>
+                <w:rFonts w:ascii="Calibri" w:hAnsi="Calibri" w:eastAsia="Calibri" w:cs="Arial" w:asciiTheme="minorHAnsi" w:hAnsiTheme="minorHAnsi" w:eastAsiaTheme="minorHAnsi" w:csTheme="minorBidi"/>
+                <w:sz w:val="24"/>
+                <w:szCs w:val="24"/>
+              </w:rPr>
               <w:t>Week 1</w:t>
             </w:r>
           </w:p>
@@ -3018,19 +4415,33 @@
         <w:tc>
           <w:tcPr>
             <w:tcW w:w="1872" w:type="dxa"/>
-            <w:tcMar/>
+            <w:tcBorders>
+              <w:top w:val="single" w:sz="4" w:space="0" w:color="auto"/>
+              <w:left w:val="single" w:sz="4" w:space="0" w:color="auto"/>
+              <w:bottom w:val="single" w:sz="4" w:space="0" w:color="auto"/>
+              <w:right w:val="single" w:sz="4" w:space="0" w:color="auto"/>
+            </w:tcBorders>
+            <w:tcMar>
+              <w:top w:w="0" w:type="dxa"/>
+              <w:left w:w="108" w:type="dxa"/>
+              <w:bottom w:w="0" w:type="dxa"/>
+              <w:right w:w="108" w:type="dxa"/>
+            </w:tcMar>
           </w:tcPr>
           <w:p>
             <w:pPr>
               <w:pStyle w:val="Normal"/>
               <w:suppressLineNumbers w:val="0"/>
-              <w:bidi w:val="0"/>
-              <w:spacing w:before="0" w:beforeAutospacing="off" w:after="0" w:afterAutospacing="off" w:line="259" w:lineRule="auto"/>
+              <w:spacing w:before="0" w:after="0" w:line="259" w:lineRule="auto"/>
               <w:ind w:left="0" w:right="0"/>
               <w:jc w:val="left"/>
             </w:pPr>
             <w:r>
-              <w:rPr/>
+              <w:rPr>
+                <w:rFonts w:ascii="Calibri" w:hAnsi="Calibri" w:eastAsia="Calibri" w:cs="Arial" w:asciiTheme="minorHAnsi" w:hAnsiTheme="minorHAnsi" w:eastAsiaTheme="minorHAnsi" w:csTheme="minorBidi"/>
+                <w:sz w:val="24"/>
+                <w:szCs w:val="24"/>
+              </w:rPr>
               <w:t>21 August – 23 August</w:t>
             </w:r>
           </w:p>
@@ -3038,15 +4449,36 @@
         <w:tc>
           <w:tcPr>
             <w:tcW w:w="2407" w:type="dxa"/>
-            <w:tcMar/>
+            <w:tcBorders>
+              <w:top w:val="single" w:sz="4" w:space="0" w:color="auto"/>
+              <w:left w:val="single" w:sz="4" w:space="0" w:color="auto"/>
+              <w:bottom w:val="single" w:sz="4" w:space="0" w:color="auto"/>
+              <w:right w:val="single" w:sz="4" w:space="0" w:color="auto"/>
+            </w:tcBorders>
+            <w:tcMar>
+              <w:top w:w="0" w:type="dxa"/>
+              <w:left w:w="108" w:type="dxa"/>
+              <w:bottom w:w="0" w:type="dxa"/>
+              <w:right w:w="108" w:type="dxa"/>
+            </w:tcMar>
           </w:tcPr>
           <w:p>
             <w:r>
+              <w:rPr>
+                <w:rFonts w:ascii="Calibri" w:hAnsi="Calibri" w:eastAsia="Calibri" w:cs="Arial" w:asciiTheme="minorHAnsi" w:hAnsiTheme="minorHAnsi" w:eastAsiaTheme="minorHAnsi" w:csTheme="minorBidi"/>
+                <w:sz w:val="24"/>
+                <w:szCs w:val="24"/>
+              </w:rPr>
               <w:t>Class introductions;</w:t>
             </w:r>
           </w:p>
           <w:p>
             <w:r>
+              <w:rPr>
+                <w:rFonts w:ascii="Calibri" w:hAnsi="Calibri" w:eastAsia="Calibri" w:cs="Arial" w:asciiTheme="minorHAnsi" w:hAnsiTheme="minorHAnsi" w:eastAsiaTheme="minorHAnsi" w:csTheme="minorBidi"/>
+                <w:sz w:val="24"/>
+                <w:szCs w:val="24"/>
+              </w:rPr>
               <w:t>What is navigation?</w:t>
             </w:r>
           </w:p>
@@ -3054,10 +4486,26 @@
         <w:tc>
           <w:tcPr>
             <w:tcW w:w="2550" w:type="dxa"/>
-            <w:tcMar/>
+            <w:tcBorders>
+              <w:top w:val="single" w:sz="4" w:space="0" w:color="auto"/>
+              <w:left w:val="single" w:sz="4" w:space="0" w:color="auto"/>
+              <w:bottom w:val="single" w:sz="4" w:space="0" w:color="auto"/>
+              <w:right w:val="single" w:sz="4" w:space="0" w:color="auto"/>
+            </w:tcBorders>
+            <w:tcMar>
+              <w:top w:w="0" w:type="dxa"/>
+              <w:left w:w="108" w:type="dxa"/>
+              <w:bottom w:w="0" w:type="dxa"/>
+              <w:right w:w="108" w:type="dxa"/>
+            </w:tcMar>
           </w:tcPr>
           <w:p>
             <w:r>
+              <w:rPr>
+                <w:rFonts w:ascii="Calibri" w:hAnsi="Calibri" w:eastAsia="Calibri" w:cs="Arial" w:asciiTheme="minorHAnsi" w:hAnsiTheme="minorHAnsi" w:eastAsiaTheme="minorHAnsi" w:csTheme="minorBidi"/>
+                <w:sz w:val="24"/>
+                <w:szCs w:val="24"/>
+              </w:rPr>
               <w:t>KBFP 0.6-0.9</w:t>
             </w:r>
           </w:p>
@@ -3065,7 +4513,18 @@
         <w:tc>
           <w:tcPr>
             <w:tcW w:w="1315" w:type="dxa"/>
-            <w:tcMar/>
+            <w:tcBorders>
+              <w:top w:val="single" w:sz="4" w:space="0" w:color="auto"/>
+              <w:left w:val="single" w:sz="4" w:space="0" w:color="auto"/>
+              <w:bottom w:val="single" w:sz="4" w:space="0" w:color="auto"/>
+              <w:right w:val="single" w:sz="4" w:space="0" w:color="auto"/>
+            </w:tcBorders>
+            <w:tcMar>
+              <w:top w:w="0" w:type="dxa"/>
+              <w:left w:w="108" w:type="dxa"/>
+              <w:bottom w:w="0" w:type="dxa"/>
+              <w:right w:w="108" w:type="dxa"/>
+            </w:tcMar>
           </w:tcPr>
           <w:p/>
         </w:tc>
@@ -3074,15 +4533,34 @@
         <w:tc>
           <w:tcPr>
             <w:tcW w:w="1206" w:type="dxa"/>
-            <w:tcMar/>
+            <w:tcBorders>
+              <w:top w:val="single" w:sz="4" w:space="0" w:color="auto"/>
+              <w:left w:val="single" w:sz="4" w:space="0" w:color="auto"/>
+              <w:bottom w:val="single" w:sz="4" w:space="0" w:color="auto"/>
+              <w:right w:val="single" w:sz="4" w:space="0" w:color="auto"/>
+            </w:tcBorders>
+            <w:tcMar>
+              <w:top w:w="0" w:type="dxa"/>
+              <w:left w:w="108" w:type="dxa"/>
+              <w:bottom w:w="0" w:type="dxa"/>
+              <w:right w:w="108" w:type="dxa"/>
+            </w:tcMar>
           </w:tcPr>
           <w:p>
             <w:r>
-              <w:rPr/>
+              <w:rPr>
+                <w:rFonts w:ascii="Calibri" w:hAnsi="Calibri" w:eastAsia="Calibri" w:cs="Arial" w:asciiTheme="minorHAnsi" w:hAnsiTheme="minorHAnsi" w:eastAsiaTheme="minorHAnsi" w:csTheme="minorBidi"/>
+                <w:sz w:val="24"/>
+                <w:szCs w:val="24"/>
+              </w:rPr>
               <w:t xml:space="preserve">Week </w:t>
             </w:r>
             <w:r>
-              <w:rPr/>
+              <w:rPr>
+                <w:rFonts w:ascii="Calibri" w:hAnsi="Calibri" w:eastAsia="Calibri" w:cs="Arial" w:asciiTheme="minorHAnsi" w:hAnsiTheme="minorHAnsi" w:eastAsiaTheme="minorHAnsi" w:csTheme="minorBidi"/>
+                <w:sz w:val="24"/>
+                <w:szCs w:val="24"/>
+              </w:rPr>
               <w:t>2</w:t>
             </w:r>
           </w:p>
@@ -3090,19 +4568,33 @@
         <w:tc>
           <w:tcPr>
             <w:tcW w:w="1872" w:type="dxa"/>
-            <w:tcMar/>
+            <w:tcBorders>
+              <w:top w:val="single" w:sz="4" w:space="0" w:color="auto"/>
+              <w:left w:val="single" w:sz="4" w:space="0" w:color="auto"/>
+              <w:bottom w:val="single" w:sz="4" w:space="0" w:color="auto"/>
+              <w:right w:val="single" w:sz="4" w:space="0" w:color="auto"/>
+            </w:tcBorders>
+            <w:tcMar>
+              <w:top w:w="0" w:type="dxa"/>
+              <w:left w:w="108" w:type="dxa"/>
+              <w:bottom w:w="0" w:type="dxa"/>
+              <w:right w:w="108" w:type="dxa"/>
+            </w:tcMar>
           </w:tcPr>
           <w:p>
             <w:pPr>
               <w:pStyle w:val="Normal"/>
               <w:suppressLineNumbers w:val="0"/>
-              <w:bidi w:val="0"/>
-              <w:spacing w:before="0" w:beforeAutospacing="off" w:after="0" w:afterAutospacing="off" w:line="259" w:lineRule="auto"/>
+              <w:spacing w:before="0" w:after="0" w:line="259" w:lineRule="auto"/>
               <w:ind w:left="0" w:right="0"/>
               <w:jc w:val="left"/>
             </w:pPr>
             <w:r>
-              <w:rPr/>
+              <w:rPr>
+                <w:rFonts w:ascii="Calibri" w:hAnsi="Calibri" w:eastAsia="Calibri" w:cs="Arial" w:asciiTheme="minorHAnsi" w:hAnsiTheme="minorHAnsi" w:eastAsiaTheme="minorHAnsi" w:csTheme="minorBidi"/>
+                <w:sz w:val="24"/>
+                <w:szCs w:val="24"/>
+              </w:rPr>
               <w:t>24 August – 30 August</w:t>
             </w:r>
           </w:p>
@@ -3110,16 +4602,42 @@
         <w:tc>
           <w:tcPr>
             <w:tcW w:w="2407" w:type="dxa"/>
-            <w:tcMar/>
+            <w:tcBorders>
+              <w:top w:val="single" w:sz="4" w:space="0" w:color="auto"/>
+              <w:left w:val="single" w:sz="4" w:space="0" w:color="auto"/>
+              <w:bottom w:val="single" w:sz="4" w:space="0" w:color="auto"/>
+              <w:right w:val="single" w:sz="4" w:space="0" w:color="auto"/>
+            </w:tcBorders>
+            <w:tcMar>
+              <w:top w:w="0" w:type="dxa"/>
+              <w:left w:w="108" w:type="dxa"/>
+              <w:bottom w:w="0" w:type="dxa"/>
+              <w:right w:w="108" w:type="dxa"/>
+            </w:tcMar>
           </w:tcPr>
           <w:p>
             <w:r>
+              <w:rPr>
+                <w:rFonts w:ascii="Calibri" w:hAnsi="Calibri" w:eastAsia="Calibri" w:cs="Arial" w:asciiTheme="minorHAnsi" w:hAnsiTheme="minorHAnsi" w:eastAsiaTheme="minorHAnsi" w:csTheme="minorBidi"/>
+                <w:sz w:val="24"/>
+                <w:szCs w:val="24"/>
+              </w:rPr>
               <w:t>Perception:</w:t>
             </w:r>
             <w:r>
+              <w:rPr>
+                <w:rFonts w:ascii="Calibri" w:hAnsi="Calibri" w:eastAsia="Calibri" w:cs="Arial" w:asciiTheme="minorHAnsi" w:hAnsiTheme="minorHAnsi" w:eastAsiaTheme="minorHAnsi" w:csTheme="minorBidi"/>
+                <w:sz w:val="24"/>
+                <w:szCs w:val="24"/>
+              </w:rPr>
               <w:t xml:space="preserve"> Introduction; Robot Motion</w:t>
             </w:r>
             <w:r>
+              <w:rPr>
+                <w:rFonts w:ascii="Calibri" w:hAnsi="Calibri" w:eastAsia="Calibri" w:cs="Arial" w:asciiTheme="minorHAnsi" w:hAnsiTheme="minorHAnsi" w:eastAsiaTheme="minorHAnsi" w:csTheme="minorBidi"/>
+                <w:sz w:val="24"/>
+                <w:szCs w:val="24"/>
+              </w:rPr>
               <w:t>; Inertial Sensors</w:t>
             </w:r>
           </w:p>
@@ -3127,36 +4645,80 @@
         <w:tc>
           <w:tcPr>
             <w:tcW w:w="2550" w:type="dxa"/>
-            <w:tcMar/>
+            <w:tcBorders>
+              <w:top w:val="single" w:sz="4" w:space="0" w:color="auto"/>
+              <w:left w:val="single" w:sz="4" w:space="0" w:color="auto"/>
+              <w:bottom w:val="single" w:sz="4" w:space="0" w:color="auto"/>
+              <w:right w:val="single" w:sz="4" w:space="0" w:color="auto"/>
+            </w:tcBorders>
+            <w:tcMar>
+              <w:top w:w="0" w:type="dxa"/>
+              <w:left w:w="108" w:type="dxa"/>
+              <w:bottom w:w="0" w:type="dxa"/>
+              <w:right w:w="108" w:type="dxa"/>
+            </w:tcMar>
           </w:tcPr>
           <w:p>
             <w:r>
+              <w:rPr>
+                <w:rFonts w:ascii="Calibri" w:hAnsi="Calibri" w:eastAsia="Calibri" w:cs="Arial" w:asciiTheme="minorHAnsi" w:hAnsiTheme="minorHAnsi" w:eastAsiaTheme="minorHAnsi" w:csTheme="minorBidi"/>
+                <w:sz w:val="24"/>
+                <w:szCs w:val="24"/>
+              </w:rPr>
               <w:t>SHR 4, 20.1-20.4</w:t>
             </w:r>
           </w:p>
           <w:p>
             <w:r>
+              <w:rPr>
+                <w:rFonts w:ascii="Calibri" w:hAnsi="Calibri" w:eastAsia="Calibri" w:cs="Arial" w:asciiTheme="minorHAnsi" w:hAnsiTheme="minorHAnsi" w:eastAsiaTheme="minorHAnsi" w:csTheme="minorBidi"/>
+                <w:sz w:val="24"/>
+                <w:szCs w:val="24"/>
+              </w:rPr>
               <w:t xml:space="preserve">RVC </w:t>
             </w:r>
             <w:r>
+              <w:rPr>
+                <w:rFonts w:ascii="Calibri" w:hAnsi="Calibri" w:eastAsia="Calibri" w:cs="Arial" w:asciiTheme="minorHAnsi" w:hAnsiTheme="minorHAnsi" w:eastAsiaTheme="minorHAnsi" w:csTheme="minorBidi"/>
+                <w:sz w:val="24"/>
+                <w:szCs w:val="24"/>
+              </w:rPr>
               <w:t xml:space="preserve">6.0, </w:t>
             </w:r>
             <w:r>
+              <w:rPr>
+                <w:rFonts w:ascii="Calibri" w:hAnsi="Calibri" w:eastAsia="Calibri" w:cs="Arial" w:asciiTheme="minorHAnsi" w:hAnsiTheme="minorHAnsi" w:eastAsiaTheme="minorHAnsi" w:csTheme="minorBidi"/>
+                <w:sz w:val="24"/>
+                <w:szCs w:val="24"/>
+              </w:rPr>
               <w:t>6.1</w:t>
             </w:r>
             <w:r>
+              <w:rPr>
+                <w:rFonts w:ascii="Calibri" w:hAnsi="Calibri" w:eastAsia="Calibri" w:cs="Arial" w:asciiTheme="minorHAnsi" w:hAnsiTheme="minorHAnsi" w:eastAsiaTheme="minorHAnsi" w:csTheme="minorBidi"/>
+                <w:sz w:val="24"/>
+                <w:szCs w:val="24"/>
+              </w:rPr>
               <w:t>, 6.8</w:t>
             </w:r>
           </w:p>
           <w:p>
             <w:r>
-              <w:rPr/>
+              <w:rPr>
+                <w:rFonts w:ascii="Calibri" w:hAnsi="Calibri" w:eastAsia="Calibri" w:cs="Arial" w:asciiTheme="minorHAnsi" w:hAnsiTheme="minorHAnsi" w:eastAsiaTheme="minorHAnsi" w:csTheme="minorBidi"/>
+                <w:sz w:val="24"/>
+                <w:szCs w:val="24"/>
+              </w:rPr>
               <w:t>PR 5</w:t>
             </w:r>
           </w:p>
           <w:p>
             <w:r>
-              <w:rPr/>
+              <w:rPr>
+                <w:rFonts w:ascii="Calibri" w:hAnsi="Calibri" w:eastAsia="Calibri" w:cs="Arial" w:asciiTheme="minorHAnsi" w:hAnsiTheme="minorHAnsi" w:eastAsiaTheme="minorHAnsi" w:csTheme="minorBidi"/>
+                <w:sz w:val="24"/>
+                <w:szCs w:val="24"/>
+              </w:rPr>
               <w:t>GNSS 4</w:t>
             </w:r>
           </w:p>
@@ -3164,7 +4726,18 @@
         <w:tc>
           <w:tcPr>
             <w:tcW w:w="1315" w:type="dxa"/>
-            <w:tcMar/>
+            <w:tcBorders>
+              <w:top w:val="single" w:sz="4" w:space="0" w:color="auto"/>
+              <w:left w:val="single" w:sz="4" w:space="0" w:color="auto"/>
+              <w:bottom w:val="single" w:sz="4" w:space="0" w:color="auto"/>
+              <w:right w:val="single" w:sz="4" w:space="0" w:color="auto"/>
+            </w:tcBorders>
+            <w:tcMar>
+              <w:top w:w="0" w:type="dxa"/>
+              <w:left w:w="108" w:type="dxa"/>
+              <w:bottom w:w="0" w:type="dxa"/>
+              <w:right w:w="108" w:type="dxa"/>
+            </w:tcMar>
           </w:tcPr>
           <w:p/>
         </w:tc>
@@ -3173,15 +4746,34 @@
         <w:tc>
           <w:tcPr>
             <w:tcW w:w="1206" w:type="dxa"/>
-            <w:tcMar/>
+            <w:tcBorders>
+              <w:top w:val="single" w:sz="4" w:space="0" w:color="auto"/>
+              <w:left w:val="single" w:sz="4" w:space="0" w:color="auto"/>
+              <w:bottom w:val="single" w:sz="4" w:space="0" w:color="auto"/>
+              <w:right w:val="single" w:sz="4" w:space="0" w:color="auto"/>
+            </w:tcBorders>
+            <w:tcMar>
+              <w:top w:w="0" w:type="dxa"/>
+              <w:left w:w="108" w:type="dxa"/>
+              <w:bottom w:w="0" w:type="dxa"/>
+              <w:right w:w="108" w:type="dxa"/>
+            </w:tcMar>
           </w:tcPr>
           <w:p>
             <w:r>
-              <w:rPr/>
+              <w:rPr>
+                <w:rFonts w:ascii="Calibri" w:hAnsi="Calibri" w:eastAsia="Calibri" w:cs="Arial" w:asciiTheme="minorHAnsi" w:hAnsiTheme="minorHAnsi" w:eastAsiaTheme="minorHAnsi" w:csTheme="minorBidi"/>
+                <w:sz w:val="24"/>
+                <w:szCs w:val="24"/>
+              </w:rPr>
               <w:t xml:space="preserve">Week </w:t>
             </w:r>
             <w:r>
-              <w:rPr/>
+              <w:rPr>
+                <w:rFonts w:ascii="Calibri" w:hAnsi="Calibri" w:eastAsia="Calibri" w:cs="Arial" w:asciiTheme="minorHAnsi" w:hAnsiTheme="minorHAnsi" w:eastAsiaTheme="minorHAnsi" w:csTheme="minorBidi"/>
+                <w:sz w:val="24"/>
+                <w:szCs w:val="24"/>
+              </w:rPr>
               <w:t>3</w:t>
             </w:r>
           </w:p>
@@ -3189,19 +4781,33 @@
         <w:tc>
           <w:tcPr>
             <w:tcW w:w="1872" w:type="dxa"/>
-            <w:tcMar/>
+            <w:tcBorders>
+              <w:top w:val="single" w:sz="4" w:space="0" w:color="auto"/>
+              <w:left w:val="single" w:sz="4" w:space="0" w:color="auto"/>
+              <w:bottom w:val="single" w:sz="4" w:space="0" w:color="auto"/>
+              <w:right w:val="single" w:sz="4" w:space="0" w:color="auto"/>
+            </w:tcBorders>
+            <w:tcMar>
+              <w:top w:w="0" w:type="dxa"/>
+              <w:left w:w="108" w:type="dxa"/>
+              <w:bottom w:w="0" w:type="dxa"/>
+              <w:right w:w="108" w:type="dxa"/>
+            </w:tcMar>
           </w:tcPr>
           <w:p>
             <w:pPr>
               <w:pStyle w:val="Normal"/>
               <w:suppressLineNumbers w:val="0"/>
-              <w:bidi w:val="0"/>
-              <w:spacing w:before="0" w:beforeAutospacing="off" w:after="0" w:afterAutospacing="off" w:line="259" w:lineRule="auto"/>
+              <w:spacing w:before="0" w:after="0" w:line="259" w:lineRule="auto"/>
               <w:ind w:left="0" w:right="0"/>
               <w:jc w:val="left"/>
             </w:pPr>
             <w:r>
-              <w:rPr/>
+              <w:rPr>
+                <w:rFonts w:ascii="Calibri" w:hAnsi="Calibri" w:eastAsia="Calibri" w:cs="Arial" w:asciiTheme="minorHAnsi" w:hAnsiTheme="minorHAnsi" w:eastAsiaTheme="minorHAnsi" w:csTheme="minorBidi"/>
+                <w:sz w:val="24"/>
+                <w:szCs w:val="24"/>
+              </w:rPr>
               <w:t>31 August – 6 September</w:t>
             </w:r>
           </w:p>
@@ -3209,23 +4815,50 @@
         <w:tc>
           <w:tcPr>
             <w:tcW w:w="2407" w:type="dxa"/>
-            <w:tcMar/>
+            <w:tcBorders>
+              <w:top w:val="single" w:sz="4" w:space="0" w:color="auto"/>
+              <w:left w:val="single" w:sz="4" w:space="0" w:color="auto"/>
+              <w:bottom w:val="single" w:sz="4" w:space="0" w:color="auto"/>
+              <w:right w:val="single" w:sz="4" w:space="0" w:color="auto"/>
+            </w:tcBorders>
+            <w:tcMar>
+              <w:top w:w="0" w:type="dxa"/>
+              <w:left w:w="108" w:type="dxa"/>
+              <w:bottom w:w="0" w:type="dxa"/>
+              <w:right w:w="108" w:type="dxa"/>
+            </w:tcMar>
           </w:tcPr>
           <w:p>
             <w:r>
-              <w:rPr/>
+              <w:rPr>
+                <w:rFonts w:ascii="Calibri" w:hAnsi="Calibri" w:eastAsia="Calibri" w:cs="Arial" w:asciiTheme="minorHAnsi" w:hAnsiTheme="minorHAnsi" w:eastAsiaTheme="minorHAnsi" w:csTheme="minorBidi"/>
+                <w:sz w:val="24"/>
+                <w:szCs w:val="24"/>
+              </w:rPr>
               <w:t>Perception</w:t>
             </w:r>
             <w:r>
-              <w:rPr/>
+              <w:rPr>
+                <w:rFonts w:ascii="Calibri" w:hAnsi="Calibri" w:eastAsia="Calibri" w:cs="Arial" w:asciiTheme="minorHAnsi" w:hAnsiTheme="minorHAnsi" w:eastAsiaTheme="minorHAnsi" w:csTheme="minorBidi"/>
+                <w:sz w:val="24"/>
+                <w:szCs w:val="24"/>
+              </w:rPr>
               <w:t xml:space="preserve">: </w:t>
             </w:r>
             <w:r>
-              <w:rPr/>
+              <w:rPr>
+                <w:rFonts w:ascii="Calibri" w:hAnsi="Calibri" w:eastAsia="Calibri" w:cs="Arial" w:asciiTheme="minorHAnsi" w:hAnsiTheme="minorHAnsi" w:eastAsiaTheme="minorHAnsi" w:csTheme="minorBidi"/>
+                <w:sz w:val="24"/>
+                <w:szCs w:val="24"/>
+              </w:rPr>
               <w:t>Sensing, Estimation, and Maps</w:t>
             </w:r>
             <w:r>
-              <w:rPr/>
+              <w:rPr>
+                <w:rFonts w:ascii="Calibri" w:hAnsi="Calibri" w:eastAsia="Calibri" w:cs="Arial" w:asciiTheme="minorHAnsi" w:hAnsiTheme="minorHAnsi" w:eastAsiaTheme="minorHAnsi" w:csTheme="minorBidi"/>
+                <w:sz w:val="24"/>
+                <w:szCs w:val="24"/>
+              </w:rPr>
               <w:t>; Basics of Computer Vision</w:t>
             </w:r>
           </w:p>
@@ -3233,23 +4866,46 @@
         <w:tc>
           <w:tcPr>
             <w:tcW w:w="2550" w:type="dxa"/>
-            <w:tcMar/>
+            <w:tcBorders>
+              <w:top w:val="single" w:sz="4" w:space="0" w:color="auto"/>
+              <w:left w:val="single" w:sz="4" w:space="0" w:color="auto"/>
+              <w:bottom w:val="single" w:sz="4" w:space="0" w:color="auto"/>
+              <w:right w:val="single" w:sz="4" w:space="0" w:color="auto"/>
+            </w:tcBorders>
+            <w:tcMar>
+              <w:top w:w="0" w:type="dxa"/>
+              <w:left w:w="108" w:type="dxa"/>
+              <w:bottom w:w="0" w:type="dxa"/>
+              <w:right w:w="108" w:type="dxa"/>
+            </w:tcMar>
           </w:tcPr>
           <w:p>
             <w:r>
-              <w:rPr/>
+              <w:rPr>
+                <w:rFonts w:ascii="Calibri" w:hAnsi="Calibri" w:eastAsia="Calibri" w:cs="Arial" w:asciiTheme="minorHAnsi" w:hAnsiTheme="minorHAnsi" w:eastAsiaTheme="minorHAnsi" w:csTheme="minorBidi"/>
+                <w:sz w:val="24"/>
+                <w:szCs w:val="24"/>
+              </w:rPr>
               <w:t>PR 6</w:t>
             </w:r>
           </w:p>
           <w:p>
             <w:r>
-              <w:rPr/>
+              <w:rPr>
+                <w:rFonts w:ascii="Calibri" w:hAnsi="Calibri" w:eastAsia="Calibri" w:cs="Arial" w:asciiTheme="minorHAnsi" w:hAnsiTheme="minorHAnsi" w:eastAsiaTheme="minorHAnsi" w:csTheme="minorBidi"/>
+                <w:sz w:val="24"/>
+                <w:szCs w:val="24"/>
+              </w:rPr>
               <w:t>RVC 10-13</w:t>
             </w:r>
           </w:p>
           <w:p>
             <w:r>
-              <w:rPr/>
+              <w:rPr>
+                <w:rFonts w:ascii="Calibri" w:hAnsi="Calibri" w:eastAsia="Calibri" w:cs="Arial" w:asciiTheme="minorHAnsi" w:hAnsiTheme="minorHAnsi" w:eastAsiaTheme="minorHAnsi" w:csTheme="minorBidi"/>
+                <w:sz w:val="24"/>
+                <w:szCs w:val="24"/>
+              </w:rPr>
               <w:t>SHR 23</w:t>
             </w:r>
           </w:p>
@@ -3258,11 +4914,26 @@
         <w:tc>
           <w:tcPr>
             <w:tcW w:w="1315" w:type="dxa"/>
-            <w:tcMar/>
+            <w:tcBorders>
+              <w:top w:val="single" w:sz="4" w:space="0" w:color="auto"/>
+              <w:left w:val="single" w:sz="4" w:space="0" w:color="auto"/>
+              <w:bottom w:val="single" w:sz="4" w:space="0" w:color="auto"/>
+              <w:right w:val="single" w:sz="4" w:space="0" w:color="auto"/>
+            </w:tcBorders>
+            <w:tcMar>
+              <w:top w:w="0" w:type="dxa"/>
+              <w:left w:w="108" w:type="dxa"/>
+              <w:bottom w:w="0" w:type="dxa"/>
+              <w:right w:w="108" w:type="dxa"/>
+            </w:tcMar>
           </w:tcPr>
           <w:p>
             <w:r>
-              <w:rPr/>
+              <w:rPr>
+                <w:rFonts w:ascii="Calibri" w:hAnsi="Calibri" w:eastAsia="Calibri" w:cs="Arial" w:asciiTheme="minorHAnsi" w:hAnsiTheme="minorHAnsi" w:eastAsiaTheme="minorHAnsi" w:csTheme="minorBidi"/>
+                <w:sz w:val="24"/>
+                <w:szCs w:val="24"/>
+              </w:rPr>
               <w:t>Drone Observation Models</w:t>
             </w:r>
           </w:p>
@@ -3273,15 +4944,34 @@
         <w:tc>
           <w:tcPr>
             <w:tcW w:w="1206" w:type="dxa"/>
-            <w:tcMar/>
+            <w:tcBorders>
+              <w:top w:val="single" w:sz="4" w:space="0" w:color="auto"/>
+              <w:left w:val="single" w:sz="4" w:space="0" w:color="auto"/>
+              <w:bottom w:val="single" w:sz="4" w:space="0" w:color="auto"/>
+              <w:right w:val="single" w:sz="4" w:space="0" w:color="auto"/>
+            </w:tcBorders>
+            <w:tcMar>
+              <w:top w:w="0" w:type="dxa"/>
+              <w:left w:w="108" w:type="dxa"/>
+              <w:bottom w:w="0" w:type="dxa"/>
+              <w:right w:w="108" w:type="dxa"/>
+            </w:tcMar>
           </w:tcPr>
           <w:p>
             <w:r>
-              <w:rPr/>
+              <w:rPr>
+                <w:rFonts w:ascii="Calibri" w:hAnsi="Calibri" w:eastAsia="Calibri" w:cs="Arial" w:asciiTheme="minorHAnsi" w:hAnsiTheme="minorHAnsi" w:eastAsiaTheme="minorHAnsi" w:csTheme="minorBidi"/>
+                <w:sz w:val="24"/>
+                <w:szCs w:val="24"/>
+              </w:rPr>
               <w:t xml:space="preserve">Week </w:t>
             </w:r>
             <w:r>
-              <w:rPr/>
+              <w:rPr>
+                <w:rFonts w:ascii="Calibri" w:hAnsi="Calibri" w:eastAsia="Calibri" w:cs="Arial" w:asciiTheme="minorHAnsi" w:hAnsiTheme="minorHAnsi" w:eastAsiaTheme="minorHAnsi" w:csTheme="minorBidi"/>
+                <w:sz w:val="24"/>
+                <w:szCs w:val="24"/>
+              </w:rPr>
               <w:t>4</w:t>
             </w:r>
           </w:p>
@@ -3289,11 +4979,26 @@
         <w:tc>
           <w:tcPr>
             <w:tcW w:w="1872" w:type="dxa"/>
-            <w:tcMar/>
+            <w:tcBorders>
+              <w:top w:val="single" w:sz="4" w:space="0" w:color="auto"/>
+              <w:left w:val="single" w:sz="4" w:space="0" w:color="auto"/>
+              <w:bottom w:val="single" w:sz="4" w:space="0" w:color="auto"/>
+              <w:right w:val="single" w:sz="4" w:space="0" w:color="auto"/>
+            </w:tcBorders>
+            <w:tcMar>
+              <w:top w:w="0" w:type="dxa"/>
+              <w:left w:w="108" w:type="dxa"/>
+              <w:bottom w:w="0" w:type="dxa"/>
+              <w:right w:w="108" w:type="dxa"/>
+            </w:tcMar>
           </w:tcPr>
           <w:p>
             <w:r>
-              <w:rPr/>
+              <w:rPr>
+                <w:rFonts w:ascii="Calibri" w:hAnsi="Calibri" w:eastAsia="Calibri" w:cs="Arial" w:asciiTheme="minorHAnsi" w:hAnsiTheme="minorHAnsi" w:eastAsiaTheme="minorHAnsi" w:csTheme="minorBidi"/>
+                <w:sz w:val="24"/>
+                <w:szCs w:val="24"/>
+              </w:rPr>
               <w:t>7 September – 13 September</w:t>
             </w:r>
           </w:p>
@@ -3301,11 +5006,26 @@
         <w:tc>
           <w:tcPr>
             <w:tcW w:w="2407" w:type="dxa"/>
-            <w:tcMar/>
+            <w:tcBorders>
+              <w:top w:val="single" w:sz="4" w:space="0" w:color="auto"/>
+              <w:left w:val="single" w:sz="4" w:space="0" w:color="auto"/>
+              <w:bottom w:val="single" w:sz="4" w:space="0" w:color="auto"/>
+              <w:right w:val="single" w:sz="4" w:space="0" w:color="auto"/>
+            </w:tcBorders>
+            <w:tcMar>
+              <w:top w:w="0" w:type="dxa"/>
+              <w:left w:w="108" w:type="dxa"/>
+              <w:bottom w:w="0" w:type="dxa"/>
+              <w:right w:w="108" w:type="dxa"/>
+            </w:tcMar>
           </w:tcPr>
           <w:p>
             <w:r>
-              <w:rPr/>
+              <w:rPr>
+                <w:rFonts w:ascii="Calibri" w:hAnsi="Calibri" w:eastAsia="Calibri" w:cs="Arial" w:asciiTheme="minorHAnsi" w:hAnsiTheme="minorHAnsi" w:eastAsiaTheme="minorHAnsi" w:csTheme="minorBidi"/>
+                <w:sz w:val="24"/>
+                <w:szCs w:val="24"/>
+              </w:rPr>
               <w:t>Filtering: A brief review of Bayesian and Kalman Filtering</w:t>
             </w:r>
           </w:p>
@@ -3313,43 +5033,86 @@
         <w:tc>
           <w:tcPr>
             <w:tcW w:w="2550" w:type="dxa"/>
-            <w:tcMar/>
+            <w:tcBorders>
+              <w:top w:val="single" w:sz="4" w:space="0" w:color="auto"/>
+              <w:left w:val="single" w:sz="4" w:space="0" w:color="auto"/>
+              <w:bottom w:val="single" w:sz="4" w:space="0" w:color="auto"/>
+              <w:right w:val="single" w:sz="4" w:space="0" w:color="auto"/>
+            </w:tcBorders>
+            <w:tcMar>
+              <w:top w:w="0" w:type="dxa"/>
+              <w:left w:w="108" w:type="dxa"/>
+              <w:bottom w:w="0" w:type="dxa"/>
+              <w:right w:w="108" w:type="dxa"/>
+            </w:tcMar>
           </w:tcPr>
           <w:p>
             <w:r>
-              <w:rPr/>
+              <w:rPr>
+                <w:rFonts w:ascii="Calibri" w:hAnsi="Calibri" w:eastAsia="Calibri" w:cs="Arial" w:asciiTheme="minorHAnsi" w:hAnsiTheme="minorHAnsi" w:eastAsiaTheme="minorHAnsi" w:csTheme="minorBidi"/>
+                <w:sz w:val="24"/>
+                <w:szCs w:val="24"/>
+              </w:rPr>
               <w:t xml:space="preserve">PR 1.1-1.3, 2, 3.1-3.2, </w:t>
             </w:r>
             <w:r>
-              <w:rPr/>
+              <w:rPr>
+                <w:rFonts w:ascii="Calibri" w:hAnsi="Calibri" w:eastAsia="Calibri" w:cs="Arial" w:asciiTheme="minorHAnsi" w:hAnsiTheme="minorHAnsi" w:eastAsiaTheme="minorHAnsi" w:csTheme="minorBidi"/>
+                <w:sz w:val="24"/>
+                <w:szCs w:val="24"/>
+              </w:rPr>
               <w:t xml:space="preserve">5, </w:t>
             </w:r>
             <w:r>
-              <w:rPr/>
+              <w:rPr>
+                <w:rFonts w:ascii="Calibri" w:hAnsi="Calibri" w:eastAsia="Calibri" w:cs="Arial" w:asciiTheme="minorHAnsi" w:hAnsiTheme="minorHAnsi" w:eastAsiaTheme="minorHAnsi" w:csTheme="minorBidi"/>
+                <w:sz w:val="24"/>
+                <w:szCs w:val="24"/>
+              </w:rPr>
               <w:t>7.1-7.3</w:t>
             </w:r>
           </w:p>
           <w:p>
             <w:r>
-              <w:rPr/>
+              <w:rPr>
+                <w:rFonts w:ascii="Calibri" w:hAnsi="Calibri" w:eastAsia="Calibri" w:cs="Arial" w:asciiTheme="minorHAnsi" w:hAnsiTheme="minorHAnsi" w:eastAsiaTheme="minorHAnsi" w:csTheme="minorBidi"/>
+                <w:sz w:val="24"/>
+                <w:szCs w:val="24"/>
+              </w:rPr>
               <w:t>RVC 6.</w:t>
             </w:r>
             <w:r>
-              <w:rPr/>
+              <w:rPr>
+                <w:rFonts w:ascii="Calibri" w:hAnsi="Calibri" w:eastAsia="Calibri" w:cs="Arial" w:asciiTheme="minorHAnsi" w:hAnsiTheme="minorHAnsi" w:eastAsiaTheme="minorHAnsi" w:csTheme="minorBidi"/>
+                <w:sz w:val="24"/>
+                <w:szCs w:val="24"/>
+              </w:rPr>
               <w:t>2</w:t>
             </w:r>
             <w:r>
-              <w:rPr/>
+              <w:rPr>
+                <w:rFonts w:ascii="Calibri" w:hAnsi="Calibri" w:eastAsia="Calibri" w:cs="Arial" w:asciiTheme="minorHAnsi" w:hAnsiTheme="minorHAnsi" w:eastAsiaTheme="minorHAnsi" w:csTheme="minorBidi"/>
+                <w:sz w:val="24"/>
+                <w:szCs w:val="24"/>
+              </w:rPr>
               <w:t>-6.3</w:t>
             </w:r>
             <w:r>
-              <w:rPr/>
+              <w:rPr>
+                <w:rFonts w:ascii="Calibri" w:hAnsi="Calibri" w:eastAsia="Calibri" w:cs="Arial" w:asciiTheme="minorHAnsi" w:hAnsiTheme="minorHAnsi" w:eastAsiaTheme="minorHAnsi" w:csTheme="minorBidi"/>
+                <w:sz w:val="24"/>
+                <w:szCs w:val="24"/>
+              </w:rPr>
               <w:t>, Appendix H1</w:t>
             </w:r>
           </w:p>
           <w:p>
             <w:r>
-              <w:rPr/>
+              <w:rPr>
+                <w:rFonts w:ascii="Calibri" w:hAnsi="Calibri" w:eastAsia="Calibri" w:cs="Arial" w:asciiTheme="minorHAnsi" w:hAnsiTheme="minorHAnsi" w:eastAsiaTheme="minorHAnsi" w:csTheme="minorBidi"/>
+                <w:sz w:val="24"/>
+                <w:szCs w:val="24"/>
+              </w:rPr>
               <w:t>KBFP 0.1; 2-8</w:t>
             </w:r>
           </w:p>
@@ -3357,7 +5120,18 @@
         <w:tc>
           <w:tcPr>
             <w:tcW w:w="1315" w:type="dxa"/>
-            <w:tcMar/>
+            <w:tcBorders>
+              <w:top w:val="single" w:sz="4" w:space="0" w:color="auto"/>
+              <w:left w:val="single" w:sz="4" w:space="0" w:color="auto"/>
+              <w:bottom w:val="single" w:sz="4" w:space="0" w:color="auto"/>
+              <w:right w:val="single" w:sz="4" w:space="0" w:color="auto"/>
+            </w:tcBorders>
+            <w:tcMar>
+              <w:top w:w="0" w:type="dxa"/>
+              <w:left w:w="108" w:type="dxa"/>
+              <w:bottom w:w="0" w:type="dxa"/>
+              <w:right w:w="108" w:type="dxa"/>
+            </w:tcMar>
           </w:tcPr>
           <w:p/>
         </w:tc>
@@ -3366,15 +5140,34 @@
         <w:tc>
           <w:tcPr>
             <w:tcW w:w="1206" w:type="dxa"/>
-            <w:tcMar/>
+            <w:tcBorders>
+              <w:top w:val="single" w:sz="4" w:space="0" w:color="auto"/>
+              <w:left w:val="single" w:sz="4" w:space="0" w:color="auto"/>
+              <w:bottom w:val="single" w:sz="4" w:space="0" w:color="auto"/>
+              <w:right w:val="single" w:sz="4" w:space="0" w:color="auto"/>
+            </w:tcBorders>
+            <w:tcMar>
+              <w:top w:w="0" w:type="dxa"/>
+              <w:left w:w="108" w:type="dxa"/>
+              <w:bottom w:w="0" w:type="dxa"/>
+              <w:right w:w="108" w:type="dxa"/>
+            </w:tcMar>
           </w:tcPr>
           <w:p>
             <w:r>
-              <w:rPr/>
+              <w:rPr>
+                <w:rFonts w:ascii="Calibri" w:hAnsi="Calibri" w:eastAsia="Calibri" w:cs="Arial" w:asciiTheme="minorHAnsi" w:hAnsiTheme="minorHAnsi" w:eastAsiaTheme="minorHAnsi" w:csTheme="minorBidi"/>
+                <w:sz w:val="24"/>
+                <w:szCs w:val="24"/>
+              </w:rPr>
               <w:t xml:space="preserve">Week </w:t>
             </w:r>
             <w:r>
-              <w:rPr/>
+              <w:rPr>
+                <w:rFonts w:ascii="Calibri" w:hAnsi="Calibri" w:eastAsia="Calibri" w:cs="Arial" w:asciiTheme="minorHAnsi" w:hAnsiTheme="minorHAnsi" w:eastAsiaTheme="minorHAnsi" w:csTheme="minorBidi"/>
+                <w:sz w:val="24"/>
+                <w:szCs w:val="24"/>
+              </w:rPr>
               <w:t>5</w:t>
             </w:r>
           </w:p>
@@ -3382,19 +5175,33 @@
         <w:tc>
           <w:tcPr>
             <w:tcW w:w="1872" w:type="dxa"/>
-            <w:tcMar/>
+            <w:tcBorders>
+              <w:top w:val="single" w:sz="4" w:space="0" w:color="auto"/>
+              <w:left w:val="single" w:sz="4" w:space="0" w:color="auto"/>
+              <w:bottom w:val="single" w:sz="4" w:space="0" w:color="auto"/>
+              <w:right w:val="single" w:sz="4" w:space="0" w:color="auto"/>
+            </w:tcBorders>
+            <w:tcMar>
+              <w:top w:w="0" w:type="dxa"/>
+              <w:left w:w="108" w:type="dxa"/>
+              <w:bottom w:w="0" w:type="dxa"/>
+              <w:right w:w="108" w:type="dxa"/>
+            </w:tcMar>
           </w:tcPr>
           <w:p>
             <w:pPr>
               <w:pStyle w:val="Normal"/>
               <w:suppressLineNumbers w:val="0"/>
-              <w:bidi w:val="0"/>
-              <w:spacing w:before="0" w:beforeAutospacing="off" w:after="0" w:afterAutospacing="off" w:line="259" w:lineRule="auto"/>
+              <w:spacing w:before="0" w:after="0" w:line="259" w:lineRule="auto"/>
               <w:ind w:left="0" w:right="0"/>
               <w:jc w:val="left"/>
             </w:pPr>
             <w:r>
-              <w:rPr/>
+              <w:rPr>
+                <w:rFonts w:ascii="Calibri" w:hAnsi="Calibri" w:eastAsia="Calibri" w:cs="Arial" w:asciiTheme="minorHAnsi" w:hAnsiTheme="minorHAnsi" w:eastAsiaTheme="minorHAnsi" w:csTheme="minorBidi"/>
+                <w:sz w:val="24"/>
+                <w:szCs w:val="24"/>
+              </w:rPr>
               <w:t>14 September – 20 September</w:t>
             </w:r>
           </w:p>
@@ -3402,11 +5209,26 @@
         <w:tc>
           <w:tcPr>
             <w:tcW w:w="2407" w:type="dxa"/>
-            <w:tcMar/>
+            <w:tcBorders>
+              <w:top w:val="single" w:sz="4" w:space="0" w:color="auto"/>
+              <w:left w:val="single" w:sz="4" w:space="0" w:color="auto"/>
+              <w:bottom w:val="single" w:sz="4" w:space="0" w:color="auto"/>
+              <w:right w:val="single" w:sz="4" w:space="0" w:color="auto"/>
+            </w:tcBorders>
+            <w:tcMar>
+              <w:top w:w="0" w:type="dxa"/>
+              <w:left w:w="108" w:type="dxa"/>
+              <w:bottom w:w="0" w:type="dxa"/>
+              <w:right w:w="108" w:type="dxa"/>
+            </w:tcMar>
           </w:tcPr>
           <w:p>
             <w:r>
-              <w:rPr/>
+              <w:rPr>
+                <w:rFonts w:ascii="Calibri" w:hAnsi="Calibri" w:eastAsia="Calibri" w:cs="Arial" w:asciiTheme="minorHAnsi" w:hAnsiTheme="minorHAnsi" w:eastAsiaTheme="minorHAnsi" w:csTheme="minorBidi"/>
+                <w:sz w:val="24"/>
+                <w:szCs w:val="24"/>
+              </w:rPr>
               <w:t>Filtering: Nonlinearities</w:t>
             </w:r>
           </w:p>
@@ -3414,17 +5236,36 @@
         <w:tc>
           <w:tcPr>
             <w:tcW w:w="2550" w:type="dxa"/>
-            <w:tcMar/>
+            <w:tcBorders>
+              <w:top w:val="single" w:sz="4" w:space="0" w:color="auto"/>
+              <w:left w:val="single" w:sz="4" w:space="0" w:color="auto"/>
+              <w:bottom w:val="single" w:sz="4" w:space="0" w:color="auto"/>
+              <w:right w:val="single" w:sz="4" w:space="0" w:color="auto"/>
+            </w:tcBorders>
+            <w:tcMar>
+              <w:top w:w="0" w:type="dxa"/>
+              <w:left w:w="108" w:type="dxa"/>
+              <w:bottom w:w="0" w:type="dxa"/>
+              <w:right w:w="108" w:type="dxa"/>
+            </w:tcMar>
           </w:tcPr>
           <w:p>
             <w:r>
-              <w:rPr/>
+              <w:rPr>
+                <w:rFonts w:ascii="Calibri" w:hAnsi="Calibri" w:eastAsia="Calibri" w:cs="Arial" w:asciiTheme="minorHAnsi" w:hAnsiTheme="minorHAnsi" w:eastAsiaTheme="minorHAnsi" w:csTheme="minorBidi"/>
+                <w:sz w:val="24"/>
+                <w:szCs w:val="24"/>
+              </w:rPr>
               <w:t>GNSS: 2, 4</w:t>
             </w:r>
           </w:p>
           <w:p>
             <w:r>
-              <w:rPr/>
+              <w:rPr>
+                <w:rFonts w:ascii="Calibri" w:hAnsi="Calibri" w:eastAsia="Calibri" w:cs="Arial" w:asciiTheme="minorHAnsi" w:hAnsiTheme="minorHAnsi" w:eastAsiaTheme="minorHAnsi" w:csTheme="minorBidi"/>
+                <w:sz w:val="24"/>
+                <w:szCs w:val="24"/>
+              </w:rPr>
               <w:t>KBFP 9</w:t>
             </w:r>
           </w:p>
@@ -3432,7 +5273,18 @@
         <w:tc>
           <w:tcPr>
             <w:tcW w:w="1315" w:type="dxa"/>
-            <w:tcMar/>
+            <w:tcBorders>
+              <w:top w:val="single" w:sz="4" w:space="0" w:color="auto"/>
+              <w:left w:val="single" w:sz="4" w:space="0" w:color="auto"/>
+              <w:bottom w:val="single" w:sz="4" w:space="0" w:color="auto"/>
+              <w:right w:val="single" w:sz="4" w:space="0" w:color="auto"/>
+            </w:tcBorders>
+            <w:tcMar>
+              <w:top w:w="0" w:type="dxa"/>
+              <w:left w:w="108" w:type="dxa"/>
+              <w:bottom w:w="0" w:type="dxa"/>
+              <w:right w:w="108" w:type="dxa"/>
+            </w:tcMar>
           </w:tcPr>
           <w:p/>
         </w:tc>
@@ -3441,15 +5293,34 @@
         <w:tc>
           <w:tcPr>
             <w:tcW w:w="1206" w:type="dxa"/>
-            <w:tcMar/>
+            <w:tcBorders>
+              <w:top w:val="single" w:sz="4" w:space="0" w:color="auto"/>
+              <w:left w:val="single" w:sz="4" w:space="0" w:color="auto"/>
+              <w:bottom w:val="single" w:sz="4" w:space="0" w:color="auto"/>
+              <w:right w:val="single" w:sz="4" w:space="0" w:color="auto"/>
+            </w:tcBorders>
+            <w:tcMar>
+              <w:top w:w="0" w:type="dxa"/>
+              <w:left w:w="108" w:type="dxa"/>
+              <w:bottom w:w="0" w:type="dxa"/>
+              <w:right w:w="108" w:type="dxa"/>
+            </w:tcMar>
           </w:tcPr>
           <w:p>
             <w:r>
-              <w:rPr/>
+              <w:rPr>
+                <w:rFonts w:ascii="Calibri" w:hAnsi="Calibri" w:eastAsia="Calibri" w:cs="Arial" w:asciiTheme="minorHAnsi" w:hAnsiTheme="minorHAnsi" w:eastAsiaTheme="minorHAnsi" w:csTheme="minorBidi"/>
+                <w:sz w:val="24"/>
+                <w:szCs w:val="24"/>
+              </w:rPr>
               <w:t xml:space="preserve">Week </w:t>
             </w:r>
             <w:r>
-              <w:rPr/>
+              <w:rPr>
+                <w:rFonts w:ascii="Calibri" w:hAnsi="Calibri" w:eastAsia="Calibri" w:cs="Arial" w:asciiTheme="minorHAnsi" w:hAnsiTheme="minorHAnsi" w:eastAsiaTheme="minorHAnsi" w:csTheme="minorBidi"/>
+                <w:sz w:val="24"/>
+                <w:szCs w:val="24"/>
+              </w:rPr>
               <w:t>6</w:t>
             </w:r>
           </w:p>
@@ -3457,19 +5328,33 @@
         <w:tc>
           <w:tcPr>
             <w:tcW w:w="1872" w:type="dxa"/>
-            <w:tcMar/>
+            <w:tcBorders>
+              <w:top w:val="single" w:sz="4" w:space="0" w:color="auto"/>
+              <w:left w:val="single" w:sz="4" w:space="0" w:color="auto"/>
+              <w:bottom w:val="single" w:sz="4" w:space="0" w:color="auto"/>
+              <w:right w:val="single" w:sz="4" w:space="0" w:color="auto"/>
+            </w:tcBorders>
+            <w:tcMar>
+              <w:top w:w="0" w:type="dxa"/>
+              <w:left w:w="108" w:type="dxa"/>
+              <w:bottom w:w="0" w:type="dxa"/>
+              <w:right w:w="108" w:type="dxa"/>
+            </w:tcMar>
           </w:tcPr>
           <w:p>
             <w:pPr>
               <w:pStyle w:val="Normal"/>
               <w:suppressLineNumbers w:val="0"/>
-              <w:bidi w:val="0"/>
-              <w:spacing w:before="0" w:beforeAutospacing="off" w:after="0" w:afterAutospacing="off" w:line="259" w:lineRule="auto"/>
+              <w:spacing w:before="0" w:after="0" w:line="259" w:lineRule="auto"/>
               <w:ind w:left="0" w:right="0"/>
               <w:jc w:val="left"/>
             </w:pPr>
             <w:r>
-              <w:rPr/>
+              <w:rPr>
+                <w:rFonts w:ascii="Calibri" w:hAnsi="Calibri" w:eastAsia="Calibri" w:cs="Arial" w:asciiTheme="minorHAnsi" w:hAnsiTheme="minorHAnsi" w:eastAsiaTheme="minorHAnsi" w:csTheme="minorBidi"/>
+                <w:sz w:val="24"/>
+                <w:szCs w:val="24"/>
+              </w:rPr>
               <w:t>21 September – 27 September</w:t>
             </w:r>
           </w:p>
@@ -3477,11 +5362,26 @@
         <w:tc>
           <w:tcPr>
             <w:tcW w:w="2407" w:type="dxa"/>
-            <w:tcMar/>
+            <w:tcBorders>
+              <w:top w:val="single" w:sz="4" w:space="0" w:color="auto"/>
+              <w:left w:val="single" w:sz="4" w:space="0" w:color="auto"/>
+              <w:bottom w:val="single" w:sz="4" w:space="0" w:color="auto"/>
+              <w:right w:val="single" w:sz="4" w:space="0" w:color="auto"/>
+            </w:tcBorders>
+            <w:tcMar>
+              <w:top w:w="0" w:type="dxa"/>
+              <w:left w:w="108" w:type="dxa"/>
+              <w:bottom w:w="0" w:type="dxa"/>
+              <w:right w:w="108" w:type="dxa"/>
+            </w:tcMar>
           </w:tcPr>
           <w:p>
             <w:r>
-              <w:rPr/>
+              <w:rPr>
+                <w:rFonts w:ascii="Calibri" w:hAnsi="Calibri" w:eastAsia="Calibri" w:cs="Arial" w:asciiTheme="minorHAnsi" w:hAnsiTheme="minorHAnsi" w:eastAsiaTheme="minorHAnsi" w:csTheme="minorBidi"/>
+                <w:sz w:val="24"/>
+                <w:szCs w:val="24"/>
+              </w:rPr>
               <w:t xml:space="preserve">Filtering: Extended Kalman Filter; </w:t>
             </w:r>
           </w:p>
@@ -3489,23 +5389,46 @@
         <w:tc>
           <w:tcPr>
             <w:tcW w:w="2550" w:type="dxa"/>
-            <w:tcMar/>
+            <w:tcBorders>
+              <w:top w:val="single" w:sz="4" w:space="0" w:color="auto"/>
+              <w:left w:val="single" w:sz="4" w:space="0" w:color="auto"/>
+              <w:bottom w:val="single" w:sz="4" w:space="0" w:color="auto"/>
+              <w:right w:val="single" w:sz="4" w:space="0" w:color="auto"/>
+            </w:tcBorders>
+            <w:tcMar>
+              <w:top w:w="0" w:type="dxa"/>
+              <w:left w:w="108" w:type="dxa"/>
+              <w:bottom w:w="0" w:type="dxa"/>
+              <w:right w:w="108" w:type="dxa"/>
+            </w:tcMar>
           </w:tcPr>
           <w:p>
             <w:r>
-              <w:rPr/>
+              <w:rPr>
+                <w:rFonts w:ascii="Calibri" w:hAnsi="Calibri" w:eastAsia="Calibri" w:cs="Arial" w:asciiTheme="minorHAnsi" w:hAnsiTheme="minorHAnsi" w:eastAsiaTheme="minorHAnsi" w:csTheme="minorBidi"/>
+                <w:sz w:val="24"/>
+                <w:szCs w:val="24"/>
+              </w:rPr>
               <w:t>PR 3.3, 7.4-7.5</w:t>
             </w:r>
           </w:p>
           <w:p>
             <w:r>
-              <w:rPr/>
+              <w:rPr>
+                <w:rFonts w:ascii="Calibri" w:hAnsi="Calibri" w:eastAsia="Calibri" w:cs="Arial" w:asciiTheme="minorHAnsi" w:hAnsiTheme="minorHAnsi" w:eastAsiaTheme="minorHAnsi" w:csTheme="minorBidi"/>
+                <w:sz w:val="24"/>
+                <w:szCs w:val="24"/>
+              </w:rPr>
               <w:t>RVC 6.2</w:t>
             </w:r>
           </w:p>
           <w:p>
             <w:r>
-              <w:rPr/>
+              <w:rPr>
+                <w:rFonts w:ascii="Calibri" w:hAnsi="Calibri" w:eastAsia="Calibri" w:cs="Arial" w:asciiTheme="minorHAnsi" w:hAnsiTheme="minorHAnsi" w:eastAsiaTheme="minorHAnsi" w:csTheme="minorBidi"/>
+                <w:sz w:val="24"/>
+                <w:szCs w:val="24"/>
+              </w:rPr>
               <w:t>KBFP 11</w:t>
             </w:r>
           </w:p>
@@ -3513,7 +5436,18 @@
         <w:tc>
           <w:tcPr>
             <w:tcW w:w="1315" w:type="dxa"/>
-            <w:tcMar/>
+            <w:tcBorders>
+              <w:top w:val="single" w:sz="4" w:space="0" w:color="auto"/>
+              <w:left w:val="single" w:sz="4" w:space="0" w:color="auto"/>
+              <w:bottom w:val="single" w:sz="4" w:space="0" w:color="auto"/>
+              <w:right w:val="single" w:sz="4" w:space="0" w:color="auto"/>
+            </w:tcBorders>
+            <w:tcMar>
+              <w:top w:w="0" w:type="dxa"/>
+              <w:left w:w="108" w:type="dxa"/>
+              <w:bottom w:w="0" w:type="dxa"/>
+              <w:right w:w="108" w:type="dxa"/>
+            </w:tcMar>
           </w:tcPr>
           <w:p/>
         </w:tc>
@@ -3522,15 +5456,34 @@
         <w:tc>
           <w:tcPr>
             <w:tcW w:w="1206" w:type="dxa"/>
-            <w:tcMar/>
+            <w:tcBorders>
+              <w:top w:val="single" w:sz="4" w:space="0" w:color="auto"/>
+              <w:left w:val="single" w:sz="4" w:space="0" w:color="auto"/>
+              <w:bottom w:val="single" w:sz="4" w:space="0" w:color="auto"/>
+              <w:right w:val="single" w:sz="4" w:space="0" w:color="auto"/>
+            </w:tcBorders>
+            <w:tcMar>
+              <w:top w:w="0" w:type="dxa"/>
+              <w:left w:w="108" w:type="dxa"/>
+              <w:bottom w:w="0" w:type="dxa"/>
+              <w:right w:w="108" w:type="dxa"/>
+            </w:tcMar>
           </w:tcPr>
           <w:p>
             <w:r>
-              <w:rPr/>
+              <w:rPr>
+                <w:rFonts w:ascii="Calibri" w:hAnsi="Calibri" w:eastAsia="Calibri" w:cs="Arial" w:asciiTheme="minorHAnsi" w:hAnsiTheme="minorHAnsi" w:eastAsiaTheme="minorHAnsi" w:csTheme="minorBidi"/>
+                <w:sz w:val="24"/>
+                <w:szCs w:val="24"/>
+              </w:rPr>
               <w:t xml:space="preserve">Week </w:t>
             </w:r>
             <w:r>
-              <w:rPr/>
+              <w:rPr>
+                <w:rFonts w:ascii="Calibri" w:hAnsi="Calibri" w:eastAsia="Calibri" w:cs="Arial" w:asciiTheme="minorHAnsi" w:hAnsiTheme="minorHAnsi" w:eastAsiaTheme="minorHAnsi" w:csTheme="minorBidi"/>
+                <w:sz w:val="24"/>
+                <w:szCs w:val="24"/>
+              </w:rPr>
               <w:t>7</w:t>
             </w:r>
           </w:p>
@@ -3538,19 +5491,33 @@
         <w:tc>
           <w:tcPr>
             <w:tcW w:w="1872" w:type="dxa"/>
-            <w:tcMar/>
+            <w:tcBorders>
+              <w:top w:val="single" w:sz="4" w:space="0" w:color="auto"/>
+              <w:left w:val="single" w:sz="4" w:space="0" w:color="auto"/>
+              <w:bottom w:val="single" w:sz="4" w:space="0" w:color="auto"/>
+              <w:right w:val="single" w:sz="4" w:space="0" w:color="auto"/>
+            </w:tcBorders>
+            <w:tcMar>
+              <w:top w:w="0" w:type="dxa"/>
+              <w:left w:w="108" w:type="dxa"/>
+              <w:bottom w:w="0" w:type="dxa"/>
+              <w:right w:w="108" w:type="dxa"/>
+            </w:tcMar>
           </w:tcPr>
           <w:p>
             <w:pPr>
               <w:pStyle w:val="Normal"/>
               <w:suppressLineNumbers w:val="0"/>
-              <w:bidi w:val="0"/>
-              <w:spacing w:before="0" w:beforeAutospacing="off" w:after="0" w:afterAutospacing="off" w:line="259" w:lineRule="auto"/>
+              <w:spacing w:before="0" w:after="0" w:line="259" w:lineRule="auto"/>
               <w:ind w:left="0" w:right="0"/>
               <w:jc w:val="left"/>
             </w:pPr>
             <w:r>
-              <w:rPr/>
+              <w:rPr>
+                <w:rFonts w:ascii="Calibri" w:hAnsi="Calibri" w:eastAsia="Calibri" w:cs="Arial" w:asciiTheme="minorHAnsi" w:hAnsiTheme="minorHAnsi" w:eastAsiaTheme="minorHAnsi" w:csTheme="minorBidi"/>
+                <w:sz w:val="24"/>
+                <w:szCs w:val="24"/>
+              </w:rPr>
               <w:t>28 September – 4 October</w:t>
             </w:r>
           </w:p>
@@ -3558,11 +5525,26 @@
         <w:tc>
           <w:tcPr>
             <w:tcW w:w="2407" w:type="dxa"/>
-            <w:tcMar/>
+            <w:tcBorders>
+              <w:top w:val="single" w:sz="4" w:space="0" w:color="auto"/>
+              <w:left w:val="single" w:sz="4" w:space="0" w:color="auto"/>
+              <w:bottom w:val="single" w:sz="4" w:space="0" w:color="auto"/>
+              <w:right w:val="single" w:sz="4" w:space="0" w:color="auto"/>
+            </w:tcBorders>
+            <w:tcMar>
+              <w:top w:w="0" w:type="dxa"/>
+              <w:left w:w="108" w:type="dxa"/>
+              <w:bottom w:w="0" w:type="dxa"/>
+              <w:right w:w="108" w:type="dxa"/>
+            </w:tcMar>
           </w:tcPr>
           <w:p>
             <w:r>
-              <w:rPr/>
+              <w:rPr>
+                <w:rFonts w:ascii="Calibri" w:hAnsi="Calibri" w:eastAsia="Calibri" w:cs="Arial" w:asciiTheme="minorHAnsi" w:hAnsiTheme="minorHAnsi" w:eastAsiaTheme="minorHAnsi" w:csTheme="minorBidi"/>
+                <w:sz w:val="24"/>
+                <w:szCs w:val="24"/>
+              </w:rPr>
               <w:t>Filtering: Unscented Kalman Filter</w:t>
             </w:r>
           </w:p>
@@ -3570,21 +5552,44 @@
         <w:tc>
           <w:tcPr>
             <w:tcW w:w="2550" w:type="dxa"/>
-            <w:tcMar/>
+            <w:tcBorders>
+              <w:top w:val="single" w:sz="4" w:space="0" w:color="auto"/>
+              <w:left w:val="single" w:sz="4" w:space="0" w:color="auto"/>
+              <w:bottom w:val="single" w:sz="4" w:space="0" w:color="auto"/>
+              <w:right w:val="single" w:sz="4" w:space="0" w:color="auto"/>
+            </w:tcBorders>
+            <w:tcMar>
+              <w:top w:w="0" w:type="dxa"/>
+              <w:left w:w="108" w:type="dxa"/>
+              <w:bottom w:w="0" w:type="dxa"/>
+              <w:right w:w="108" w:type="dxa"/>
+            </w:tcMar>
           </w:tcPr>
           <w:p>
             <w:r>
-              <w:rPr/>
+              <w:rPr>
+                <w:rFonts w:ascii="Calibri" w:hAnsi="Calibri" w:eastAsia="Calibri" w:cs="Arial" w:asciiTheme="minorHAnsi" w:hAnsiTheme="minorHAnsi" w:eastAsiaTheme="minorHAnsi" w:csTheme="minorBidi"/>
+                <w:sz w:val="24"/>
+                <w:szCs w:val="24"/>
+              </w:rPr>
               <w:t xml:space="preserve">PR 3.4, </w:t>
             </w:r>
             <w:r>
-              <w:rPr/>
+              <w:rPr>
+                <w:rFonts w:ascii="Calibri" w:hAnsi="Calibri" w:eastAsia="Calibri" w:cs="Arial" w:asciiTheme="minorHAnsi" w:hAnsiTheme="minorHAnsi" w:eastAsiaTheme="minorHAnsi" w:csTheme="minorBidi"/>
+                <w:sz w:val="24"/>
+                <w:szCs w:val="24"/>
+              </w:rPr>
               <w:t>7.7-7.8</w:t>
             </w:r>
           </w:p>
           <w:p>
             <w:r>
-              <w:rPr/>
+              <w:rPr>
+                <w:rFonts w:ascii="Calibri" w:hAnsi="Calibri" w:eastAsia="Calibri" w:cs="Arial" w:asciiTheme="minorHAnsi" w:hAnsiTheme="minorHAnsi" w:eastAsiaTheme="minorHAnsi" w:csTheme="minorBidi"/>
+                <w:sz w:val="24"/>
+                <w:szCs w:val="24"/>
+              </w:rPr>
               <w:t>KBFP 10</w:t>
             </w:r>
           </w:p>
@@ -3592,7 +5597,18 @@
         <w:tc>
           <w:tcPr>
             <w:tcW w:w="1315" w:type="dxa"/>
-            <w:tcMar/>
+            <w:tcBorders>
+              <w:top w:val="single" w:sz="4" w:space="0" w:color="auto"/>
+              <w:left w:val="single" w:sz="4" w:space="0" w:color="auto"/>
+              <w:bottom w:val="single" w:sz="4" w:space="0" w:color="auto"/>
+              <w:right w:val="single" w:sz="4" w:space="0" w:color="auto"/>
+            </w:tcBorders>
+            <w:tcMar>
+              <w:top w:w="0" w:type="dxa"/>
+              <w:left w:w="108" w:type="dxa"/>
+              <w:bottom w:w="0" w:type="dxa"/>
+              <w:right w:w="108" w:type="dxa"/>
+            </w:tcMar>
           </w:tcPr>
           <w:p/>
         </w:tc>
@@ -3601,15 +5617,34 @@
         <w:tc>
           <w:tcPr>
             <w:tcW w:w="1206" w:type="dxa"/>
-            <w:tcMar/>
+            <w:tcBorders>
+              <w:top w:val="single" w:sz="4" w:space="0" w:color="auto"/>
+              <w:left w:val="single" w:sz="4" w:space="0" w:color="auto"/>
+              <w:bottom w:val="single" w:sz="4" w:space="0" w:color="auto"/>
+              <w:right w:val="single" w:sz="4" w:space="0" w:color="auto"/>
+            </w:tcBorders>
+            <w:tcMar>
+              <w:top w:w="0" w:type="dxa"/>
+              <w:left w:w="108" w:type="dxa"/>
+              <w:bottom w:w="0" w:type="dxa"/>
+              <w:right w:w="108" w:type="dxa"/>
+            </w:tcMar>
           </w:tcPr>
           <w:p>
             <w:r>
-              <w:rPr/>
+              <w:rPr>
+                <w:rFonts w:ascii="Calibri" w:hAnsi="Calibri" w:eastAsia="Calibri" w:cs="Arial" w:asciiTheme="minorHAnsi" w:hAnsiTheme="minorHAnsi" w:eastAsiaTheme="minorHAnsi" w:csTheme="minorBidi"/>
+                <w:sz w:val="24"/>
+                <w:szCs w:val="24"/>
+              </w:rPr>
               <w:t xml:space="preserve">Week </w:t>
             </w:r>
             <w:r>
-              <w:rPr/>
+              <w:rPr>
+                <w:rFonts w:ascii="Calibri" w:hAnsi="Calibri" w:eastAsia="Calibri" w:cs="Arial" w:asciiTheme="minorHAnsi" w:hAnsiTheme="minorHAnsi" w:eastAsiaTheme="minorHAnsi" w:csTheme="minorBidi"/>
+                <w:sz w:val="24"/>
+                <w:szCs w:val="24"/>
+              </w:rPr>
               <w:t>8</w:t>
             </w:r>
           </w:p>
@@ -3617,11 +5652,26 @@
         <w:tc>
           <w:tcPr>
             <w:tcW w:w="1872" w:type="dxa"/>
-            <w:tcMar/>
+            <w:tcBorders>
+              <w:top w:val="single" w:sz="4" w:space="0" w:color="auto"/>
+              <w:left w:val="single" w:sz="4" w:space="0" w:color="auto"/>
+              <w:bottom w:val="single" w:sz="4" w:space="0" w:color="auto"/>
+              <w:right w:val="single" w:sz="4" w:space="0" w:color="auto"/>
+            </w:tcBorders>
+            <w:tcMar>
+              <w:top w:w="0" w:type="dxa"/>
+              <w:left w:w="108" w:type="dxa"/>
+              <w:bottom w:w="0" w:type="dxa"/>
+              <w:right w:w="108" w:type="dxa"/>
+            </w:tcMar>
           </w:tcPr>
           <w:p>
             <w:r>
-              <w:rPr/>
+              <w:rPr>
+                <w:rFonts w:ascii="Calibri" w:hAnsi="Calibri" w:eastAsia="Calibri" w:cs="Arial" w:asciiTheme="minorHAnsi" w:hAnsiTheme="minorHAnsi" w:eastAsiaTheme="minorHAnsi" w:csTheme="minorBidi"/>
+                <w:sz w:val="24"/>
+                <w:szCs w:val="24"/>
+              </w:rPr>
               <w:t>5 October – 11 October</w:t>
             </w:r>
           </w:p>
@@ -3629,11 +5679,26 @@
         <w:tc>
           <w:tcPr>
             <w:tcW w:w="2407" w:type="dxa"/>
-            <w:tcMar/>
+            <w:tcBorders>
+              <w:top w:val="single" w:sz="4" w:space="0" w:color="auto"/>
+              <w:left w:val="single" w:sz="4" w:space="0" w:color="auto"/>
+              <w:bottom w:val="single" w:sz="4" w:space="0" w:color="auto"/>
+              <w:right w:val="single" w:sz="4" w:space="0" w:color="auto"/>
+            </w:tcBorders>
+            <w:tcMar>
+              <w:top w:w="0" w:type="dxa"/>
+              <w:left w:w="108" w:type="dxa"/>
+              <w:bottom w:w="0" w:type="dxa"/>
+              <w:right w:w="108" w:type="dxa"/>
+            </w:tcMar>
           </w:tcPr>
           <w:p>
             <w:r>
-              <w:rPr/>
+              <w:rPr>
+                <w:rFonts w:ascii="Calibri" w:hAnsi="Calibri" w:eastAsia="Calibri" w:cs="Arial" w:asciiTheme="minorHAnsi" w:hAnsiTheme="minorHAnsi" w:eastAsiaTheme="minorHAnsi" w:csTheme="minorBidi"/>
+                <w:sz w:val="24"/>
+                <w:szCs w:val="24"/>
+              </w:rPr>
               <w:t>Filtering: Nonparametric (particle) filters</w:t>
             </w:r>
           </w:p>
@@ -3641,15 +5706,34 @@
         <w:tc>
           <w:tcPr>
             <w:tcW w:w="2550" w:type="dxa"/>
-            <w:tcMar/>
+            <w:tcBorders>
+              <w:top w:val="single" w:sz="4" w:space="0" w:color="auto"/>
+              <w:left w:val="single" w:sz="4" w:space="0" w:color="auto"/>
+              <w:bottom w:val="single" w:sz="4" w:space="0" w:color="auto"/>
+              <w:right w:val="single" w:sz="4" w:space="0" w:color="auto"/>
+            </w:tcBorders>
+            <w:tcMar>
+              <w:top w:w="0" w:type="dxa"/>
+              <w:left w:w="108" w:type="dxa"/>
+              <w:bottom w:w="0" w:type="dxa"/>
+              <w:right w:w="108" w:type="dxa"/>
+            </w:tcMar>
           </w:tcPr>
           <w:p>
             <w:r>
-              <w:rPr/>
+              <w:rPr>
+                <w:rFonts w:ascii="Calibri" w:hAnsi="Calibri" w:eastAsia="Calibri" w:cs="Arial" w:asciiTheme="minorHAnsi" w:hAnsiTheme="minorHAnsi" w:eastAsiaTheme="minorHAnsi" w:csTheme="minorBidi"/>
+                <w:sz w:val="24"/>
+                <w:szCs w:val="24"/>
+              </w:rPr>
               <w:t>PR 4, 8.3</w:t>
             </w:r>
             <w:r>
-              <w:rPr/>
+              <w:rPr>
+                <w:rFonts w:ascii="Calibri" w:hAnsi="Calibri" w:eastAsia="Calibri" w:cs="Arial" w:asciiTheme="minorHAnsi" w:hAnsiTheme="minorHAnsi" w:eastAsiaTheme="minorHAnsi" w:csTheme="minorBidi"/>
+                <w:sz w:val="24"/>
+                <w:szCs w:val="24"/>
+              </w:rPr>
               <w:t>-8.5</w:t>
             </w:r>
           </w:p>
@@ -3657,23 +5741,41 @@
         <w:tc>
           <w:tcPr>
             <w:tcW w:w="1315" w:type="dxa"/>
-            <w:tcMar/>
+            <w:tcBorders>
+              <w:top w:val="single" w:sz="4" w:space="0" w:color="auto"/>
+              <w:left w:val="single" w:sz="4" w:space="0" w:color="auto"/>
+              <w:bottom w:val="single" w:sz="4" w:space="0" w:color="auto"/>
+              <w:right w:val="single" w:sz="4" w:space="0" w:color="auto"/>
+            </w:tcBorders>
+            <w:tcMar>
+              <w:top w:w="0" w:type="dxa"/>
+              <w:left w:w="108" w:type="dxa"/>
+              <w:bottom w:w="0" w:type="dxa"/>
+              <w:right w:w="108" w:type="dxa"/>
+            </w:tcMar>
           </w:tcPr>
           <w:p>
             <w:pPr>
               <w:pStyle w:val="Normal"/>
               <w:suppressLineNumbers w:val="0"/>
-              <w:bidi w:val="0"/>
-              <w:spacing w:before="0" w:beforeAutospacing="off" w:after="0" w:afterAutospacing="off" w:line="259" w:lineRule="auto"/>
+              <w:spacing w:before="0" w:after="0" w:line="259" w:lineRule="auto"/>
               <w:ind w:left="0" w:right="0"/>
               <w:jc w:val="left"/>
             </w:pPr>
             <w:r>
-              <w:rPr/>
+              <w:rPr>
+                <w:rFonts w:ascii="Calibri" w:hAnsi="Calibri" w:eastAsia="Calibri" w:cs="Arial" w:asciiTheme="minorHAnsi" w:hAnsiTheme="minorHAnsi" w:eastAsiaTheme="minorHAnsi" w:csTheme="minorBidi"/>
+                <w:sz w:val="24"/>
+                <w:szCs w:val="24"/>
+              </w:rPr>
               <w:t>Particle</w:t>
             </w:r>
             <w:r>
-              <w:rPr/>
+              <w:rPr>
+                <w:rFonts w:ascii="Calibri" w:hAnsi="Calibri" w:eastAsia="Calibri" w:cs="Arial" w:asciiTheme="minorHAnsi" w:hAnsiTheme="minorHAnsi" w:eastAsiaTheme="minorHAnsi" w:csTheme="minorBidi"/>
+                <w:sz w:val="24"/>
+                <w:szCs w:val="24"/>
+              </w:rPr>
               <w:t xml:space="preserve"> Filter</w:t>
             </w:r>
           </w:p>
@@ -3687,14 +5789,29 @@
           <w:tcPr>
             <w:tcW w:w="9350" w:type="dxa"/>
             <w:gridSpan w:val="5"/>
-            <w:tcMar/>
+            <w:tcBorders>
+              <w:top w:val="single" w:sz="4" w:space="0" w:color="auto"/>
+              <w:left w:val="single" w:sz="4" w:space="0" w:color="auto"/>
+              <w:bottom w:val="single" w:sz="4" w:space="0" w:color="auto"/>
+              <w:right w:val="single" w:sz="4" w:space="0" w:color="auto"/>
+            </w:tcBorders>
+            <w:tcMar>
+              <w:top w:w="0" w:type="dxa"/>
+              <w:left w:w="108" w:type="dxa"/>
+              <w:bottom w:w="0" w:type="dxa"/>
+              <w:right w:w="108" w:type="dxa"/>
+            </w:tcMar>
           </w:tcPr>
           <w:p>
             <w:pPr>
               <w:pStyle w:val="Normal"/>
             </w:pPr>
             <w:r>
-              <w:rPr/>
+              <w:rPr>
+                <w:rFonts w:ascii="Calibri" w:hAnsi="Calibri" w:eastAsia="Calibri" w:cs="Arial" w:asciiTheme="minorHAnsi" w:hAnsiTheme="minorHAnsi" w:eastAsiaTheme="minorHAnsi" w:csTheme="minorBidi"/>
+                <w:sz w:val="24"/>
+                <w:szCs w:val="24"/>
+              </w:rPr>
               <w:t>Break Week</w:t>
             </w:r>
           </w:p>
@@ -3704,15 +5821,34 @@
         <w:tc>
           <w:tcPr>
             <w:tcW w:w="1206" w:type="dxa"/>
-            <w:tcMar/>
+            <w:tcBorders>
+              <w:top w:val="single" w:sz="4" w:space="0" w:color="auto"/>
+              <w:left w:val="single" w:sz="4" w:space="0" w:color="auto"/>
+              <w:bottom w:val="single" w:sz="4" w:space="0" w:color="auto"/>
+              <w:right w:val="single" w:sz="4" w:space="0" w:color="auto"/>
+            </w:tcBorders>
+            <w:tcMar>
+              <w:top w:w="0" w:type="dxa"/>
+              <w:left w:w="108" w:type="dxa"/>
+              <w:bottom w:w="0" w:type="dxa"/>
+              <w:right w:w="108" w:type="dxa"/>
+            </w:tcMar>
           </w:tcPr>
           <w:p>
             <w:r>
-              <w:rPr/>
+              <w:rPr>
+                <w:rFonts w:ascii="Calibri" w:hAnsi="Calibri" w:eastAsia="Calibri" w:cs="Arial" w:asciiTheme="minorHAnsi" w:hAnsiTheme="minorHAnsi" w:eastAsiaTheme="minorHAnsi" w:csTheme="minorBidi"/>
+                <w:sz w:val="24"/>
+                <w:szCs w:val="24"/>
+              </w:rPr>
               <w:t xml:space="preserve">Week </w:t>
             </w:r>
             <w:r>
-              <w:rPr/>
+              <w:rPr>
+                <w:rFonts w:ascii="Calibri" w:hAnsi="Calibri" w:eastAsia="Calibri" w:cs="Arial" w:asciiTheme="minorHAnsi" w:hAnsiTheme="minorHAnsi" w:eastAsiaTheme="minorHAnsi" w:csTheme="minorBidi"/>
+                <w:sz w:val="24"/>
+                <w:szCs w:val="24"/>
+              </w:rPr>
               <w:t>9</w:t>
             </w:r>
           </w:p>
@@ -3720,15 +5856,34 @@
         <w:tc>
           <w:tcPr>
             <w:tcW w:w="1872" w:type="dxa"/>
-            <w:tcMar/>
+            <w:tcBorders>
+              <w:top w:val="single" w:sz="4" w:space="0" w:color="auto"/>
+              <w:left w:val="single" w:sz="4" w:space="0" w:color="auto"/>
+              <w:bottom w:val="single" w:sz="4" w:space="0" w:color="auto"/>
+              <w:right w:val="single" w:sz="4" w:space="0" w:color="auto"/>
+            </w:tcBorders>
+            <w:tcMar>
+              <w:top w:w="0" w:type="dxa"/>
+              <w:left w:w="108" w:type="dxa"/>
+              <w:bottom w:w="0" w:type="dxa"/>
+              <w:right w:w="108" w:type="dxa"/>
+            </w:tcMar>
           </w:tcPr>
           <w:p>
             <w:r>
-              <w:rPr/>
+              <w:rPr>
+                <w:rFonts w:ascii="Calibri" w:hAnsi="Calibri" w:eastAsia="Calibri" w:cs="Arial" w:asciiTheme="minorHAnsi" w:hAnsiTheme="minorHAnsi" w:eastAsiaTheme="minorHAnsi" w:csTheme="minorBidi"/>
+                <w:sz w:val="24"/>
+                <w:szCs w:val="24"/>
+              </w:rPr>
               <w:t>1</w:t>
             </w:r>
             <w:r>
-              <w:rPr/>
+              <w:rPr>
+                <w:rFonts w:ascii="Calibri" w:hAnsi="Calibri" w:eastAsia="Calibri" w:cs="Arial" w:asciiTheme="minorHAnsi" w:hAnsiTheme="minorHAnsi" w:eastAsiaTheme="minorHAnsi" w:csTheme="minorBidi"/>
+                <w:sz w:val="24"/>
+                <w:szCs w:val="24"/>
+              </w:rPr>
               <w:t>9 October – 25 October</w:t>
             </w:r>
           </w:p>
@@ -3736,15 +5891,34 @@
         <w:tc>
           <w:tcPr>
             <w:tcW w:w="2407" w:type="dxa"/>
-            <w:tcMar/>
+            <w:tcBorders>
+              <w:top w:val="single" w:sz="4" w:space="0" w:color="auto"/>
+              <w:left w:val="single" w:sz="4" w:space="0" w:color="auto"/>
+              <w:bottom w:val="single" w:sz="4" w:space="0" w:color="auto"/>
+              <w:right w:val="single" w:sz="4" w:space="0" w:color="auto"/>
+            </w:tcBorders>
+            <w:tcMar>
+              <w:top w:w="0" w:type="dxa"/>
+              <w:left w:w="108" w:type="dxa"/>
+              <w:bottom w:w="0" w:type="dxa"/>
+              <w:right w:w="108" w:type="dxa"/>
+            </w:tcMar>
           </w:tcPr>
           <w:p>
             <w:r>
-              <w:rPr/>
+              <w:rPr>
+                <w:rFonts w:ascii="Calibri" w:hAnsi="Calibri" w:eastAsia="Calibri" w:cs="Arial" w:asciiTheme="minorHAnsi" w:hAnsiTheme="minorHAnsi" w:eastAsiaTheme="minorHAnsi" w:csTheme="minorBidi"/>
+                <w:sz w:val="24"/>
+                <w:szCs w:val="24"/>
+              </w:rPr>
               <w:t>Filtering: Inertial Navigation Introduction</w:t>
             </w:r>
             <w:r>
-              <w:rPr/>
+              <w:rPr>
+                <w:rFonts w:ascii="Calibri" w:hAnsi="Calibri" w:eastAsia="Calibri" w:cs="Arial" w:asciiTheme="minorHAnsi" w:hAnsiTheme="minorHAnsi" w:eastAsiaTheme="minorHAnsi" w:csTheme="minorBidi"/>
+                <w:sz w:val="24"/>
+                <w:szCs w:val="24"/>
+              </w:rPr>
               <w:t>; Coordinate Frames; Dead Reckoning</w:t>
             </w:r>
           </w:p>
@@ -3752,11 +5926,26 @@
         <w:tc>
           <w:tcPr>
             <w:tcW w:w="2550" w:type="dxa"/>
-            <w:tcMar/>
+            <w:tcBorders>
+              <w:top w:val="single" w:sz="4" w:space="0" w:color="auto"/>
+              <w:left w:val="single" w:sz="4" w:space="0" w:color="auto"/>
+              <w:bottom w:val="single" w:sz="4" w:space="0" w:color="auto"/>
+              <w:right w:val="single" w:sz="4" w:space="0" w:color="auto"/>
+            </w:tcBorders>
+            <w:tcMar>
+              <w:top w:w="0" w:type="dxa"/>
+              <w:left w:w="108" w:type="dxa"/>
+              <w:bottom w:w="0" w:type="dxa"/>
+              <w:right w:w="108" w:type="dxa"/>
+            </w:tcMar>
           </w:tcPr>
           <w:p>
             <w:r>
-              <w:rPr/>
+              <w:rPr>
+                <w:rFonts w:ascii="Calibri" w:hAnsi="Calibri" w:eastAsia="Calibri" w:cs="Arial" w:asciiTheme="minorHAnsi" w:hAnsiTheme="minorHAnsi" w:eastAsiaTheme="minorHAnsi" w:csTheme="minorBidi"/>
+                <w:sz w:val="24"/>
+                <w:szCs w:val="24"/>
+              </w:rPr>
               <w:t>GNSS 2, 5</w:t>
             </w:r>
           </w:p>
@@ -3764,7 +5953,18 @@
         <w:tc>
           <w:tcPr>
             <w:tcW w:w="1315" w:type="dxa"/>
-            <w:tcMar/>
+            <w:tcBorders>
+              <w:top w:val="single" w:sz="4" w:space="0" w:color="auto"/>
+              <w:left w:val="single" w:sz="4" w:space="0" w:color="auto"/>
+              <w:bottom w:val="single" w:sz="4" w:space="0" w:color="auto"/>
+              <w:right w:val="single" w:sz="4" w:space="0" w:color="auto"/>
+            </w:tcBorders>
+            <w:tcMar>
+              <w:top w:w="0" w:type="dxa"/>
+              <w:left w:w="108" w:type="dxa"/>
+              <w:bottom w:w="0" w:type="dxa"/>
+              <w:right w:w="108" w:type="dxa"/>
+            </w:tcMar>
           </w:tcPr>
           <w:p/>
         </w:tc>
@@ -3773,15 +5973,34 @@
         <w:tc>
           <w:tcPr>
             <w:tcW w:w="1206" w:type="dxa"/>
-            <w:tcMar/>
+            <w:tcBorders>
+              <w:top w:val="single" w:sz="4" w:space="0" w:color="auto"/>
+              <w:left w:val="single" w:sz="4" w:space="0" w:color="auto"/>
+              <w:bottom w:val="single" w:sz="4" w:space="0" w:color="auto"/>
+              <w:right w:val="single" w:sz="4" w:space="0" w:color="auto"/>
+            </w:tcBorders>
+            <w:tcMar>
+              <w:top w:w="0" w:type="dxa"/>
+              <w:left w:w="108" w:type="dxa"/>
+              <w:bottom w:w="0" w:type="dxa"/>
+              <w:right w:w="108" w:type="dxa"/>
+            </w:tcMar>
           </w:tcPr>
           <w:p>
             <w:r>
-              <w:rPr/>
+              <w:rPr>
+                <w:rFonts w:ascii="Calibri" w:hAnsi="Calibri" w:eastAsia="Calibri" w:cs="Arial" w:asciiTheme="minorHAnsi" w:hAnsiTheme="minorHAnsi" w:eastAsiaTheme="minorHAnsi" w:csTheme="minorBidi"/>
+                <w:sz w:val="24"/>
+                <w:szCs w:val="24"/>
+              </w:rPr>
               <w:t>Week 1</w:t>
             </w:r>
             <w:r>
-              <w:rPr/>
+              <w:rPr>
+                <w:rFonts w:ascii="Calibri" w:hAnsi="Calibri" w:eastAsia="Calibri" w:cs="Arial" w:asciiTheme="minorHAnsi" w:hAnsiTheme="minorHAnsi" w:eastAsiaTheme="minorHAnsi" w:csTheme="minorBidi"/>
+                <w:sz w:val="24"/>
+                <w:szCs w:val="24"/>
+              </w:rPr>
               <w:t>0</w:t>
             </w:r>
           </w:p>
@@ -3789,19 +6008,33 @@
         <w:tc>
           <w:tcPr>
             <w:tcW w:w="1872" w:type="dxa"/>
-            <w:tcMar/>
+            <w:tcBorders>
+              <w:top w:val="single" w:sz="4" w:space="0" w:color="auto"/>
+              <w:left w:val="single" w:sz="4" w:space="0" w:color="auto"/>
+              <w:bottom w:val="single" w:sz="4" w:space="0" w:color="auto"/>
+              <w:right w:val="single" w:sz="4" w:space="0" w:color="auto"/>
+            </w:tcBorders>
+            <w:tcMar>
+              <w:top w:w="0" w:type="dxa"/>
+              <w:left w:w="108" w:type="dxa"/>
+              <w:bottom w:w="0" w:type="dxa"/>
+              <w:right w:w="108" w:type="dxa"/>
+            </w:tcMar>
           </w:tcPr>
           <w:p>
             <w:pPr>
               <w:pStyle w:val="Normal"/>
               <w:suppressLineNumbers w:val="0"/>
-              <w:bidi w:val="0"/>
-              <w:spacing w:before="0" w:beforeAutospacing="off" w:after="0" w:afterAutospacing="off" w:line="259" w:lineRule="auto"/>
+              <w:spacing w:before="0" w:after="0" w:line="259" w:lineRule="auto"/>
               <w:ind w:left="0" w:right="0"/>
               <w:jc w:val="left"/>
             </w:pPr>
             <w:r>
-              <w:rPr/>
+              <w:rPr>
+                <w:rFonts w:ascii="Calibri" w:hAnsi="Calibri" w:eastAsia="Calibri" w:cs="Arial" w:asciiTheme="minorHAnsi" w:hAnsiTheme="minorHAnsi" w:eastAsiaTheme="minorHAnsi" w:csTheme="minorBidi"/>
+                <w:sz w:val="24"/>
+                <w:szCs w:val="24"/>
+              </w:rPr>
               <w:t>26 October – 1 November</w:t>
             </w:r>
           </w:p>
@@ -3809,11 +6042,26 @@
         <w:tc>
           <w:tcPr>
             <w:tcW w:w="2407" w:type="dxa"/>
-            <w:tcMar/>
+            <w:tcBorders>
+              <w:top w:val="single" w:sz="4" w:space="0" w:color="auto"/>
+              <w:left w:val="single" w:sz="4" w:space="0" w:color="auto"/>
+              <w:bottom w:val="single" w:sz="4" w:space="0" w:color="auto"/>
+              <w:right w:val="single" w:sz="4" w:space="0" w:color="auto"/>
+            </w:tcBorders>
+            <w:tcMar>
+              <w:top w:w="0" w:type="dxa"/>
+              <w:left w:w="108" w:type="dxa"/>
+              <w:bottom w:w="0" w:type="dxa"/>
+              <w:right w:w="108" w:type="dxa"/>
+            </w:tcMar>
           </w:tcPr>
           <w:p>
             <w:r>
-              <w:rPr/>
+              <w:rPr>
+                <w:rFonts w:ascii="Calibri" w:hAnsi="Calibri" w:eastAsia="Calibri" w:cs="Arial" w:asciiTheme="minorHAnsi" w:hAnsiTheme="minorHAnsi" w:eastAsiaTheme="minorHAnsi" w:csTheme="minorBidi"/>
+                <w:sz w:val="24"/>
+                <w:szCs w:val="24"/>
+              </w:rPr>
               <w:t>Filtering: INS/GNSS Integration</w:t>
             </w:r>
           </w:p>
@@ -3821,11 +6069,26 @@
         <w:tc>
           <w:tcPr>
             <w:tcW w:w="2550" w:type="dxa"/>
-            <w:tcMar/>
+            <w:tcBorders>
+              <w:top w:val="single" w:sz="4" w:space="0" w:color="auto"/>
+              <w:left w:val="single" w:sz="4" w:space="0" w:color="auto"/>
+              <w:bottom w:val="single" w:sz="4" w:space="0" w:color="auto"/>
+              <w:right w:val="single" w:sz="4" w:space="0" w:color="auto"/>
+            </w:tcBorders>
+            <w:tcMar>
+              <w:top w:w="0" w:type="dxa"/>
+              <w:left w:w="108" w:type="dxa"/>
+              <w:bottom w:w="0" w:type="dxa"/>
+              <w:right w:w="108" w:type="dxa"/>
+            </w:tcMar>
           </w:tcPr>
           <w:p>
             <w:r>
-              <w:rPr/>
+              <w:rPr>
+                <w:rFonts w:ascii="Calibri" w:hAnsi="Calibri" w:eastAsia="Calibri" w:cs="Arial" w:asciiTheme="minorHAnsi" w:hAnsiTheme="minorHAnsi" w:eastAsiaTheme="minorHAnsi" w:csTheme="minorBidi"/>
+                <w:sz w:val="24"/>
+                <w:szCs w:val="24"/>
+              </w:rPr>
               <w:t>GNSS 3, 14</w:t>
             </w:r>
           </w:p>
@@ -3833,11 +6096,26 @@
         <w:tc>
           <w:tcPr>
             <w:tcW w:w="1315" w:type="dxa"/>
-            <w:tcMar/>
+            <w:tcBorders>
+              <w:top w:val="single" w:sz="4" w:space="0" w:color="auto"/>
+              <w:left w:val="single" w:sz="4" w:space="0" w:color="auto"/>
+              <w:bottom w:val="single" w:sz="4" w:space="0" w:color="auto"/>
+              <w:right w:val="single" w:sz="4" w:space="0" w:color="auto"/>
+            </w:tcBorders>
+            <w:tcMar>
+              <w:top w:w="0" w:type="dxa"/>
+              <w:left w:w="108" w:type="dxa"/>
+              <w:bottom w:w="0" w:type="dxa"/>
+              <w:right w:w="108" w:type="dxa"/>
+            </w:tcMar>
           </w:tcPr>
           <w:p>
             <w:r>
-              <w:rPr/>
+              <w:rPr>
+                <w:rFonts w:ascii="Calibri" w:hAnsi="Calibri" w:eastAsia="Calibri" w:cs="Arial" w:asciiTheme="minorHAnsi" w:hAnsiTheme="minorHAnsi" w:eastAsiaTheme="minorHAnsi" w:csTheme="minorBidi"/>
+                <w:sz w:val="24"/>
+                <w:szCs w:val="24"/>
+              </w:rPr>
               <w:t>INS/GNSS Integration</w:t>
             </w:r>
           </w:p>
@@ -3847,15 +6125,34 @@
         <w:tc>
           <w:tcPr>
             <w:tcW w:w="1206" w:type="dxa"/>
-            <w:tcMar/>
+            <w:tcBorders>
+              <w:top w:val="single" w:sz="4" w:space="0" w:color="auto"/>
+              <w:left w:val="single" w:sz="4" w:space="0" w:color="auto"/>
+              <w:bottom w:val="single" w:sz="4" w:space="0" w:color="auto"/>
+              <w:right w:val="single" w:sz="4" w:space="0" w:color="auto"/>
+            </w:tcBorders>
+            <w:tcMar>
+              <w:top w:w="0" w:type="dxa"/>
+              <w:left w:w="108" w:type="dxa"/>
+              <w:bottom w:w="0" w:type="dxa"/>
+              <w:right w:w="108" w:type="dxa"/>
+            </w:tcMar>
           </w:tcPr>
           <w:p>
             <w:r>
-              <w:rPr/>
+              <w:rPr>
+                <w:rFonts w:ascii="Calibri" w:hAnsi="Calibri" w:eastAsia="Calibri" w:cs="Arial" w:asciiTheme="minorHAnsi" w:hAnsiTheme="minorHAnsi" w:eastAsiaTheme="minorHAnsi" w:csTheme="minorBidi"/>
+                <w:sz w:val="24"/>
+                <w:szCs w:val="24"/>
+              </w:rPr>
               <w:t>Week 1</w:t>
             </w:r>
             <w:r>
-              <w:rPr/>
+              <w:rPr>
+                <w:rFonts w:ascii="Calibri" w:hAnsi="Calibri" w:eastAsia="Calibri" w:cs="Arial" w:asciiTheme="minorHAnsi" w:hAnsiTheme="minorHAnsi" w:eastAsiaTheme="minorHAnsi" w:csTheme="minorBidi"/>
+                <w:sz w:val="24"/>
+                <w:szCs w:val="24"/>
+              </w:rPr>
               <w:t>1</w:t>
             </w:r>
           </w:p>
@@ -3863,19 +6160,33 @@
         <w:tc>
           <w:tcPr>
             <w:tcW w:w="1872" w:type="dxa"/>
-            <w:tcMar/>
+            <w:tcBorders>
+              <w:top w:val="single" w:sz="4" w:space="0" w:color="auto"/>
+              <w:left w:val="single" w:sz="4" w:space="0" w:color="auto"/>
+              <w:bottom w:val="single" w:sz="4" w:space="0" w:color="auto"/>
+              <w:right w:val="single" w:sz="4" w:space="0" w:color="auto"/>
+            </w:tcBorders>
+            <w:tcMar>
+              <w:top w:w="0" w:type="dxa"/>
+              <w:left w:w="108" w:type="dxa"/>
+              <w:bottom w:w="0" w:type="dxa"/>
+              <w:right w:w="108" w:type="dxa"/>
+            </w:tcMar>
           </w:tcPr>
           <w:p>
             <w:pPr>
               <w:pStyle w:val="Normal"/>
               <w:suppressLineNumbers w:val="0"/>
-              <w:bidi w:val="0"/>
-              <w:spacing w:before="0" w:beforeAutospacing="off" w:after="0" w:afterAutospacing="off" w:line="259" w:lineRule="auto"/>
+              <w:spacing w:before="0" w:after="0" w:line="259" w:lineRule="auto"/>
               <w:ind w:left="0" w:right="0"/>
               <w:jc w:val="left"/>
             </w:pPr>
             <w:r>
-              <w:rPr/>
+              <w:rPr>
+                <w:rFonts w:ascii="Calibri" w:hAnsi="Calibri" w:eastAsia="Calibri" w:cs="Arial" w:asciiTheme="minorHAnsi" w:hAnsiTheme="minorHAnsi" w:eastAsiaTheme="minorHAnsi" w:csTheme="minorBidi"/>
+                <w:sz w:val="24"/>
+                <w:szCs w:val="24"/>
+              </w:rPr>
               <w:t>2 November – 8 November</w:t>
             </w:r>
           </w:p>
@@ -3883,11 +6194,26 @@
         <w:tc>
           <w:tcPr>
             <w:tcW w:w="2407" w:type="dxa"/>
-            <w:tcMar/>
+            <w:tcBorders>
+              <w:top w:val="single" w:sz="4" w:space="0" w:color="auto"/>
+              <w:left w:val="single" w:sz="4" w:space="0" w:color="auto"/>
+              <w:bottom w:val="single" w:sz="4" w:space="0" w:color="auto"/>
+              <w:right w:val="single" w:sz="4" w:space="0" w:color="auto"/>
+            </w:tcBorders>
+            <w:tcMar>
+              <w:top w:w="0" w:type="dxa"/>
+              <w:left w:w="108" w:type="dxa"/>
+              <w:bottom w:w="0" w:type="dxa"/>
+              <w:right w:w="108" w:type="dxa"/>
+            </w:tcMar>
           </w:tcPr>
           <w:p>
             <w:r>
-              <w:rPr/>
+              <w:rPr>
+                <w:rFonts w:ascii="Calibri" w:hAnsi="Calibri" w:eastAsia="Calibri" w:cs="Arial" w:asciiTheme="minorHAnsi" w:hAnsiTheme="minorHAnsi" w:eastAsiaTheme="minorHAnsi" w:csTheme="minorBidi"/>
+                <w:sz w:val="24"/>
+                <w:szCs w:val="24"/>
+              </w:rPr>
               <w:t>Integration: EKF SLAM</w:t>
             </w:r>
           </w:p>
@@ -3895,23 +6221,46 @@
         <w:tc>
           <w:tcPr>
             <w:tcW w:w="2550" w:type="dxa"/>
-            <w:tcMar/>
+            <w:tcBorders>
+              <w:top w:val="single" w:sz="4" w:space="0" w:color="auto"/>
+              <w:left w:val="single" w:sz="4" w:space="0" w:color="auto"/>
+              <w:bottom w:val="single" w:sz="4" w:space="0" w:color="auto"/>
+              <w:right w:val="single" w:sz="4" w:space="0" w:color="auto"/>
+            </w:tcBorders>
+            <w:tcMar>
+              <w:top w:w="0" w:type="dxa"/>
+              <w:left w:w="108" w:type="dxa"/>
+              <w:bottom w:w="0" w:type="dxa"/>
+              <w:right w:w="108" w:type="dxa"/>
+            </w:tcMar>
           </w:tcPr>
           <w:p>
             <w:r>
-              <w:rPr/>
+              <w:rPr>
+                <w:rFonts w:ascii="Calibri" w:hAnsi="Calibri" w:eastAsia="Calibri" w:cs="Arial" w:asciiTheme="minorHAnsi" w:hAnsiTheme="minorHAnsi" w:eastAsiaTheme="minorHAnsi" w:csTheme="minorBidi"/>
+                <w:sz w:val="24"/>
+                <w:szCs w:val="24"/>
+              </w:rPr>
               <w:t>SHR 37</w:t>
             </w:r>
           </w:p>
           <w:p>
             <w:r>
-              <w:rPr/>
+              <w:rPr>
+                <w:rFonts w:ascii="Calibri" w:hAnsi="Calibri" w:eastAsia="Calibri" w:cs="Arial" w:asciiTheme="minorHAnsi" w:hAnsiTheme="minorHAnsi" w:eastAsiaTheme="minorHAnsi" w:csTheme="minorBidi"/>
+                <w:sz w:val="24"/>
+                <w:szCs w:val="24"/>
+              </w:rPr>
               <w:t>PR 10</w:t>
             </w:r>
           </w:p>
           <w:p>
             <w:r>
-              <w:rPr/>
+              <w:rPr>
+                <w:rFonts w:ascii="Calibri" w:hAnsi="Calibri" w:eastAsia="Calibri" w:cs="Arial" w:asciiTheme="minorHAnsi" w:hAnsiTheme="minorHAnsi" w:eastAsiaTheme="minorHAnsi" w:csTheme="minorBidi"/>
+                <w:sz w:val="24"/>
+                <w:szCs w:val="24"/>
+              </w:rPr>
               <w:t>RVC 6.3-6.4</w:t>
             </w:r>
           </w:p>
@@ -3919,7 +6268,18 @@
         <w:tc>
           <w:tcPr>
             <w:tcW w:w="1315" w:type="dxa"/>
-            <w:tcMar/>
+            <w:tcBorders>
+              <w:top w:val="single" w:sz="4" w:space="0" w:color="auto"/>
+              <w:left w:val="single" w:sz="4" w:space="0" w:color="auto"/>
+              <w:bottom w:val="single" w:sz="4" w:space="0" w:color="auto"/>
+              <w:right w:val="single" w:sz="4" w:space="0" w:color="auto"/>
+            </w:tcBorders>
+            <w:tcMar>
+              <w:top w:w="0" w:type="dxa"/>
+              <w:left w:w="108" w:type="dxa"/>
+              <w:bottom w:w="0" w:type="dxa"/>
+              <w:right w:w="108" w:type="dxa"/>
+            </w:tcMar>
           </w:tcPr>
           <w:p/>
         </w:tc>
@@ -3928,15 +6288,34 @@
         <w:tc>
           <w:tcPr>
             <w:tcW w:w="1206" w:type="dxa"/>
-            <w:tcMar/>
+            <w:tcBorders>
+              <w:top w:val="single" w:sz="4" w:space="0" w:color="auto"/>
+              <w:left w:val="single" w:sz="4" w:space="0" w:color="auto"/>
+              <w:bottom w:val="single" w:sz="4" w:space="0" w:color="auto"/>
+              <w:right w:val="single" w:sz="4" w:space="0" w:color="auto"/>
+            </w:tcBorders>
+            <w:tcMar>
+              <w:top w:w="0" w:type="dxa"/>
+              <w:left w:w="108" w:type="dxa"/>
+              <w:bottom w:w="0" w:type="dxa"/>
+              <w:right w:w="108" w:type="dxa"/>
+            </w:tcMar>
           </w:tcPr>
           <w:p>
             <w:r>
-              <w:rPr/>
+              <w:rPr>
+                <w:rFonts w:ascii="Calibri" w:hAnsi="Calibri" w:eastAsia="Calibri" w:cs="Arial" w:asciiTheme="minorHAnsi" w:hAnsiTheme="minorHAnsi" w:eastAsiaTheme="minorHAnsi" w:csTheme="minorBidi"/>
+                <w:sz w:val="24"/>
+                <w:szCs w:val="24"/>
+              </w:rPr>
               <w:t>Week 1</w:t>
             </w:r>
             <w:r>
-              <w:rPr/>
+              <w:rPr>
+                <w:rFonts w:ascii="Calibri" w:hAnsi="Calibri" w:eastAsia="Calibri" w:cs="Arial" w:asciiTheme="minorHAnsi" w:hAnsiTheme="minorHAnsi" w:eastAsiaTheme="minorHAnsi" w:csTheme="minorBidi"/>
+                <w:sz w:val="24"/>
+                <w:szCs w:val="24"/>
+              </w:rPr>
               <w:t>2</w:t>
             </w:r>
           </w:p>
@@ -3944,19 +6323,33 @@
         <w:tc>
           <w:tcPr>
             <w:tcW w:w="1872" w:type="dxa"/>
-            <w:tcMar/>
+            <w:tcBorders>
+              <w:top w:val="single" w:sz="4" w:space="0" w:color="auto"/>
+              <w:left w:val="single" w:sz="4" w:space="0" w:color="auto"/>
+              <w:bottom w:val="single" w:sz="4" w:space="0" w:color="auto"/>
+              <w:right w:val="single" w:sz="4" w:space="0" w:color="auto"/>
+            </w:tcBorders>
+            <w:tcMar>
+              <w:top w:w="0" w:type="dxa"/>
+              <w:left w:w="108" w:type="dxa"/>
+              <w:bottom w:w="0" w:type="dxa"/>
+              <w:right w:w="108" w:type="dxa"/>
+            </w:tcMar>
           </w:tcPr>
           <w:p>
             <w:pPr>
               <w:pStyle w:val="Normal"/>
               <w:suppressLineNumbers w:val="0"/>
-              <w:bidi w:val="0"/>
-              <w:spacing w:before="0" w:beforeAutospacing="off" w:after="0" w:afterAutospacing="off" w:line="259" w:lineRule="auto"/>
+              <w:spacing w:before="0" w:after="0" w:line="259" w:lineRule="auto"/>
               <w:ind w:left="0" w:right="0"/>
               <w:jc w:val="left"/>
             </w:pPr>
             <w:r>
-              <w:rPr/>
+              <w:rPr>
+                <w:rFonts w:ascii="Calibri" w:hAnsi="Calibri" w:eastAsia="Calibri" w:cs="Arial" w:asciiTheme="minorHAnsi" w:hAnsiTheme="minorHAnsi" w:eastAsiaTheme="minorHAnsi" w:csTheme="minorBidi"/>
+                <w:sz w:val="24"/>
+                <w:szCs w:val="24"/>
+              </w:rPr>
               <w:t>9 November – 15 November</w:t>
             </w:r>
           </w:p>
@@ -3964,11 +6357,26 @@
         <w:tc>
           <w:tcPr>
             <w:tcW w:w="2407" w:type="dxa"/>
-            <w:tcMar/>
+            <w:tcBorders>
+              <w:top w:val="single" w:sz="4" w:space="0" w:color="auto"/>
+              <w:left w:val="single" w:sz="4" w:space="0" w:color="auto"/>
+              <w:bottom w:val="single" w:sz="4" w:space="0" w:color="auto"/>
+              <w:right w:val="single" w:sz="4" w:space="0" w:color="auto"/>
+            </w:tcBorders>
+            <w:tcMar>
+              <w:top w:w="0" w:type="dxa"/>
+              <w:left w:w="108" w:type="dxa"/>
+              <w:bottom w:w="0" w:type="dxa"/>
+              <w:right w:w="108" w:type="dxa"/>
+            </w:tcMar>
           </w:tcPr>
           <w:p>
             <w:r>
-              <w:rPr/>
+              <w:rPr>
+                <w:rFonts w:ascii="Calibri" w:hAnsi="Calibri" w:eastAsia="Calibri" w:cs="Arial" w:asciiTheme="minorHAnsi" w:hAnsiTheme="minorHAnsi" w:eastAsiaTheme="minorHAnsi" w:csTheme="minorBidi"/>
+                <w:sz w:val="24"/>
+                <w:szCs w:val="24"/>
+              </w:rPr>
               <w:t>Integration: GraphSLAM</w:t>
             </w:r>
           </w:p>
@@ -3976,17 +6384,36 @@
         <w:tc>
           <w:tcPr>
             <w:tcW w:w="2550" w:type="dxa"/>
-            <w:tcMar/>
+            <w:tcBorders>
+              <w:top w:val="single" w:sz="4" w:space="0" w:color="auto"/>
+              <w:left w:val="single" w:sz="4" w:space="0" w:color="auto"/>
+              <w:bottom w:val="single" w:sz="4" w:space="0" w:color="auto"/>
+              <w:right w:val="single" w:sz="4" w:space="0" w:color="auto"/>
+            </w:tcBorders>
+            <w:tcMar>
+              <w:top w:w="0" w:type="dxa"/>
+              <w:left w:w="108" w:type="dxa"/>
+              <w:bottom w:w="0" w:type="dxa"/>
+              <w:right w:w="108" w:type="dxa"/>
+            </w:tcMar>
           </w:tcPr>
           <w:p>
             <w:r>
-              <w:rPr/>
+              <w:rPr>
+                <w:rFonts w:ascii="Calibri" w:hAnsi="Calibri" w:eastAsia="Calibri" w:cs="Arial" w:asciiTheme="minorHAnsi" w:hAnsiTheme="minorHAnsi" w:eastAsiaTheme="minorHAnsi" w:csTheme="minorBidi"/>
+                <w:sz w:val="24"/>
+                <w:szCs w:val="24"/>
+              </w:rPr>
               <w:t>PR 11</w:t>
             </w:r>
           </w:p>
           <w:p>
             <w:r>
-              <w:rPr/>
+              <w:rPr>
+                <w:rFonts w:ascii="Calibri" w:hAnsi="Calibri" w:eastAsia="Calibri" w:cs="Arial" w:asciiTheme="minorHAnsi" w:hAnsiTheme="minorHAnsi" w:eastAsiaTheme="minorHAnsi" w:csTheme="minorBidi"/>
+                <w:sz w:val="24"/>
+                <w:szCs w:val="24"/>
+              </w:rPr>
               <w:t>RVC 6.5</w:t>
             </w:r>
           </w:p>
@@ -3994,7 +6421,18 @@
         <w:tc>
           <w:tcPr>
             <w:tcW w:w="1315" w:type="dxa"/>
-            <w:tcMar/>
+            <w:tcBorders>
+              <w:top w:val="single" w:sz="4" w:space="0" w:color="auto"/>
+              <w:left w:val="single" w:sz="4" w:space="0" w:color="auto"/>
+              <w:bottom w:val="single" w:sz="4" w:space="0" w:color="auto"/>
+              <w:right w:val="single" w:sz="4" w:space="0" w:color="auto"/>
+            </w:tcBorders>
+            <w:tcMar>
+              <w:top w:w="0" w:type="dxa"/>
+              <w:left w:w="108" w:type="dxa"/>
+              <w:bottom w:w="0" w:type="dxa"/>
+              <w:right w:w="108" w:type="dxa"/>
+            </w:tcMar>
           </w:tcPr>
           <w:p/>
         </w:tc>
@@ -4003,15 +6441,34 @@
         <w:tc>
           <w:tcPr>
             <w:tcW w:w="1206" w:type="dxa"/>
-            <w:tcMar/>
+            <w:tcBorders>
+              <w:top w:val="single" w:sz="4" w:space="0" w:color="auto"/>
+              <w:left w:val="single" w:sz="4" w:space="0" w:color="auto"/>
+              <w:bottom w:val="single" w:sz="4" w:space="0" w:color="auto"/>
+              <w:right w:val="single" w:sz="4" w:space="0" w:color="auto"/>
+            </w:tcBorders>
+            <w:tcMar>
+              <w:top w:w="0" w:type="dxa"/>
+              <w:left w:w="108" w:type="dxa"/>
+              <w:bottom w:w="0" w:type="dxa"/>
+              <w:right w:w="108" w:type="dxa"/>
+            </w:tcMar>
           </w:tcPr>
           <w:p>
             <w:r>
-              <w:rPr/>
+              <w:rPr>
+                <w:rFonts w:ascii="Calibri" w:hAnsi="Calibri" w:eastAsia="Calibri" w:cs="Arial" w:asciiTheme="minorHAnsi" w:hAnsiTheme="minorHAnsi" w:eastAsiaTheme="minorHAnsi" w:csTheme="minorBidi"/>
+                <w:sz w:val="24"/>
+                <w:szCs w:val="24"/>
+              </w:rPr>
               <w:t>Week 1</w:t>
             </w:r>
             <w:r>
-              <w:rPr/>
+              <w:rPr>
+                <w:rFonts w:ascii="Calibri" w:hAnsi="Calibri" w:eastAsia="Calibri" w:cs="Arial" w:asciiTheme="minorHAnsi" w:hAnsiTheme="minorHAnsi" w:eastAsiaTheme="minorHAnsi" w:csTheme="minorBidi"/>
+                <w:sz w:val="24"/>
+                <w:szCs w:val="24"/>
+              </w:rPr>
               <w:t>3</w:t>
             </w:r>
           </w:p>
@@ -4019,19 +6476,33 @@
         <w:tc>
           <w:tcPr>
             <w:tcW w:w="1872" w:type="dxa"/>
-            <w:tcMar/>
+            <w:tcBorders>
+              <w:top w:val="single" w:sz="4" w:space="0" w:color="auto"/>
+              <w:left w:val="single" w:sz="4" w:space="0" w:color="auto"/>
+              <w:bottom w:val="single" w:sz="4" w:space="0" w:color="auto"/>
+              <w:right w:val="single" w:sz="4" w:space="0" w:color="auto"/>
+            </w:tcBorders>
+            <w:tcMar>
+              <w:top w:w="0" w:type="dxa"/>
+              <w:left w:w="108" w:type="dxa"/>
+              <w:bottom w:w="0" w:type="dxa"/>
+              <w:right w:w="108" w:type="dxa"/>
+            </w:tcMar>
           </w:tcPr>
           <w:p>
             <w:pPr>
               <w:pStyle w:val="Normal"/>
               <w:suppressLineNumbers w:val="0"/>
-              <w:bidi w:val="0"/>
-              <w:spacing w:before="0" w:beforeAutospacing="off" w:after="0" w:afterAutospacing="off" w:line="259" w:lineRule="auto"/>
+              <w:spacing w:before="0" w:after="0" w:line="259" w:lineRule="auto"/>
               <w:ind w:left="0" w:right="0"/>
               <w:jc w:val="left"/>
             </w:pPr>
             <w:r>
-              <w:rPr/>
+              <w:rPr>
+                <w:rFonts w:ascii="Calibri" w:hAnsi="Calibri" w:eastAsia="Calibri" w:cs="Arial" w:asciiTheme="minorHAnsi" w:hAnsiTheme="minorHAnsi" w:eastAsiaTheme="minorHAnsi" w:csTheme="minorBidi"/>
+                <w:sz w:val="24"/>
+                <w:szCs w:val="24"/>
+              </w:rPr>
               <w:t>16 November – 22 November</w:t>
             </w:r>
           </w:p>
@@ -4039,11 +6510,26 @@
         <w:tc>
           <w:tcPr>
             <w:tcW w:w="2407" w:type="dxa"/>
-            <w:tcMar/>
+            <w:tcBorders>
+              <w:top w:val="single" w:sz="4" w:space="0" w:color="auto"/>
+              <w:left w:val="single" w:sz="4" w:space="0" w:color="auto"/>
+              <w:bottom w:val="single" w:sz="4" w:space="0" w:color="auto"/>
+              <w:right w:val="single" w:sz="4" w:space="0" w:color="auto"/>
+            </w:tcBorders>
+            <w:tcMar>
+              <w:top w:w="0" w:type="dxa"/>
+              <w:left w:w="108" w:type="dxa"/>
+              <w:bottom w:w="0" w:type="dxa"/>
+              <w:right w:w="108" w:type="dxa"/>
+            </w:tcMar>
           </w:tcPr>
           <w:p>
             <w:r>
-              <w:rPr/>
+              <w:rPr>
+                <w:rFonts w:ascii="Calibri" w:hAnsi="Calibri" w:eastAsia="Calibri" w:cs="Arial" w:asciiTheme="minorHAnsi" w:hAnsiTheme="minorHAnsi" w:eastAsiaTheme="minorHAnsi" w:csTheme="minorBidi"/>
+                <w:sz w:val="24"/>
+                <w:szCs w:val="24"/>
+              </w:rPr>
               <w:t>Integration: FastSLAM</w:t>
             </w:r>
           </w:p>
@@ -4051,11 +6537,26 @@
         <w:tc>
           <w:tcPr>
             <w:tcW w:w="2550" w:type="dxa"/>
-            <w:tcMar/>
+            <w:tcBorders>
+              <w:top w:val="single" w:sz="4" w:space="0" w:color="auto"/>
+              <w:left w:val="single" w:sz="4" w:space="0" w:color="auto"/>
+              <w:bottom w:val="single" w:sz="4" w:space="0" w:color="auto"/>
+              <w:right w:val="single" w:sz="4" w:space="0" w:color="auto"/>
+            </w:tcBorders>
+            <w:tcMar>
+              <w:top w:w="0" w:type="dxa"/>
+              <w:left w:w="108" w:type="dxa"/>
+              <w:bottom w:w="0" w:type="dxa"/>
+              <w:right w:w="108" w:type="dxa"/>
+            </w:tcMar>
           </w:tcPr>
           <w:p>
             <w:r>
-              <w:rPr/>
+              <w:rPr>
+                <w:rFonts w:ascii="Calibri" w:hAnsi="Calibri" w:eastAsia="Calibri" w:cs="Arial" w:asciiTheme="minorHAnsi" w:hAnsiTheme="minorHAnsi" w:eastAsiaTheme="minorHAnsi" w:csTheme="minorBidi"/>
+                <w:sz w:val="24"/>
+                <w:szCs w:val="24"/>
+              </w:rPr>
               <w:t>PR 13</w:t>
             </w:r>
           </w:p>
@@ -4063,11 +6564,26 @@
         <w:tc>
           <w:tcPr>
             <w:tcW w:w="1315" w:type="dxa"/>
-            <w:tcMar/>
+            <w:tcBorders>
+              <w:top w:val="single" w:sz="4" w:space="0" w:color="auto"/>
+              <w:left w:val="single" w:sz="4" w:space="0" w:color="auto"/>
+              <w:bottom w:val="single" w:sz="4" w:space="0" w:color="auto"/>
+              <w:right w:val="single" w:sz="4" w:space="0" w:color="auto"/>
+            </w:tcBorders>
+            <w:tcMar>
+              <w:top w:w="0" w:type="dxa"/>
+              <w:left w:w="108" w:type="dxa"/>
+              <w:bottom w:w="0" w:type="dxa"/>
+              <w:right w:w="108" w:type="dxa"/>
+            </w:tcMar>
           </w:tcPr>
           <w:p>
             <w:r>
-              <w:rPr/>
+              <w:rPr>
+                <w:rFonts w:ascii="Calibri" w:hAnsi="Calibri" w:eastAsia="Calibri" w:cs="Arial" w:asciiTheme="minorHAnsi" w:hAnsiTheme="minorHAnsi" w:eastAsiaTheme="minorHAnsi" w:csTheme="minorBidi"/>
+                <w:sz w:val="24"/>
+                <w:szCs w:val="24"/>
+              </w:rPr>
               <w:t>Victoria Park SLAM</w:t>
             </w:r>
           </w:p>
@@ -4077,15 +6593,34 @@
         <w:tc>
           <w:tcPr>
             <w:tcW w:w="1206" w:type="dxa"/>
-            <w:tcMar/>
+            <w:tcBorders>
+              <w:top w:val="single" w:sz="4" w:space="0" w:color="auto"/>
+              <w:left w:val="single" w:sz="4" w:space="0" w:color="auto"/>
+              <w:bottom w:val="single" w:sz="4" w:space="0" w:color="auto"/>
+              <w:right w:val="single" w:sz="4" w:space="0" w:color="auto"/>
+            </w:tcBorders>
+            <w:tcMar>
+              <w:top w:w="0" w:type="dxa"/>
+              <w:left w:w="108" w:type="dxa"/>
+              <w:bottom w:w="0" w:type="dxa"/>
+              <w:right w:w="108" w:type="dxa"/>
+            </w:tcMar>
           </w:tcPr>
           <w:p>
             <w:r>
-              <w:rPr/>
+              <w:rPr>
+                <w:rFonts w:ascii="Calibri" w:hAnsi="Calibri" w:eastAsia="Calibri" w:cs="Arial" w:asciiTheme="minorHAnsi" w:hAnsiTheme="minorHAnsi" w:eastAsiaTheme="minorHAnsi" w:csTheme="minorBidi"/>
+                <w:sz w:val="24"/>
+                <w:szCs w:val="24"/>
+              </w:rPr>
               <w:t>Week 1</w:t>
             </w:r>
             <w:r>
-              <w:rPr/>
+              <w:rPr>
+                <w:rFonts w:ascii="Calibri" w:hAnsi="Calibri" w:eastAsia="Calibri" w:cs="Arial" w:asciiTheme="minorHAnsi" w:hAnsiTheme="minorHAnsi" w:eastAsiaTheme="minorHAnsi" w:csTheme="minorBidi"/>
+                <w:sz w:val="24"/>
+                <w:szCs w:val="24"/>
+              </w:rPr>
               <w:t>4</w:t>
             </w:r>
           </w:p>
@@ -4093,19 +6628,33 @@
         <w:tc>
           <w:tcPr>
             <w:tcW w:w="1872" w:type="dxa"/>
-            <w:tcMar/>
+            <w:tcBorders>
+              <w:top w:val="single" w:sz="4" w:space="0" w:color="auto"/>
+              <w:left w:val="single" w:sz="4" w:space="0" w:color="auto"/>
+              <w:bottom w:val="single" w:sz="4" w:space="0" w:color="auto"/>
+              <w:right w:val="single" w:sz="4" w:space="0" w:color="auto"/>
+            </w:tcBorders>
+            <w:tcMar>
+              <w:top w:w="0" w:type="dxa"/>
+              <w:left w:w="108" w:type="dxa"/>
+              <w:bottom w:w="0" w:type="dxa"/>
+              <w:right w:w="108" w:type="dxa"/>
+            </w:tcMar>
           </w:tcPr>
           <w:p>
             <w:pPr>
               <w:pStyle w:val="Normal"/>
               <w:suppressLineNumbers w:val="0"/>
-              <w:bidi w:val="0"/>
-              <w:spacing w:before="0" w:beforeAutospacing="off" w:after="0" w:afterAutospacing="off" w:line="259" w:lineRule="auto"/>
+              <w:spacing w:before="0" w:after="0" w:line="259" w:lineRule="auto"/>
               <w:ind w:left="0" w:right="0"/>
               <w:jc w:val="left"/>
             </w:pPr>
             <w:r>
-              <w:rPr/>
+              <w:rPr>
+                <w:rFonts w:ascii="Calibri" w:hAnsi="Calibri" w:eastAsia="Calibri" w:cs="Arial" w:asciiTheme="minorHAnsi" w:hAnsiTheme="minorHAnsi" w:eastAsiaTheme="minorHAnsi" w:csTheme="minorBidi"/>
+                <w:sz w:val="24"/>
+                <w:szCs w:val="24"/>
+              </w:rPr>
               <w:t>23 November – 29 November</w:t>
             </w:r>
           </w:p>
@@ -4113,11 +6662,26 @@
         <w:tc>
           <w:tcPr>
             <w:tcW w:w="2407" w:type="dxa"/>
-            <w:tcMar/>
+            <w:tcBorders>
+              <w:top w:val="single" w:sz="4" w:space="0" w:color="auto"/>
+              <w:left w:val="single" w:sz="4" w:space="0" w:color="auto"/>
+              <w:bottom w:val="single" w:sz="4" w:space="0" w:color="auto"/>
+              <w:right w:val="single" w:sz="4" w:space="0" w:color="auto"/>
+            </w:tcBorders>
+            <w:tcMar>
+              <w:top w:w="0" w:type="dxa"/>
+              <w:left w:w="108" w:type="dxa"/>
+              <w:bottom w:w="0" w:type="dxa"/>
+              <w:right w:w="108" w:type="dxa"/>
+            </w:tcMar>
           </w:tcPr>
           <w:p>
             <w:r>
-              <w:rPr/>
+              <w:rPr>
+                <w:rFonts w:ascii="Calibri" w:hAnsi="Calibri" w:eastAsia="Calibri" w:cs="Arial" w:asciiTheme="minorHAnsi" w:hAnsiTheme="minorHAnsi" w:eastAsiaTheme="minorHAnsi" w:csTheme="minorBidi"/>
+                <w:sz w:val="24"/>
+                <w:szCs w:val="24"/>
+              </w:rPr>
               <w:t>Work week &amp; supplemental topics</w:t>
             </w:r>
           </w:p>
@@ -4126,14 +6690,36 @@
         <w:tc>
           <w:tcPr>
             <w:tcW w:w="2550" w:type="dxa"/>
-            <w:tcMar/>
+            <w:tcBorders>
+              <w:top w:val="single" w:sz="4" w:space="0" w:color="auto"/>
+              <w:left w:val="single" w:sz="4" w:space="0" w:color="auto"/>
+              <w:bottom w:val="single" w:sz="4" w:space="0" w:color="auto"/>
+              <w:right w:val="single" w:sz="4" w:space="0" w:color="auto"/>
+            </w:tcBorders>
+            <w:tcMar>
+              <w:top w:w="0" w:type="dxa"/>
+              <w:left w:w="108" w:type="dxa"/>
+              <w:bottom w:w="0" w:type="dxa"/>
+              <w:right w:w="108" w:type="dxa"/>
+            </w:tcMar>
           </w:tcPr>
           <w:p/>
         </w:tc>
         <w:tc>
           <w:tcPr>
             <w:tcW w:w="1315" w:type="dxa"/>
-            <w:tcMar/>
+            <w:tcBorders>
+              <w:top w:val="single" w:sz="4" w:space="0" w:color="auto"/>
+              <w:left w:val="single" w:sz="4" w:space="0" w:color="auto"/>
+              <w:bottom w:val="single" w:sz="4" w:space="0" w:color="auto"/>
+              <w:right w:val="single" w:sz="4" w:space="0" w:color="auto"/>
+            </w:tcBorders>
+            <w:tcMar>
+              <w:top w:w="0" w:type="dxa"/>
+              <w:left w:w="108" w:type="dxa"/>
+              <w:bottom w:w="0" w:type="dxa"/>
+              <w:right w:w="108" w:type="dxa"/>
+            </w:tcMar>
           </w:tcPr>
           <w:p/>
         </w:tc>
@@ -4145,14 +6731,29 @@
         <w:tc>
           <w:tcPr>
             <w:tcW w:w="1206" w:type="dxa"/>
-            <w:tcMar/>
+            <w:tcBorders>
+              <w:top w:val="single" w:sz="4" w:space="0" w:color="auto"/>
+              <w:left w:val="single" w:sz="4" w:space="0" w:color="auto"/>
+              <w:bottom w:val="single" w:sz="4" w:space="0" w:color="auto"/>
+              <w:right w:val="single" w:sz="4" w:space="0" w:color="auto"/>
+            </w:tcBorders>
+            <w:tcMar>
+              <w:top w:w="0" w:type="dxa"/>
+              <w:left w:w="108" w:type="dxa"/>
+              <w:bottom w:w="0" w:type="dxa"/>
+              <w:right w:w="108" w:type="dxa"/>
+            </w:tcMar>
           </w:tcPr>
           <w:p>
             <w:pPr>
               <w:pStyle w:val="Normal"/>
             </w:pPr>
             <w:r>
-              <w:rPr/>
+              <w:rPr>
+                <w:rFonts w:ascii="Calibri" w:hAnsi="Calibri" w:eastAsia="Calibri" w:cs="Arial" w:asciiTheme="minorHAnsi" w:hAnsiTheme="minorHAnsi" w:eastAsiaTheme="minorHAnsi" w:csTheme="minorBidi"/>
+                <w:sz w:val="24"/>
+                <w:szCs w:val="24"/>
+              </w:rPr>
               <w:t>Week 15</w:t>
             </w:r>
           </w:p>
@@ -4160,14 +6761,29 @@
         <w:tc>
           <w:tcPr>
             <w:tcW w:w="1872" w:type="dxa"/>
-            <w:tcMar/>
+            <w:tcBorders>
+              <w:top w:val="single" w:sz="4" w:space="0" w:color="auto"/>
+              <w:left w:val="single" w:sz="4" w:space="0" w:color="auto"/>
+              <w:bottom w:val="single" w:sz="4" w:space="0" w:color="auto"/>
+              <w:right w:val="single" w:sz="4" w:space="0" w:color="auto"/>
+            </w:tcBorders>
+            <w:tcMar>
+              <w:top w:w="0" w:type="dxa"/>
+              <w:left w:w="108" w:type="dxa"/>
+              <w:bottom w:w="0" w:type="dxa"/>
+              <w:right w:w="108" w:type="dxa"/>
+            </w:tcMar>
           </w:tcPr>
           <w:p>
             <w:pPr>
               <w:pStyle w:val="Normal"/>
             </w:pPr>
             <w:r>
-              <w:rPr/>
+              <w:rPr>
+                <w:rFonts w:ascii="Calibri" w:hAnsi="Calibri" w:eastAsia="Calibri" w:cs="Arial" w:asciiTheme="minorHAnsi" w:hAnsiTheme="minorHAnsi" w:eastAsiaTheme="minorHAnsi" w:csTheme="minorBidi"/>
+                <w:sz w:val="24"/>
+                <w:szCs w:val="24"/>
+              </w:rPr>
               <w:t>30 November – 6 December</w:t>
             </w:r>
           </w:p>
@@ -4175,11 +6791,26 @@
         <w:tc>
           <w:tcPr>
             <w:tcW w:w="2407" w:type="dxa"/>
-            <w:tcMar/>
+            <w:tcBorders>
+              <w:top w:val="single" w:sz="4" w:space="0" w:color="auto"/>
+              <w:left w:val="single" w:sz="4" w:space="0" w:color="auto"/>
+              <w:bottom w:val="single" w:sz="4" w:space="0" w:color="auto"/>
+              <w:right w:val="single" w:sz="4" w:space="0" w:color="auto"/>
+            </w:tcBorders>
+            <w:tcMar>
+              <w:top w:w="0" w:type="dxa"/>
+              <w:left w:w="108" w:type="dxa"/>
+              <w:bottom w:w="0" w:type="dxa"/>
+              <w:right w:w="108" w:type="dxa"/>
+            </w:tcMar>
           </w:tcPr>
           <w:p>
             <w:r>
-              <w:rPr/>
+              <w:rPr>
+                <w:rFonts w:ascii="Calibri" w:hAnsi="Calibri" w:eastAsia="Calibri" w:cs="Arial" w:asciiTheme="minorHAnsi" w:hAnsiTheme="minorHAnsi" w:eastAsiaTheme="minorHAnsi" w:csTheme="minorBidi"/>
+                <w:sz w:val="24"/>
+                <w:szCs w:val="24"/>
+              </w:rPr>
               <w:t>Work week &amp; supplemental topics</w:t>
             </w:r>
           </w:p>
@@ -4188,14 +6819,36 @@
         <w:tc>
           <w:tcPr>
             <w:tcW w:w="2550" w:type="dxa"/>
-            <w:tcMar/>
+            <w:tcBorders>
+              <w:top w:val="single" w:sz="4" w:space="0" w:color="auto"/>
+              <w:left w:val="single" w:sz="4" w:space="0" w:color="auto"/>
+              <w:bottom w:val="single" w:sz="4" w:space="0" w:color="auto"/>
+              <w:right w:val="single" w:sz="4" w:space="0" w:color="auto"/>
+            </w:tcBorders>
+            <w:tcMar>
+              <w:top w:w="0" w:type="dxa"/>
+              <w:left w:w="108" w:type="dxa"/>
+              <w:bottom w:w="0" w:type="dxa"/>
+              <w:right w:w="108" w:type="dxa"/>
+            </w:tcMar>
           </w:tcPr>
           <w:p/>
         </w:tc>
         <w:tc>
           <w:tcPr>
             <w:tcW w:w="1315" w:type="dxa"/>
-            <w:tcMar/>
+            <w:tcBorders>
+              <w:top w:val="single" w:sz="4" w:space="0" w:color="auto"/>
+              <w:left w:val="single" w:sz="4" w:space="0" w:color="auto"/>
+              <w:bottom w:val="single" w:sz="4" w:space="0" w:color="auto"/>
+              <w:right w:val="single" w:sz="4" w:space="0" w:color="auto"/>
+            </w:tcBorders>
+            <w:tcMar>
+              <w:top w:w="0" w:type="dxa"/>
+              <w:left w:w="108" w:type="dxa"/>
+              <w:bottom w:w="0" w:type="dxa"/>
+              <w:right w:w="108" w:type="dxa"/>
+            </w:tcMar>
           </w:tcPr>
           <w:p/>
         </w:tc>
@@ -4207,14 +6860,29 @@
         <w:tc>
           <w:tcPr>
             <w:tcW w:w="1206" w:type="dxa"/>
-            <w:tcMar/>
+            <w:tcBorders>
+              <w:top w:val="single" w:sz="4" w:space="0" w:color="auto"/>
+              <w:left w:val="single" w:sz="4" w:space="0" w:color="auto"/>
+              <w:bottom w:val="single" w:sz="4" w:space="0" w:color="auto"/>
+              <w:right w:val="single" w:sz="4" w:space="0" w:color="auto"/>
+            </w:tcBorders>
+            <w:tcMar>
+              <w:top w:w="0" w:type="dxa"/>
+              <w:left w:w="108" w:type="dxa"/>
+              <w:bottom w:w="0" w:type="dxa"/>
+              <w:right w:w="108" w:type="dxa"/>
+            </w:tcMar>
           </w:tcPr>
           <w:p>
             <w:pPr>
               <w:pStyle w:val="Normal"/>
             </w:pPr>
             <w:r>
-              <w:rPr/>
+              <w:rPr>
+                <w:rFonts w:ascii="Calibri" w:hAnsi="Calibri" w:eastAsia="Calibri" w:cs="Arial" w:asciiTheme="minorHAnsi" w:hAnsiTheme="minorHAnsi" w:eastAsiaTheme="minorHAnsi" w:csTheme="minorBidi"/>
+                <w:sz w:val="24"/>
+                <w:szCs w:val="24"/>
+              </w:rPr>
               <w:t>Week 16</w:t>
             </w:r>
           </w:p>
@@ -4222,14 +6890,29 @@
         <w:tc>
           <w:tcPr>
             <w:tcW w:w="1872" w:type="dxa"/>
-            <w:tcMar/>
+            <w:tcBorders>
+              <w:top w:val="single" w:sz="4" w:space="0" w:color="auto"/>
+              <w:left w:val="single" w:sz="4" w:space="0" w:color="auto"/>
+              <w:bottom w:val="single" w:sz="4" w:space="0" w:color="auto"/>
+              <w:right w:val="single" w:sz="4" w:space="0" w:color="auto"/>
+            </w:tcBorders>
+            <w:tcMar>
+              <w:top w:w="0" w:type="dxa"/>
+              <w:left w:w="108" w:type="dxa"/>
+              <w:bottom w:w="0" w:type="dxa"/>
+              <w:right w:w="108" w:type="dxa"/>
+            </w:tcMar>
           </w:tcPr>
           <w:p>
             <w:pPr>
               <w:pStyle w:val="Normal"/>
             </w:pPr>
             <w:r>
-              <w:rPr/>
+              <w:rPr>
+                <w:rFonts w:ascii="Calibri" w:hAnsi="Calibri" w:eastAsia="Calibri" w:cs="Arial" w:asciiTheme="minorHAnsi" w:hAnsiTheme="minorHAnsi" w:eastAsiaTheme="minorHAnsi" w:csTheme="minorBidi"/>
+                <w:sz w:val="24"/>
+                <w:szCs w:val="24"/>
+              </w:rPr>
               <w:t>7 December – 13 December</w:t>
             </w:r>
           </w:p>
@@ -4237,23 +6920,46 @@
         <w:tc>
           <w:tcPr>
             <w:tcW w:w="2407" w:type="dxa"/>
-            <w:tcMar/>
+            <w:tcBorders>
+              <w:top w:val="single" w:sz="4" w:space="0" w:color="auto"/>
+              <w:left w:val="single" w:sz="4" w:space="0" w:color="auto"/>
+              <w:bottom w:val="single" w:sz="4" w:space="0" w:color="auto"/>
+              <w:right w:val="single" w:sz="4" w:space="0" w:color="auto"/>
+            </w:tcBorders>
+            <w:tcMar>
+              <w:top w:w="0" w:type="dxa"/>
+              <w:left w:w="108" w:type="dxa"/>
+              <w:bottom w:w="0" w:type="dxa"/>
+              <w:right w:w="108" w:type="dxa"/>
+            </w:tcMar>
           </w:tcPr>
           <w:p>
-            <w:pPr/>
-            <w:r>
-              <w:rPr/>
+            <w:r>
+              <w:rPr>
+                <w:rFonts w:ascii="Calibri" w:hAnsi="Calibri" w:eastAsia="Calibri" w:cs="Arial" w:asciiTheme="minorHAnsi" w:hAnsiTheme="minorHAnsi" w:eastAsiaTheme="minorHAnsi" w:csTheme="minorBidi"/>
+                <w:sz w:val="24"/>
+                <w:szCs w:val="24"/>
+              </w:rPr>
               <w:t>Work week &amp; supplemental topics</w:t>
             </w:r>
           </w:p>
-          <w:p>
-            <w:pPr/>
-          </w:p>
+          <w:p/>
         </w:tc>
         <w:tc>
           <w:tcPr>
             <w:tcW w:w="2550" w:type="dxa"/>
-            <w:tcMar/>
+            <w:tcBorders>
+              <w:top w:val="single" w:sz="4" w:space="0" w:color="auto"/>
+              <w:left w:val="single" w:sz="4" w:space="0" w:color="auto"/>
+              <w:bottom w:val="single" w:sz="4" w:space="0" w:color="auto"/>
+              <w:right w:val="single" w:sz="4" w:space="0" w:color="auto"/>
+            </w:tcBorders>
+            <w:tcMar>
+              <w:top w:w="0" w:type="dxa"/>
+              <w:left w:w="108" w:type="dxa"/>
+              <w:bottom w:w="0" w:type="dxa"/>
+              <w:right w:w="108" w:type="dxa"/>
+            </w:tcMar>
           </w:tcPr>
           <w:p>
             <w:pPr>
@@ -4264,14 +6970,29 @@
         <w:tc>
           <w:tcPr>
             <w:tcW w:w="1315" w:type="dxa"/>
-            <w:tcMar/>
+            <w:tcBorders>
+              <w:top w:val="single" w:sz="4" w:space="0" w:color="auto"/>
+              <w:left w:val="single" w:sz="4" w:space="0" w:color="auto"/>
+              <w:bottom w:val="single" w:sz="4" w:space="0" w:color="auto"/>
+              <w:right w:val="single" w:sz="4" w:space="0" w:color="auto"/>
+            </w:tcBorders>
+            <w:tcMar>
+              <w:top w:w="0" w:type="dxa"/>
+              <w:left w:w="108" w:type="dxa"/>
+              <w:bottom w:w="0" w:type="dxa"/>
+              <w:right w:w="108" w:type="dxa"/>
+            </w:tcMar>
           </w:tcPr>
           <w:p>
             <w:pPr>
               <w:pStyle w:val="Normal"/>
             </w:pPr>
             <w:r>
-              <w:rPr/>
+              <w:rPr>
+                <w:rFonts w:ascii="Calibri" w:hAnsi="Calibri" w:eastAsia="Calibri" w:cs="Arial" w:asciiTheme="minorHAnsi" w:hAnsiTheme="minorHAnsi" w:eastAsiaTheme="minorHAnsi" w:csTheme="minorBidi"/>
+                <w:sz w:val="24"/>
+                <w:szCs w:val="24"/>
+              </w:rPr>
               <w:t>All project submissions due by Dec 13</w:t>
             </w:r>
           </w:p>
@@ -4281,9 +7002,8 @@
     <w:p/>
     <w:sectPr>
       <w:headerReference w:type="default" r:id="rId26"/>
-      <w:pgSz w:w="12240" w:h="15840" w:orient="portrait"/>
+      <w:pgSz w:w="12240" w:h="15840"/>
       <w:pgMar w:top="1440" w:right="1440" w:bottom="1440" w:left="1440" w:header="720" w:footer="720" w:gutter="0"/>
-      <w:cols w:space="720"/>
       <w:docGrid w:linePitch="360"/>
     </w:sectPr>
   </w:body>
@@ -4335,38 +7055,29 @@
 </file>
 
 <file path=word/header1.xml><?xml version="1.0" encoding="utf-8"?>
-<w:hdr xmlns:wpc="http://schemas.microsoft.com/office/word/2010/wordprocessingCanvas" xmlns:cx="http://schemas.microsoft.com/office/drawing/2014/chartex" xmlns:cx1="http://schemas.microsoft.com/office/drawing/2015/9/8/chartex" xmlns:cx2="http://schemas.microsoft.com/office/drawing/2015/10/21/chartex" xmlns:cx3="http://schemas.microsoft.com/office/drawing/2016/5/9/chartex" xmlns:cx4="http://schemas.microsoft.com/office/drawing/2016/5/10/chartex" xmlns:cx5="http://schemas.microsoft.com/office/drawing/2016/5/11/chartex" xmlns:cx6="http://schemas.microsoft.com/office/drawing/2016/5/12/chartex" xmlns:cx7="http://schemas.microsoft.com/office/drawing/2016/5/13/chartex" xmlns:cx8="http://schemas.microsoft.com/office/drawing/2016/5/14/chartex" xmlns:mc="http://schemas.openxmlformats.org/markup-compatibility/2006" xmlns:aink="http://schemas.microsoft.com/office/drawing/2016/ink" xmlns:am3d="http://schemas.microsoft.com/office/drawing/2017/model3d" xmlns:o="urn:schemas-microsoft-com:office:office" xmlns:oel="http://schemas.microsoft.com/office/2019/extlst" xmlns:r="http://schemas.openxmlformats.org/officeDocument/2006/relationships" xmlns:m="http://schemas.openxmlformats.org/officeDocument/2006/math" xmlns:v="urn:schemas-microsoft-com:vml" xmlns:wp14="http://schemas.microsoft.com/office/word/2010/wordprocessingDrawing" xmlns:wp="http://schemas.openxmlformats.org/drawingml/2006/wordprocessingDrawing" xmlns:w10="urn:schemas-microsoft-com:office:word" xmlns:w="http://schemas.openxmlformats.org/wordprocessingml/2006/main" xmlns:w14="http://schemas.microsoft.com/office/word/2010/wordml" xmlns:w15="http://schemas.microsoft.com/office/word/2012/wordml" xmlns:w16cex="http://schemas.microsoft.com/office/word/2018/wordml/cex" xmlns:w16cid="http://schemas.microsoft.com/office/word/2016/wordml/cid" xmlns:w16="http://schemas.microsoft.com/office/word/2018/wordml" xmlns:w16du="http://schemas.microsoft.com/office/word/2023/wordml/word16du" xmlns:w16sdtdh="http://schemas.microsoft.com/office/word/2020/wordml/sdtdatahash" xmlns:w16sdtfl="http://schemas.microsoft.com/office/word/2024/wordml/sdtformatlock" xmlns:w16se="http://schemas.microsoft.com/office/word/2015/wordml/symex" xmlns:wpg="http://schemas.microsoft.com/office/word/2010/wordprocessingGroup" xmlns:wpi="http://schemas.microsoft.com/office/word/2010/wordprocessingInk" xmlns:wne="http://schemas.microsoft.com/office/word/2006/wordml" xmlns:wps="http://schemas.microsoft.com/office/word/2010/wordprocessingShape" xmlns:a="http://schemas.openxmlformats.org/drawingml/2006/main" xmlns:pic="http://schemas.openxmlformats.org/drawingml/2006/picture" xmlns:a14="http://schemas.microsoft.com/office/drawing/2010/main" mc:Ignorable="w14 w15 w16se w16cid w16 w16cex w16sdtdh w16sdtfl w16du wp14">
+<w:hdr xmlns:wpc="http://schemas.microsoft.com/office/word/2010/wordprocessingCanvas" xmlns:mc="http://schemas.openxmlformats.org/markup-compatibility/2006" xmlns:o="urn:schemas-microsoft-com:office:office" xmlns:r="http://schemas.openxmlformats.org/officeDocument/2006/relationships" xmlns:m="http://schemas.openxmlformats.org/officeDocument/2006/math" xmlns:v="urn:schemas-microsoft-com:vml" xmlns:wp14="http://schemas.microsoft.com/office/word/2010/wordprocessingDrawing" xmlns:wp="http://schemas.openxmlformats.org/drawingml/2006/wordprocessingDrawing" xmlns:w10="urn:schemas-microsoft-com:office:word" xmlns:w="http://schemas.openxmlformats.org/wordprocessingml/2006/main" xmlns:w14="http://schemas.microsoft.com/office/word/2010/wordml" xmlns:w15="http://schemas.microsoft.com/office/word/2012/wordml" xmlns:w16se="http://schemas.microsoft.com/office/word/2015/wordml/symex" xmlns:w16cid="http://schemas.microsoft.com/office/word/2016/wordml/cid" xmlns:w16="http://schemas.microsoft.com/office/word/2018/wordml" xmlns:w16cex="http://schemas.microsoft.com/office/word/2018/wordml/cex" xmlns:w16sdtdh="http://schemas.microsoft.com/office/word/2020/wordml/sdtdatahash" xmlns:wne="http://schemas.microsoft.com/office/word/2006/wordml" xmlns:wpg="http://schemas.microsoft.com/office/word/2010/wordprocessingGroup" xmlns:wps="http://schemas.microsoft.com/office/word/2010/wordprocessingShape">
   <w:p>
     <w:pPr>
       <w:pStyle w:val="Header"/>
     </w:pPr>
     <w:r>
-      <w:rPr>
-        <w:noProof/>
-      </w:rPr>
       <w:drawing>
-        <wp:inline distT="0" distB="0" distL="0" distR="0" wp14:anchorId="347485AC" wp14:editId="1EED4487">
+        <wp:inline distT="0" distB="0" distL="0" distR="0">
           <wp:extent cx="5843903" cy="620395"/>
           <wp:effectExtent l="0" t="0" r="4445" b="0"/>
-          <wp:docPr id="1066980591" name="Picture 1"/>
+          <wp:docPr id="1066980591" name="image1.png"/>
           <wp:cNvGraphicFramePr>
-            <a:graphicFrameLocks xmlns:a="http://schemas.openxmlformats.org/drawingml/2006/main"/>
+            <a:graphicFrameLocks xmlns:a="http://schemas.openxmlformats.org/drawingml/2006/main" noChangeAspect="1"/>
           </wp:cNvGraphicFramePr>
           <a:graphic xmlns:a="http://schemas.openxmlformats.org/drawingml/2006/main">
             <a:graphicData uri="http://schemas.openxmlformats.org/drawingml/2006/picture">
               <pic:pic xmlns:pic="http://schemas.openxmlformats.org/drawingml/2006/picture">
                 <pic:nvPicPr>
-                  <pic:cNvPr id="0" name="Picture 1"/>
+                  <pic:cNvPr id="1066980591" name="image1.png"/>
                   <pic:cNvPicPr/>
                 </pic:nvPicPr>
                 <pic:blipFill>
-                  <a:blip r:embed="rId1">
-                    <a:extLst>
-                      <a:ext uri="{28A0092B-C50C-407E-A947-70E740481C1C}">
-                        <a14:useLocalDpi xmlns:a14="http://schemas.microsoft.com/office/drawing/2010/main" val="0"/>
-                      </a:ext>
-                    </a:extLst>
-                  </a:blip>
+                  <a:blip r:embed="rId2"/>
                   <a:stretch>
                     <a:fillRect/>
                   </a:stretch>
